--- a/skripsi/Bab III.docx
+++ b/skripsi/Bab III.docx
@@ -651,14 +651,13 @@
               <w:right w:val="single" w:sz="8" w:space="0" w:color="1E1E1E"/>
             </w:tcBorders>
             <w:shd w:val="clear" w:color="auto" w:fill="FFFFFF" w:themeFill="background1"/>
-            <w:vAlign w:val="center"/>
           </w:tcPr>
           <w:p>
             <w:pPr>
               <w:spacing w:after="0" w:line="480" w:lineRule="auto"/>
               <w:ind w:left="0" w:firstLine="0"/>
               <w:contextualSpacing/>
-              <w:jc w:val="center"/>
+              <w:jc w:val="left"/>
               <w:rPr>
                 <w:bCs/>
                 <w:color w:val="1E1E1E"/>
@@ -687,7 +686,7 @@
           </w:tcPr>
           <w:p>
             <w:pPr>
-              <w:spacing w:after="0" w:line="360" w:lineRule="auto"/>
+              <w:spacing w:after="0" w:line="240" w:lineRule="auto"/>
               <w:ind w:left="0" w:firstLine="0"/>
               <w:contextualSpacing/>
               <w:jc w:val="left"/>
@@ -707,7 +706,7 @@
           </w:p>
           <w:p>
             <w:pPr>
-              <w:spacing w:after="0" w:line="480" w:lineRule="auto"/>
+              <w:spacing w:after="0" w:line="240" w:lineRule="auto"/>
               <w:ind w:left="0" w:firstLine="22"/>
               <w:contextualSpacing/>
               <w:jc w:val="left"/>
@@ -746,7 +745,7 @@
           </w:tcPr>
           <w:p>
             <w:pPr>
-              <w:spacing w:after="0" w:line="360" w:lineRule="auto"/>
+              <w:spacing w:after="0" w:line="240" w:lineRule="auto"/>
               <w:ind w:left="0" w:firstLine="0"/>
               <w:contextualSpacing/>
               <w:jc w:val="left"/>
@@ -765,7 +764,7 @@
           </w:p>
           <w:p>
             <w:pPr>
-              <w:spacing w:after="0" w:line="360" w:lineRule="auto"/>
+              <w:spacing w:after="0" w:line="240" w:lineRule="auto"/>
               <w:ind w:left="0" w:firstLine="0"/>
               <w:contextualSpacing/>
               <w:jc w:val="left"/>
@@ -784,7 +783,7 @@
           </w:p>
           <w:p>
             <w:pPr>
-              <w:spacing w:after="0" w:line="480" w:lineRule="auto"/>
+              <w:spacing w:after="0" w:line="240" w:lineRule="auto"/>
               <w:ind w:left="0" w:firstLine="219"/>
               <w:contextualSpacing/>
               <w:jc w:val="left"/>
@@ -823,7 +822,7 @@
           </w:tcPr>
           <w:p>
             <w:pPr>
-              <w:spacing w:after="0" w:line="360" w:lineRule="auto"/>
+              <w:spacing w:after="0" w:line="240" w:lineRule="auto"/>
               <w:ind w:left="0" w:firstLine="0"/>
               <w:contextualSpacing/>
               <w:jc w:val="left"/>
@@ -842,7 +841,7 @@
           </w:p>
           <w:p>
             <w:pPr>
-              <w:spacing w:after="0" w:line="480" w:lineRule="auto"/>
+              <w:spacing w:after="0" w:line="240" w:lineRule="auto"/>
               <w:ind w:left="0" w:firstLine="0"/>
               <w:contextualSpacing/>
               <w:jc w:val="left"/>
@@ -881,13 +880,12 @@
           </w:tcPr>
           <w:p>
             <w:pPr>
-              <w:spacing w:after="0" w:line="480" w:lineRule="auto"/>
+              <w:spacing w:after="0" w:line="240" w:lineRule="auto"/>
               <w:ind w:left="0" w:firstLine="0"/>
               <w:contextualSpacing/>
-              <w:jc w:val="left"/>
-              <w:rPr>
-                <w:bCs/>
-                <w:color w:val="1E1E1E"/>
+              <w:rPr>
+                <w:sz w:val="20"/>
+                <w:szCs w:val="20"/>
               </w:rPr>
             </w:pPr>
             <w:proofErr w:type="spellStart"/>
@@ -896,7 +894,7 @@
                 <w:sz w:val="20"/>
                 <w:szCs w:val="20"/>
               </w:rPr>
-              <w:t>Membuktikan</w:t>
+              <w:t>Kelebihan</w:t>
             </w:r>
             <w:proofErr w:type="spellEnd"/>
             <w:r>
@@ -904,6 +902,33 @@
                 <w:sz w:val="20"/>
                 <w:szCs w:val="20"/>
               </w:rPr>
+              <w:t xml:space="preserve">: </w:t>
+            </w:r>
+          </w:p>
+          <w:p>
+            <w:pPr>
+              <w:spacing w:after="0" w:line="240" w:lineRule="auto"/>
+              <w:ind w:left="0" w:firstLine="0"/>
+              <w:contextualSpacing/>
+              <w:rPr>
+                <w:sz w:val="20"/>
+                <w:szCs w:val="20"/>
+              </w:rPr>
+            </w:pPr>
+            <w:proofErr w:type="spellStart"/>
+            <w:r>
+              <w:rPr>
+                <w:sz w:val="20"/>
+                <w:szCs w:val="20"/>
+              </w:rPr>
+              <w:t>Sistem</w:t>
+            </w:r>
+            <w:proofErr w:type="spellEnd"/>
+            <w:r>
+              <w:rPr>
+                <w:sz w:val="20"/>
+                <w:szCs w:val="20"/>
+              </w:rPr>
               <w:t xml:space="preserve"> </w:t>
             </w:r>
             <w:proofErr w:type="spellStart"/>
@@ -912,7 +937,7 @@
                 <w:sz w:val="20"/>
                 <w:szCs w:val="20"/>
               </w:rPr>
-              <w:t>bahwa</w:t>
+              <w:t>ini</w:t>
             </w:r>
             <w:proofErr w:type="spellEnd"/>
             <w:r>
@@ -928,7 +953,7 @@
                 <w:sz w:val="20"/>
                 <w:szCs w:val="20"/>
               </w:rPr>
-              <w:t>penggunaan</w:t>
+              <w:t>menggunakan</w:t>
             </w:r>
             <w:proofErr w:type="spellEnd"/>
             <w:r>
@@ -936,30 +961,31 @@
                 <w:sz w:val="20"/>
                 <w:szCs w:val="20"/>
               </w:rPr>
+              <w:t xml:space="preserve"> weighted linear combination yang interpretable dan </w:t>
+            </w:r>
+            <w:proofErr w:type="spellStart"/>
+            <w:r>
+              <w:rPr>
+                <w:sz w:val="20"/>
+                <w:szCs w:val="20"/>
+              </w:rPr>
+              <w:t>komputasional</w:t>
+            </w:r>
+            <w:proofErr w:type="spellEnd"/>
+            <w:r>
+              <w:rPr>
+                <w:sz w:val="20"/>
+                <w:szCs w:val="20"/>
+              </w:rPr>
               <w:t xml:space="preserve"> </w:t>
             </w:r>
-            <w:r>
-              <w:rPr>
-                <w:i/>
-                <w:sz w:val="20"/>
-                <w:szCs w:val="20"/>
-              </w:rPr>
-              <w:t>time-aware similarity measure</w:t>
-            </w:r>
-            <w:r>
-              <w:rPr>
-                <w:sz w:val="20"/>
-                <w:szCs w:val="20"/>
-              </w:rPr>
-              <w:t xml:space="preserve"> sangat </w:t>
-            </w:r>
             <w:proofErr w:type="spellStart"/>
             <w:r>
               <w:rPr>
                 <w:sz w:val="20"/>
                 <w:szCs w:val="20"/>
               </w:rPr>
-              <w:t>krusial</w:t>
+              <w:t>ringan</w:t>
             </w:r>
             <w:proofErr w:type="spellEnd"/>
             <w:r>
@@ -967,6 +993,22 @@
                 <w:sz w:val="20"/>
                 <w:szCs w:val="20"/>
               </w:rPr>
+              <w:t xml:space="preserve">; </w:t>
+            </w:r>
+            <w:proofErr w:type="spellStart"/>
+            <w:r>
+              <w:rPr>
+                <w:sz w:val="20"/>
+                <w:szCs w:val="20"/>
+              </w:rPr>
+              <w:t>dapat</w:t>
+            </w:r>
+            <w:proofErr w:type="spellEnd"/>
+            <w:r>
+              <w:rPr>
+                <w:sz w:val="20"/>
+                <w:szCs w:val="20"/>
+              </w:rPr>
               <w:t xml:space="preserve"> </w:t>
             </w:r>
             <w:proofErr w:type="spellStart"/>
@@ -975,7 +1017,7 @@
                 <w:sz w:val="20"/>
                 <w:szCs w:val="20"/>
               </w:rPr>
-              <w:t>untuk</w:t>
+              <w:t>dijalankan</w:t>
             </w:r>
             <w:proofErr w:type="spellEnd"/>
             <w:r>
@@ -991,7 +1033,7 @@
                 <w:sz w:val="20"/>
                 <w:szCs w:val="20"/>
               </w:rPr>
-              <w:t>menangani</w:t>
+              <w:t>tanpa</w:t>
             </w:r>
             <w:proofErr w:type="spellEnd"/>
             <w:r>
@@ -999,6 +1041,22 @@
                 <w:sz w:val="20"/>
                 <w:szCs w:val="20"/>
               </w:rPr>
+              <w:t xml:space="preserve"> GPU; </w:t>
+            </w:r>
+            <w:proofErr w:type="spellStart"/>
+            <w:r>
+              <w:rPr>
+                <w:sz w:val="20"/>
+                <w:szCs w:val="20"/>
+              </w:rPr>
+              <w:t>bobot</w:t>
+            </w:r>
+            <w:proofErr w:type="spellEnd"/>
+            <w:r>
+              <w:rPr>
+                <w:sz w:val="20"/>
+                <w:szCs w:val="20"/>
+              </w:rPr>
               <w:t xml:space="preserve"> </w:t>
             </w:r>
             <w:proofErr w:type="spellStart"/>
@@ -1007,7 +1065,7 @@
                 <w:sz w:val="20"/>
                 <w:szCs w:val="20"/>
               </w:rPr>
-              <w:t>perubahan</w:t>
+              <w:t>dapat</w:t>
             </w:r>
             <w:proofErr w:type="spellEnd"/>
             <w:r>
@@ -1015,6 +1073,38 @@
                 <w:sz w:val="20"/>
                 <w:szCs w:val="20"/>
               </w:rPr>
+              <w:t xml:space="preserve"> di-tune via env var </w:t>
+            </w:r>
+            <w:proofErr w:type="spellStart"/>
+            <w:r>
+              <w:rPr>
+                <w:sz w:val="20"/>
+                <w:szCs w:val="20"/>
+              </w:rPr>
+              <w:t>tanpa</w:t>
+            </w:r>
+            <w:proofErr w:type="spellEnd"/>
+            <w:r>
+              <w:rPr>
+                <w:sz w:val="20"/>
+                <w:szCs w:val="20"/>
+              </w:rPr>
+              <w:t xml:space="preserve"> retraining; multi-pilar (cosine + freshness + quality) </w:t>
+            </w:r>
+            <w:proofErr w:type="spellStart"/>
+            <w:r>
+              <w:rPr>
+                <w:sz w:val="20"/>
+                <w:szCs w:val="20"/>
+              </w:rPr>
+              <w:t>bukan</w:t>
+            </w:r>
+            <w:proofErr w:type="spellEnd"/>
+            <w:r>
+              <w:rPr>
+                <w:sz w:val="20"/>
+                <w:szCs w:val="20"/>
+              </w:rPr>
               <w:t xml:space="preserve"> </w:t>
             </w:r>
             <w:proofErr w:type="spellStart"/>
@@ -1023,7 +1113,7 @@
                 <w:sz w:val="20"/>
                 <w:szCs w:val="20"/>
               </w:rPr>
-              <w:t>ketertarikan</w:t>
+              <w:t>hanya</w:t>
             </w:r>
             <w:proofErr w:type="spellEnd"/>
             <w:r>
@@ -1039,7 +1129,7 @@
                 <w:sz w:val="20"/>
                 <w:szCs w:val="20"/>
               </w:rPr>
-              <w:t>pengguna</w:t>
+              <w:t>satu</w:t>
             </w:r>
             <w:proofErr w:type="spellEnd"/>
             <w:r>
@@ -1055,7 +1145,7 @@
                 <w:sz w:val="20"/>
                 <w:szCs w:val="20"/>
               </w:rPr>
-              <w:t>dari</w:t>
+              <w:t>sisi</w:t>
             </w:r>
             <w:proofErr w:type="spellEnd"/>
             <w:r>
@@ -1063,6 +1153,76 @@
                 <w:sz w:val="20"/>
                 <w:szCs w:val="20"/>
               </w:rPr>
+              <w:t>.</w:t>
+            </w:r>
+          </w:p>
+          <w:p>
+            <w:pPr>
+              <w:spacing w:after="0" w:line="240" w:lineRule="auto"/>
+              <w:ind w:left="0" w:firstLine="0"/>
+              <w:contextualSpacing/>
+              <w:rPr>
+                <w:sz w:val="20"/>
+                <w:szCs w:val="20"/>
+              </w:rPr>
+            </w:pPr>
+            <w:proofErr w:type="spellStart"/>
+            <w:r>
+              <w:rPr>
+                <w:sz w:val="20"/>
+                <w:szCs w:val="20"/>
+              </w:rPr>
+              <w:t>Kekurangan</w:t>
+            </w:r>
+            <w:proofErr w:type="spellEnd"/>
+            <w:r>
+              <w:rPr>
+                <w:sz w:val="20"/>
+                <w:szCs w:val="20"/>
+              </w:rPr>
+              <w:t>:</w:t>
+            </w:r>
+          </w:p>
+          <w:p>
+            <w:pPr>
+              <w:spacing w:after="0" w:line="240" w:lineRule="auto"/>
+              <w:ind w:left="0" w:firstLine="0"/>
+              <w:contextualSpacing/>
+              <w:rPr>
+                <w:sz w:val="20"/>
+                <w:szCs w:val="20"/>
+              </w:rPr>
+            </w:pPr>
+            <w:proofErr w:type="spellStart"/>
+            <w:r>
+              <w:rPr>
+                <w:sz w:val="20"/>
+                <w:szCs w:val="20"/>
+              </w:rPr>
+              <w:t>Komputasi</w:t>
+            </w:r>
+            <w:proofErr w:type="spellEnd"/>
+            <w:r>
+              <w:rPr>
+                <w:sz w:val="20"/>
+                <w:szCs w:val="20"/>
+              </w:rPr>
+              <w:t xml:space="preserve"> mahal </w:t>
+            </w:r>
+            <w:proofErr w:type="spellStart"/>
+            <w:r>
+              <w:rPr>
+                <w:sz w:val="20"/>
+                <w:szCs w:val="20"/>
+              </w:rPr>
+              <w:t>karena</w:t>
+            </w:r>
+            <w:proofErr w:type="spellEnd"/>
+            <w:r>
+              <w:rPr>
+                <w:sz w:val="20"/>
+                <w:szCs w:val="20"/>
+              </w:rPr>
               <w:t xml:space="preserve"> </w:t>
             </w:r>
             <w:proofErr w:type="spellStart"/>
@@ -1071,7 +1231,7 @@
                 <w:sz w:val="20"/>
                 <w:szCs w:val="20"/>
               </w:rPr>
-              <w:t>waktu</w:t>
+              <w:t>bergantung</w:t>
             </w:r>
             <w:proofErr w:type="spellEnd"/>
             <w:r>
@@ -1079,7 +1239,7 @@
                 <w:sz w:val="20"/>
                 <w:szCs w:val="20"/>
               </w:rPr>
-              <w:t xml:space="preserve"> </w:t>
+              <w:t xml:space="preserve"> pada deep learning; </w:t>
             </w:r>
             <w:proofErr w:type="spellStart"/>
             <w:r>
@@ -1087,7 +1247,7 @@
                 <w:sz w:val="20"/>
                 <w:szCs w:val="20"/>
               </w:rPr>
-              <w:t>ke</w:t>
+              <w:t>bersifat</w:t>
             </w:r>
             <w:proofErr w:type="spellEnd"/>
             <w:r>
@@ -1095,30 +1255,128 @@
                 <w:sz w:val="20"/>
                 <w:szCs w:val="20"/>
               </w:rPr>
-              <w:t xml:space="preserve"> </w:t>
-            </w:r>
-            <w:proofErr w:type="spellStart"/>
-            <w:r>
-              <w:rPr>
-                <w:sz w:val="20"/>
-                <w:szCs w:val="20"/>
-              </w:rPr>
-              <w:t>waktu</w:t>
-            </w:r>
-            <w:proofErr w:type="spellEnd"/>
-            <w:r>
-              <w:rPr>
-                <w:sz w:val="20"/>
-                <w:szCs w:val="20"/>
-              </w:rPr>
-              <w:t xml:space="preserve">. </w:t>
+              <w:t xml:space="preserve"> black-box </w:t>
             </w:r>
           </w:p>
         </w:tc>
       </w:tr>
+    </w:tbl>
+    <w:p>
+      <w:pPr>
+        <w:spacing w:after="0" w:line="480" w:lineRule="auto"/>
+        <w:ind w:left="0" w:firstLine="0"/>
+        <w:contextualSpacing/>
+        <w:jc w:val="left"/>
+        <w:sectPr>
+          <w:pgSz w:w="11918" w:h="16838"/>
+          <w:pgMar w:top="1701" w:right="1701" w:bottom="1701" w:left="2268" w:header="567" w:footer="567" w:gutter="0"/>
+          <w:cols w:space="720"/>
+        </w:sectPr>
+      </w:pPr>
+    </w:p>
+    <w:p>
+      <w:pPr>
+        <w:spacing w:after="0" w:line="480" w:lineRule="auto"/>
+        <w:ind w:left="0" w:firstLine="0"/>
+        <w:contextualSpacing/>
+        <w:jc w:val="center"/>
+        <w:rPr>
+          <w:sz w:val="18"/>
+          <w:szCs w:val="20"/>
+        </w:rPr>
+      </w:pPr>
+      <w:r>
+        <w:rPr>
+          <w:b/>
+          <w:i/>
+          <w:sz w:val="20"/>
+          <w:szCs w:val="21"/>
+        </w:rPr>
+        <w:lastRenderedPageBreak/>
+        <w:t xml:space="preserve">Tabel 3.1. Hasil </w:t>
+      </w:r>
+      <w:proofErr w:type="spellStart"/>
+      <w:r>
+        <w:rPr>
+          <w:b/>
+          <w:i/>
+          <w:sz w:val="20"/>
+          <w:szCs w:val="21"/>
+        </w:rPr>
+        <w:t>Penelitian</w:t>
+      </w:r>
+      <w:proofErr w:type="spellEnd"/>
+      <w:r>
+        <w:rPr>
+          <w:b/>
+          <w:i/>
+          <w:sz w:val="20"/>
+          <w:szCs w:val="21"/>
+        </w:rPr>
+        <w:t xml:space="preserve"> </w:t>
+      </w:r>
+      <w:proofErr w:type="spellStart"/>
+      <w:r>
+        <w:rPr>
+          <w:b/>
+          <w:i/>
+          <w:sz w:val="20"/>
+          <w:szCs w:val="21"/>
+        </w:rPr>
+        <w:t>Terdahulu</w:t>
+      </w:r>
+      <w:proofErr w:type="spellEnd"/>
+      <w:r>
+        <w:rPr>
+          <w:b/>
+          <w:i/>
+          <w:sz w:val="20"/>
+          <w:szCs w:val="21"/>
+        </w:rPr>
+        <w:t xml:space="preserve"> (</w:t>
+      </w:r>
+      <w:proofErr w:type="spellStart"/>
+      <w:r>
+        <w:rPr>
+          <w:b/>
+          <w:i/>
+          <w:sz w:val="20"/>
+          <w:szCs w:val="21"/>
+        </w:rPr>
+        <w:t>lanjutan</w:t>
+      </w:r>
+      <w:proofErr w:type="spellEnd"/>
+      <w:r>
+        <w:rPr>
+          <w:b/>
+          <w:i/>
+          <w:sz w:val="20"/>
+          <w:szCs w:val="21"/>
+        </w:rPr>
+        <w:t>)</w:t>
+      </w:r>
+    </w:p>
+    <w:tbl>
+      <w:tblPr>
+        <w:tblStyle w:val="TableGrid"/>
+        <w:tblW w:w="7934" w:type="dxa"/>
+        <w:tblInd w:w="535" w:type="dxa"/>
+        <w:tblCellMar>
+          <w:top w:w="19" w:type="dxa"/>
+          <w:left w:w="10" w:type="dxa"/>
+        </w:tblCellMar>
+        <w:tblLook w:val="04A0" w:firstRow="1" w:lastRow="0" w:firstColumn="1" w:lastColumn="0" w:noHBand="0" w:noVBand="1"/>
+      </w:tblPr>
+      <w:tblGrid>
+        <w:gridCol w:w="756"/>
+        <w:gridCol w:w="1541"/>
+        <w:gridCol w:w="1622"/>
+        <w:gridCol w:w="1579"/>
+        <w:gridCol w:w="2436"/>
+      </w:tblGrid>
       <w:tr>
         <w:trPr>
-          <w:trHeight w:val="567"/>
+          <w:trHeight w:val="624"/>
         </w:trPr>
         <w:tc>
           <w:tcPr>
@@ -1129,28 +1387,22 @@
               <w:bottom w:val="single" w:sz="8" w:space="0" w:color="1E1E1E"/>
               <w:right w:val="single" w:sz="8" w:space="0" w:color="1E1E1E"/>
             </w:tcBorders>
-            <w:shd w:val="clear" w:color="auto" w:fill="FFFFFF" w:themeFill="background1"/>
+            <w:shd w:val="clear" w:color="auto" w:fill="BFBFBF" w:themeFill="background1" w:themeFillShade="BF"/>
             <w:vAlign w:val="center"/>
           </w:tcPr>
           <w:p>
             <w:pPr>
-              <w:spacing w:after="0" w:line="480" w:lineRule="auto"/>
+              <w:spacing w:after="0" w:line="240" w:lineRule="auto"/>
               <w:ind w:left="0" w:firstLine="0"/>
               <w:contextualSpacing/>
               <w:jc w:val="center"/>
-              <w:rPr>
+            </w:pPr>
+            <w:r>
+              <w:rPr>
+                <w:b/>
                 <w:color w:val="1E1E1E"/>
-                <w:sz w:val="20"/>
-                <w:szCs w:val="20"/>
-              </w:rPr>
-            </w:pPr>
-            <w:r>
-              <w:rPr>
-                <w:color w:val="1E1E1E"/>
-                <w:sz w:val="20"/>
-                <w:szCs w:val="20"/>
-              </w:rPr>
-              <w:t>2.</w:t>
+              </w:rPr>
+              <w:t>No.</w:t>
             </w:r>
           </w:p>
         </w:tc>
@@ -1163,61 +1415,47 @@
               <w:bottom w:val="single" w:sz="8" w:space="0" w:color="1E1E1E"/>
               <w:right w:val="single" w:sz="8" w:space="0" w:color="1E1E1E"/>
             </w:tcBorders>
-            <w:shd w:val="clear" w:color="auto" w:fill="FFFFFF" w:themeFill="background1"/>
+            <w:shd w:val="clear" w:color="auto" w:fill="BFBFBF" w:themeFill="background1" w:themeFillShade="BF"/>
+            <w:vAlign w:val="center"/>
           </w:tcPr>
           <w:p>
             <w:pPr>
-              <w:spacing w:after="0" w:line="360" w:lineRule="auto"/>
-              <w:ind w:left="0" w:firstLine="0"/>
+              <w:spacing w:after="0" w:line="240" w:lineRule="auto"/>
+              <w:ind w:left="0" w:firstLine="22"/>
               <w:contextualSpacing/>
-              <w:jc w:val="left"/>
-              <w:rPr>
-                <w:sz w:val="20"/>
-                <w:szCs w:val="20"/>
-              </w:rPr>
+              <w:jc w:val="center"/>
             </w:pPr>
-            <w:r>
-              <w:rPr>
-                <w:sz w:val="20"/>
-                <w:szCs w:val="20"/>
-              </w:rPr>
-              <w:t>SAI Org (2022)</w:t>
-            </w:r>
-            <w:r>
-              <w:rPr>
+            <w:proofErr w:type="spellStart"/>
+            <w:r>
+              <w:rPr>
+                <w:b/>
                 <w:color w:val="1E1E1E"/>
-                <w:sz w:val="20"/>
-                <w:szCs w:val="20"/>
-              </w:rPr>
-              <w:t xml:space="preserve"> </w:t>
-            </w:r>
-          </w:p>
-          <w:p>
-            <w:pPr>
-              <w:spacing w:after="0" w:line="360" w:lineRule="auto"/>
-              <w:ind w:left="0" w:firstLine="0"/>
-              <w:contextualSpacing/>
-              <w:jc w:val="left"/>
-              <w:rPr>
+              </w:rPr>
+              <w:t>Peneliti</w:t>
+            </w:r>
+            <w:proofErr w:type="spellEnd"/>
+            <w:r>
+              <w:rPr>
+                <w:b/>
                 <w:color w:val="1E1E1E"/>
-                <w:sz w:val="20"/>
-                <w:szCs w:val="20"/>
-              </w:rPr>
-            </w:pPr>
-            <w:r>
-              <w:rPr>
+              </w:rPr>
+              <w:t xml:space="preserve"> (</w:t>
+            </w:r>
+            <w:proofErr w:type="spellStart"/>
+            <w:r>
+              <w:rPr>
+                <w:b/>
                 <w:color w:val="1E1E1E"/>
-                <w:sz w:val="20"/>
-                <w:szCs w:val="20"/>
-              </w:rPr>
-              <w:t>[7]</w:t>
-            </w:r>
-            <w:r>
-              <w:rPr>
-                <w:sz w:val="20"/>
-                <w:szCs w:val="20"/>
-              </w:rPr>
-              <w:t xml:space="preserve"> </w:t>
+              </w:rPr>
+              <w:t>Tahun</w:t>
+            </w:r>
+            <w:proofErr w:type="spellEnd"/>
+            <w:r>
+              <w:rPr>
+                <w:b/>
+                <w:color w:val="1E1E1E"/>
+              </w:rPr>
+              <w:t>)</w:t>
             </w:r>
           </w:p>
         </w:tc>
@@ -1230,107 +1468,41 @@
               <w:bottom w:val="single" w:sz="8" w:space="0" w:color="1E1E1E"/>
               <w:right w:val="single" w:sz="8" w:space="0" w:color="1E1E1E"/>
             </w:tcBorders>
-            <w:shd w:val="clear" w:color="auto" w:fill="FFFFFF" w:themeFill="background1"/>
+            <w:shd w:val="clear" w:color="auto" w:fill="BFBFBF" w:themeFill="background1" w:themeFillShade="BF"/>
+            <w:vAlign w:val="center"/>
           </w:tcPr>
           <w:p>
             <w:pPr>
-              <w:spacing w:after="0" w:line="360" w:lineRule="auto"/>
-              <w:ind w:left="0" w:firstLine="0"/>
+              <w:spacing w:after="0" w:line="240" w:lineRule="auto"/>
+              <w:ind w:left="0" w:firstLine="219"/>
               <w:contextualSpacing/>
-              <w:jc w:val="left"/>
-              <w:rPr>
-                <w:sz w:val="20"/>
-                <w:szCs w:val="20"/>
-              </w:rPr>
+              <w:jc w:val="center"/>
             </w:pPr>
-            <w:r>
-              <w:rPr>
-                <w:i/>
-                <w:sz w:val="20"/>
-                <w:szCs w:val="20"/>
-              </w:rPr>
-              <w:t xml:space="preserve">Exponential </w:t>
-            </w:r>
-          </w:p>
-          <w:p>
-            <w:pPr>
-              <w:spacing w:after="0" w:line="360" w:lineRule="auto"/>
-              <w:ind w:left="0" w:firstLine="0"/>
-              <w:contextualSpacing/>
-              <w:jc w:val="left"/>
-              <w:rPr>
-                <w:sz w:val="20"/>
-                <w:szCs w:val="20"/>
-              </w:rPr>
-            </w:pPr>
-            <w:r>
-              <w:rPr>
-                <w:i/>
-                <w:sz w:val="20"/>
-                <w:szCs w:val="20"/>
-              </w:rPr>
-              <w:t>Decay Function-</w:t>
-            </w:r>
-          </w:p>
-          <w:p>
-            <w:pPr>
-              <w:spacing w:after="0" w:line="360" w:lineRule="auto"/>
-              <w:ind w:left="0" w:firstLine="0"/>
-              <w:contextualSpacing/>
-              <w:jc w:val="left"/>
-              <w:rPr>
-                <w:sz w:val="20"/>
-                <w:szCs w:val="20"/>
-              </w:rPr>
-            </w:pPr>
-            <w:r>
-              <w:rPr>
-                <w:i/>
-                <w:sz w:val="20"/>
-                <w:szCs w:val="20"/>
-              </w:rPr>
-              <w:t>Based Time-</w:t>
-            </w:r>
-          </w:p>
-          <w:p>
-            <w:pPr>
-              <w:spacing w:after="0" w:line="360" w:lineRule="auto"/>
-              <w:ind w:left="0" w:firstLine="0"/>
-              <w:contextualSpacing/>
-              <w:jc w:val="left"/>
-              <w:rPr>
-                <w:sz w:val="20"/>
-                <w:szCs w:val="20"/>
-              </w:rPr>
-            </w:pPr>
-            <w:r>
-              <w:rPr>
-                <w:i/>
-                <w:sz w:val="20"/>
-                <w:szCs w:val="20"/>
-              </w:rPr>
-              <w:t xml:space="preserve">Aware Recommender </w:t>
-            </w:r>
-          </w:p>
-          <w:p>
-            <w:pPr>
-              <w:spacing w:after="0" w:line="360" w:lineRule="auto"/>
-              <w:ind w:left="0" w:firstLine="0"/>
-              <w:contextualSpacing/>
-              <w:jc w:val="left"/>
-              <w:rPr>
-                <w:sz w:val="20"/>
-                <w:szCs w:val="20"/>
-              </w:rPr>
-            </w:pPr>
-            <w:r>
-              <w:rPr>
-                <w:i/>
-                <w:sz w:val="20"/>
-                <w:szCs w:val="20"/>
-              </w:rPr>
-              <w:t xml:space="preserve">System... </w:t>
-            </w:r>
+            <w:proofErr w:type="spellStart"/>
+            <w:r>
+              <w:rPr>
+                <w:b/>
+                <w:color w:val="1E1E1E"/>
+              </w:rPr>
+              <w:t>Judul</w:t>
+            </w:r>
+            <w:proofErr w:type="spellEnd"/>
+            <w:r>
+              <w:rPr>
+                <w:b/>
+                <w:color w:val="1E1E1E"/>
+              </w:rPr>
+              <w:t xml:space="preserve"> </w:t>
+            </w:r>
+            <w:proofErr w:type="spellStart"/>
+            <w:r>
+              <w:rPr>
+                <w:b/>
+                <w:color w:val="1E1E1E"/>
+              </w:rPr>
+              <w:t>Penelitian</w:t>
+            </w:r>
+            <w:proofErr w:type="spellEnd"/>
           </w:p>
         </w:tc>
         <w:tc>
@@ -1342,46 +1514,22 @@
               <w:bottom w:val="single" w:sz="8" w:space="0" w:color="1E1E1E"/>
               <w:right w:val="single" w:sz="8" w:space="0" w:color="1E1E1E"/>
             </w:tcBorders>
-            <w:shd w:val="clear" w:color="auto" w:fill="FFFFFF" w:themeFill="background1"/>
+            <w:shd w:val="clear" w:color="auto" w:fill="BFBFBF" w:themeFill="background1" w:themeFillShade="BF"/>
+            <w:vAlign w:val="center"/>
           </w:tcPr>
           <w:p>
             <w:pPr>
-              <w:spacing w:after="0" w:line="360" w:lineRule="auto"/>
+              <w:spacing w:after="0" w:line="240" w:lineRule="auto"/>
               <w:ind w:left="0" w:firstLine="0"/>
               <w:contextualSpacing/>
-              <w:jc w:val="left"/>
-              <w:rPr>
-                <w:sz w:val="20"/>
-                <w:szCs w:val="20"/>
-              </w:rPr>
+              <w:jc w:val="center"/>
             </w:pPr>
             <w:r>
               <w:rPr>
-                <w:i/>
-                <w:sz w:val="20"/>
-                <w:szCs w:val="20"/>
-              </w:rPr>
-              <w:t xml:space="preserve">Exponential </w:t>
-            </w:r>
-          </w:p>
-          <w:p>
-            <w:pPr>
-              <w:spacing w:after="0" w:line="360" w:lineRule="auto"/>
-              <w:ind w:left="0" w:firstLine="0"/>
-              <w:contextualSpacing/>
-              <w:jc w:val="left"/>
-              <w:rPr>
-                <w:sz w:val="20"/>
-                <w:szCs w:val="20"/>
-              </w:rPr>
-            </w:pPr>
-            <w:r>
-              <w:rPr>
-                <w:i/>
-                <w:sz w:val="20"/>
-                <w:szCs w:val="20"/>
-              </w:rPr>
-              <w:t xml:space="preserve">Decay Function </w:t>
+                <w:b/>
+                <w:color w:val="1E1E1E"/>
+              </w:rPr>
+              <w:t>Metode</w:t>
             </w:r>
           </w:p>
         </w:tc>
@@ -1394,7 +1542,409 @@
               <w:bottom w:val="single" w:sz="8" w:space="0" w:color="1E1E1E"/>
               <w:right w:val="single" w:sz="8" w:space="0" w:color="1E1E1E"/>
             </w:tcBorders>
-            <w:shd w:val="clear" w:color="auto" w:fill="FFFFFF" w:themeFill="background1"/>
+            <w:shd w:val="clear" w:color="auto" w:fill="BFBFBF" w:themeFill="background1" w:themeFillShade="BF"/>
+            <w:vAlign w:val="center"/>
+          </w:tcPr>
+          <w:p>
+            <w:pPr>
+              <w:spacing w:after="0" w:line="240" w:lineRule="auto"/>
+              <w:ind w:left="0" w:firstLine="0"/>
+              <w:contextualSpacing/>
+              <w:jc w:val="center"/>
+            </w:pPr>
+            <w:r>
+              <w:rPr>
+                <w:b/>
+                <w:color w:val="1E1E1E"/>
+              </w:rPr>
+              <w:t>Hasil/Kesimpulan</w:t>
+            </w:r>
+          </w:p>
+        </w:tc>
+      </w:tr>
+      <w:tr>
+        <w:trPr>
+          <w:trHeight w:val="624"/>
+        </w:trPr>
+        <w:tc>
+          <w:tcPr>
+            <w:tcW w:w="756" w:type="dxa"/>
+            <w:tcBorders>
+              <w:top w:val="single" w:sz="8" w:space="0" w:color="1E1E1E"/>
+              <w:left w:val="single" w:sz="8" w:space="0" w:color="1E1E1E"/>
+              <w:bottom w:val="single" w:sz="8" w:space="0" w:color="1E1E1E"/>
+              <w:right w:val="single" w:sz="8" w:space="0" w:color="1E1E1E"/>
+            </w:tcBorders>
+          </w:tcPr>
+          <w:p>
+            <w:pPr>
+              <w:spacing w:after="0" w:line="240" w:lineRule="auto"/>
+              <w:ind w:left="0" w:firstLine="0"/>
+              <w:contextualSpacing/>
+              <w:jc w:val="left"/>
+              <w:rPr>
+                <w:b/>
+                <w:color w:val="1E1E1E"/>
+              </w:rPr>
+            </w:pPr>
+          </w:p>
+        </w:tc>
+        <w:tc>
+          <w:tcPr>
+            <w:tcW w:w="1541" w:type="dxa"/>
+            <w:tcBorders>
+              <w:top w:val="single" w:sz="8" w:space="0" w:color="1E1E1E"/>
+              <w:left w:val="single" w:sz="8" w:space="0" w:color="1E1E1E"/>
+              <w:bottom w:val="single" w:sz="8" w:space="0" w:color="1E1E1E"/>
+              <w:right w:val="single" w:sz="8" w:space="0" w:color="1E1E1E"/>
+            </w:tcBorders>
+          </w:tcPr>
+          <w:p>
+            <w:pPr>
+              <w:spacing w:after="0" w:line="240" w:lineRule="auto"/>
+              <w:ind w:left="0" w:firstLine="22"/>
+              <w:contextualSpacing/>
+              <w:rPr>
+                <w:b/>
+                <w:color w:val="1E1E1E"/>
+              </w:rPr>
+            </w:pPr>
+            <w:r>
+              <w:rPr>
+                <w:sz w:val="20"/>
+                <w:szCs w:val="20"/>
+              </w:rPr>
+              <w:t xml:space="preserve"> </w:t>
+            </w:r>
+          </w:p>
+        </w:tc>
+        <w:tc>
+          <w:tcPr>
+            <w:tcW w:w="1622" w:type="dxa"/>
+            <w:tcBorders>
+              <w:top w:val="single" w:sz="8" w:space="0" w:color="1E1E1E"/>
+              <w:left w:val="single" w:sz="8" w:space="0" w:color="1E1E1E"/>
+              <w:bottom w:val="single" w:sz="8" w:space="0" w:color="1E1E1E"/>
+              <w:right w:val="single" w:sz="8" w:space="0" w:color="1E1E1E"/>
+            </w:tcBorders>
+          </w:tcPr>
+          <w:p>
+            <w:pPr>
+              <w:spacing w:after="0" w:line="240" w:lineRule="auto"/>
+              <w:ind w:left="0" w:firstLine="219"/>
+              <w:contextualSpacing/>
+              <w:rPr>
+                <w:b/>
+                <w:color w:val="1E1E1E"/>
+              </w:rPr>
+            </w:pPr>
+            <w:r>
+              <w:rPr>
+                <w:i/>
+                <w:sz w:val="20"/>
+                <w:szCs w:val="20"/>
+              </w:rPr>
+              <w:t xml:space="preserve"> </w:t>
+            </w:r>
+          </w:p>
+        </w:tc>
+        <w:tc>
+          <w:tcPr>
+            <w:tcW w:w="1579" w:type="dxa"/>
+            <w:tcBorders>
+              <w:top w:val="single" w:sz="8" w:space="0" w:color="1E1E1E"/>
+              <w:left w:val="single" w:sz="8" w:space="0" w:color="1E1E1E"/>
+              <w:bottom w:val="single" w:sz="8" w:space="0" w:color="1E1E1E"/>
+              <w:right w:val="single" w:sz="8" w:space="0" w:color="1E1E1E"/>
+            </w:tcBorders>
+          </w:tcPr>
+          <w:p>
+            <w:pPr>
+              <w:spacing w:after="0" w:line="240" w:lineRule="auto"/>
+              <w:ind w:left="0" w:firstLine="0"/>
+              <w:contextualSpacing/>
+              <w:rPr>
+                <w:b/>
+                <w:color w:val="1E1E1E"/>
+              </w:rPr>
+            </w:pPr>
+          </w:p>
+        </w:tc>
+        <w:tc>
+          <w:tcPr>
+            <w:tcW w:w="2436" w:type="dxa"/>
+            <w:tcBorders>
+              <w:top w:val="single" w:sz="8" w:space="0" w:color="1E1E1E"/>
+              <w:left w:val="single" w:sz="8" w:space="0" w:color="1E1E1E"/>
+              <w:bottom w:val="single" w:sz="8" w:space="0" w:color="1E1E1E"/>
+              <w:right w:val="single" w:sz="8" w:space="0" w:color="1E1E1E"/>
+            </w:tcBorders>
+          </w:tcPr>
+          <w:p>
+            <w:pPr>
+              <w:spacing w:after="0" w:line="240" w:lineRule="auto"/>
+              <w:ind w:left="0" w:firstLine="0"/>
+              <w:contextualSpacing/>
+              <w:rPr>
+                <w:b/>
+                <w:color w:val="1E1E1E"/>
+              </w:rPr>
+            </w:pPr>
+            <w:proofErr w:type="spellStart"/>
+            <w:r>
+              <w:rPr>
+                <w:sz w:val="20"/>
+                <w:szCs w:val="20"/>
+              </w:rPr>
+              <w:t>sehingga</w:t>
+            </w:r>
+            <w:proofErr w:type="spellEnd"/>
+            <w:r>
+              <w:rPr>
+                <w:sz w:val="20"/>
+                <w:szCs w:val="20"/>
+              </w:rPr>
+              <w:t xml:space="preserve"> </w:t>
+            </w:r>
+            <w:proofErr w:type="spellStart"/>
+            <w:r>
+              <w:rPr>
+                <w:sz w:val="20"/>
+                <w:szCs w:val="20"/>
+              </w:rPr>
+              <w:t>sulit</w:t>
+            </w:r>
+            <w:proofErr w:type="spellEnd"/>
+            <w:r>
+              <w:rPr>
+                <w:sz w:val="20"/>
+                <w:szCs w:val="20"/>
+              </w:rPr>
+              <w:t xml:space="preserve"> </w:t>
+            </w:r>
+            <w:proofErr w:type="spellStart"/>
+            <w:r>
+              <w:rPr>
+                <w:sz w:val="20"/>
+                <w:szCs w:val="20"/>
+              </w:rPr>
+              <w:t>dijelaskan</w:t>
+            </w:r>
+            <w:proofErr w:type="spellEnd"/>
+            <w:r>
+              <w:rPr>
+                <w:sz w:val="20"/>
+                <w:szCs w:val="20"/>
+              </w:rPr>
+              <w:t xml:space="preserve">; </w:t>
+            </w:r>
+            <w:proofErr w:type="spellStart"/>
+            <w:r>
+              <w:rPr>
+                <w:sz w:val="20"/>
+                <w:szCs w:val="20"/>
+              </w:rPr>
+              <w:t>membutuhkan</w:t>
+            </w:r>
+            <w:proofErr w:type="spellEnd"/>
+            <w:r>
+              <w:rPr>
+                <w:sz w:val="20"/>
+                <w:szCs w:val="20"/>
+              </w:rPr>
+              <w:t xml:space="preserve"> dataset </w:t>
+            </w:r>
+            <w:proofErr w:type="spellStart"/>
+            <w:r>
+              <w:rPr>
+                <w:sz w:val="20"/>
+                <w:szCs w:val="20"/>
+              </w:rPr>
+              <w:t>berskala</w:t>
+            </w:r>
+            <w:proofErr w:type="spellEnd"/>
+            <w:r>
+              <w:rPr>
+                <w:sz w:val="20"/>
+                <w:szCs w:val="20"/>
+              </w:rPr>
+              <w:t xml:space="preserve"> </w:t>
+            </w:r>
+            <w:proofErr w:type="spellStart"/>
+            <w:r>
+              <w:rPr>
+                <w:sz w:val="20"/>
+                <w:szCs w:val="20"/>
+              </w:rPr>
+              <w:t>besar</w:t>
+            </w:r>
+            <w:proofErr w:type="spellEnd"/>
+            <w:r>
+              <w:rPr>
+                <w:sz w:val="20"/>
+                <w:szCs w:val="20"/>
+              </w:rPr>
+              <w:t xml:space="preserve"> </w:t>
+            </w:r>
+            <w:proofErr w:type="spellStart"/>
+            <w:r>
+              <w:rPr>
+                <w:sz w:val="20"/>
+                <w:szCs w:val="20"/>
+              </w:rPr>
+              <w:t>untuk</w:t>
+            </w:r>
+            <w:proofErr w:type="spellEnd"/>
+            <w:r>
+              <w:rPr>
+                <w:sz w:val="20"/>
+                <w:szCs w:val="20"/>
+              </w:rPr>
+              <w:t xml:space="preserve"> </w:t>
+            </w:r>
+            <w:proofErr w:type="spellStart"/>
+            <w:r>
+              <w:rPr>
+                <w:sz w:val="20"/>
+                <w:szCs w:val="20"/>
+              </w:rPr>
+              <w:t>pelatihan</w:t>
+            </w:r>
+            <w:proofErr w:type="spellEnd"/>
+            <w:r>
+              <w:rPr>
+                <w:sz w:val="20"/>
+                <w:szCs w:val="20"/>
+              </w:rPr>
+              <w:t xml:space="preserve">; </w:t>
+            </w:r>
+            <w:proofErr w:type="spellStart"/>
+            <w:r>
+              <w:rPr>
+                <w:sz w:val="20"/>
+                <w:szCs w:val="20"/>
+              </w:rPr>
+              <w:t>tidak</w:t>
+            </w:r>
+            <w:proofErr w:type="spellEnd"/>
+            <w:r>
+              <w:rPr>
+                <w:sz w:val="20"/>
+                <w:szCs w:val="20"/>
+              </w:rPr>
+              <w:t xml:space="preserve"> </w:t>
+            </w:r>
+            <w:proofErr w:type="spellStart"/>
+            <w:r>
+              <w:rPr>
+                <w:sz w:val="20"/>
+                <w:szCs w:val="20"/>
+              </w:rPr>
+              <w:t>mendukung</w:t>
+            </w:r>
+            <w:proofErr w:type="spellEnd"/>
+            <w:r>
+              <w:rPr>
+                <w:sz w:val="20"/>
+                <w:szCs w:val="20"/>
+              </w:rPr>
+              <w:t xml:space="preserve"> </w:t>
+            </w:r>
+            <w:proofErr w:type="spellStart"/>
+            <w:r>
+              <w:rPr>
+                <w:sz w:val="20"/>
+                <w:szCs w:val="20"/>
+              </w:rPr>
+              <w:t>penyajian</w:t>
+            </w:r>
+            <w:proofErr w:type="spellEnd"/>
+            <w:r>
+              <w:rPr>
+                <w:sz w:val="20"/>
+                <w:szCs w:val="20"/>
+              </w:rPr>
+              <w:t xml:space="preserve"> real-time pada </w:t>
+            </w:r>
+            <w:proofErr w:type="spellStart"/>
+            <w:r>
+              <w:rPr>
+                <w:sz w:val="20"/>
+                <w:szCs w:val="20"/>
+              </w:rPr>
+              <w:t>latensi</w:t>
+            </w:r>
+            <w:proofErr w:type="spellEnd"/>
+            <w:r>
+              <w:rPr>
+                <w:sz w:val="20"/>
+                <w:szCs w:val="20"/>
+              </w:rPr>
+              <w:t xml:space="preserve"> </w:t>
+            </w:r>
+            <w:proofErr w:type="spellStart"/>
+            <w:r>
+              <w:rPr>
+                <w:sz w:val="20"/>
+                <w:szCs w:val="20"/>
+              </w:rPr>
+              <w:t>rendah</w:t>
+            </w:r>
+            <w:proofErr w:type="spellEnd"/>
+            <w:r>
+              <w:rPr>
+                <w:sz w:val="20"/>
+                <w:szCs w:val="20"/>
+              </w:rPr>
+              <w:t>.</w:t>
+            </w:r>
+          </w:p>
+        </w:tc>
+      </w:tr>
+      <w:tr>
+        <w:trPr>
+          <w:trHeight w:val="624"/>
+        </w:trPr>
+        <w:tc>
+          <w:tcPr>
+            <w:tcW w:w="756" w:type="dxa"/>
+            <w:tcBorders>
+              <w:top w:val="single" w:sz="8" w:space="0" w:color="1E1E1E"/>
+              <w:left w:val="single" w:sz="8" w:space="0" w:color="1E1E1E"/>
+              <w:bottom w:val="single" w:sz="8" w:space="0" w:color="1E1E1E"/>
+              <w:right w:val="single" w:sz="8" w:space="0" w:color="1E1E1E"/>
+            </w:tcBorders>
+          </w:tcPr>
+          <w:p>
+            <w:pPr>
+              <w:spacing w:after="0" w:line="240" w:lineRule="auto"/>
+              <w:ind w:left="0" w:firstLine="0"/>
+              <w:contextualSpacing/>
+              <w:jc w:val="left"/>
+              <w:rPr>
+                <w:b/>
+                <w:color w:val="1E1E1E"/>
+              </w:rPr>
+            </w:pPr>
+            <w:r>
+              <w:rPr>
+                <w:color w:val="1E1E1E"/>
+                <w:sz w:val="20"/>
+                <w:szCs w:val="20"/>
+              </w:rPr>
+              <w:t>2.</w:t>
+            </w:r>
+          </w:p>
+        </w:tc>
+        <w:tc>
+          <w:tcPr>
+            <w:tcW w:w="1541" w:type="dxa"/>
+            <w:tcBorders>
+              <w:top w:val="single" w:sz="8" w:space="0" w:color="1E1E1E"/>
+              <w:left w:val="single" w:sz="8" w:space="0" w:color="1E1E1E"/>
+              <w:bottom w:val="single" w:sz="8" w:space="0" w:color="1E1E1E"/>
+              <w:right w:val="single" w:sz="8" w:space="0" w:color="1E1E1E"/>
+            </w:tcBorders>
           </w:tcPr>
           <w:p>
             <w:pPr>
@@ -1407,33 +1957,16 @@
                 <w:szCs w:val="20"/>
               </w:rPr>
             </w:pPr>
-            <w:proofErr w:type="spellStart"/>
-            <w:r>
-              <w:rPr>
-                <w:sz w:val="20"/>
-                <w:szCs w:val="20"/>
-              </w:rPr>
-              <w:t>Menunjukkan</w:t>
-            </w:r>
-            <w:proofErr w:type="spellEnd"/>
-            <w:r>
-              <w:rPr>
-                <w:sz w:val="20"/>
-                <w:szCs w:val="20"/>
-              </w:rPr>
-              <w:t xml:space="preserve"> </w:t>
-            </w:r>
-            <w:proofErr w:type="spellStart"/>
-            <w:r>
-              <w:rPr>
-                <w:sz w:val="20"/>
-                <w:szCs w:val="20"/>
-              </w:rPr>
-              <w:t>bahwa</w:t>
-            </w:r>
-            <w:proofErr w:type="spellEnd"/>
-            <w:r>
-              <w:rPr>
+            <w:r>
+              <w:rPr>
+                <w:sz w:val="20"/>
+                <w:szCs w:val="20"/>
+              </w:rPr>
+              <w:t>SAI Org (2022)</w:t>
+            </w:r>
+            <w:r>
+              <w:rPr>
+                <w:color w:val="1E1E1E"/>
                 <w:sz w:val="20"/>
                 <w:szCs w:val="20"/>
               </w:rPr>
@@ -1442,7 +1975,44 @@
           </w:p>
           <w:p>
             <w:pPr>
-              <w:spacing w:after="0" w:line="480" w:lineRule="auto"/>
+              <w:spacing w:after="0" w:line="240" w:lineRule="auto"/>
+              <w:ind w:left="0" w:firstLine="22"/>
+              <w:contextualSpacing/>
+              <w:rPr>
+                <w:sz w:val="20"/>
+                <w:szCs w:val="20"/>
+              </w:rPr>
+            </w:pPr>
+            <w:r>
+              <w:rPr>
+                <w:color w:val="1E1E1E"/>
+                <w:sz w:val="20"/>
+                <w:szCs w:val="20"/>
+              </w:rPr>
+              <w:t>[7]</w:t>
+            </w:r>
+            <w:r>
+              <w:rPr>
+                <w:sz w:val="20"/>
+                <w:szCs w:val="20"/>
+              </w:rPr>
+              <w:t xml:space="preserve"> </w:t>
+            </w:r>
+          </w:p>
+        </w:tc>
+        <w:tc>
+          <w:tcPr>
+            <w:tcW w:w="1622" w:type="dxa"/>
+            <w:tcBorders>
+              <w:top w:val="single" w:sz="8" w:space="0" w:color="1E1E1E"/>
+              <w:left w:val="single" w:sz="8" w:space="0" w:color="1E1E1E"/>
+              <w:bottom w:val="single" w:sz="8" w:space="0" w:color="1E1E1E"/>
+              <w:right w:val="single" w:sz="8" w:space="0" w:color="1E1E1E"/>
+            </w:tcBorders>
+          </w:tcPr>
+          <w:p>
+            <w:pPr>
+              <w:spacing w:after="0" w:line="360" w:lineRule="auto"/>
               <w:ind w:left="0" w:firstLine="0"/>
               <w:contextualSpacing/>
               <w:jc w:val="left"/>
@@ -1457,8 +2027,198 @@
                 <w:sz w:val="20"/>
                 <w:szCs w:val="20"/>
               </w:rPr>
-              <w:t>Exponential Decay</w:t>
-            </w:r>
+              <w:t xml:space="preserve">Exponential </w:t>
+            </w:r>
+          </w:p>
+          <w:p>
+            <w:pPr>
+              <w:spacing w:after="0" w:line="360" w:lineRule="auto"/>
+              <w:ind w:left="0" w:firstLine="0"/>
+              <w:contextualSpacing/>
+              <w:jc w:val="left"/>
+              <w:rPr>
+                <w:sz w:val="20"/>
+                <w:szCs w:val="20"/>
+              </w:rPr>
+            </w:pPr>
+            <w:r>
+              <w:rPr>
+                <w:i/>
+                <w:sz w:val="20"/>
+                <w:szCs w:val="20"/>
+              </w:rPr>
+              <w:t>Decay Function-</w:t>
+            </w:r>
+          </w:p>
+          <w:p>
+            <w:pPr>
+              <w:spacing w:after="0" w:line="360" w:lineRule="auto"/>
+              <w:ind w:left="0" w:firstLine="0"/>
+              <w:contextualSpacing/>
+              <w:jc w:val="left"/>
+              <w:rPr>
+                <w:sz w:val="20"/>
+                <w:szCs w:val="20"/>
+              </w:rPr>
+            </w:pPr>
+            <w:r>
+              <w:rPr>
+                <w:i/>
+                <w:sz w:val="20"/>
+                <w:szCs w:val="20"/>
+              </w:rPr>
+              <w:t>Based Time-</w:t>
+            </w:r>
+          </w:p>
+          <w:p>
+            <w:pPr>
+              <w:spacing w:after="0" w:line="360" w:lineRule="auto"/>
+              <w:ind w:left="0" w:firstLine="0"/>
+              <w:contextualSpacing/>
+              <w:jc w:val="left"/>
+              <w:rPr>
+                <w:sz w:val="20"/>
+                <w:szCs w:val="20"/>
+              </w:rPr>
+            </w:pPr>
+            <w:r>
+              <w:rPr>
+                <w:i/>
+                <w:sz w:val="20"/>
+                <w:szCs w:val="20"/>
+              </w:rPr>
+              <w:t xml:space="preserve">Aware Recommender </w:t>
+            </w:r>
+          </w:p>
+          <w:p>
+            <w:pPr>
+              <w:spacing w:after="0" w:line="240" w:lineRule="auto"/>
+              <w:ind w:left="0" w:firstLine="219"/>
+              <w:contextualSpacing/>
+              <w:rPr>
+                <w:i/>
+                <w:sz w:val="20"/>
+                <w:szCs w:val="20"/>
+              </w:rPr>
+            </w:pPr>
+            <w:r>
+              <w:rPr>
+                <w:i/>
+                <w:sz w:val="20"/>
+                <w:szCs w:val="20"/>
+              </w:rPr>
+              <w:t xml:space="preserve">System... </w:t>
+            </w:r>
+          </w:p>
+        </w:tc>
+        <w:tc>
+          <w:tcPr>
+            <w:tcW w:w="1579" w:type="dxa"/>
+            <w:tcBorders>
+              <w:top w:val="single" w:sz="8" w:space="0" w:color="1E1E1E"/>
+              <w:left w:val="single" w:sz="8" w:space="0" w:color="1E1E1E"/>
+              <w:bottom w:val="single" w:sz="8" w:space="0" w:color="1E1E1E"/>
+              <w:right w:val="single" w:sz="8" w:space="0" w:color="1E1E1E"/>
+            </w:tcBorders>
+          </w:tcPr>
+          <w:p>
+            <w:pPr>
+              <w:spacing w:after="0" w:line="360" w:lineRule="auto"/>
+              <w:ind w:left="0" w:firstLine="0"/>
+              <w:contextualSpacing/>
+              <w:jc w:val="left"/>
+              <w:rPr>
+                <w:sz w:val="20"/>
+                <w:szCs w:val="20"/>
+              </w:rPr>
+            </w:pPr>
+            <w:r>
+              <w:rPr>
+                <w:i/>
+                <w:sz w:val="20"/>
+                <w:szCs w:val="20"/>
+              </w:rPr>
+              <w:t xml:space="preserve">Exponential </w:t>
+            </w:r>
+          </w:p>
+          <w:p>
+            <w:pPr>
+              <w:spacing w:after="0" w:line="240" w:lineRule="auto"/>
+              <w:ind w:left="0" w:firstLine="0"/>
+              <w:contextualSpacing/>
+              <w:rPr>
+                <w:b/>
+                <w:color w:val="1E1E1E"/>
+              </w:rPr>
+            </w:pPr>
+            <w:r>
+              <w:rPr>
+                <w:i/>
+                <w:sz w:val="20"/>
+                <w:szCs w:val="20"/>
+              </w:rPr>
+              <w:t xml:space="preserve">Decay Function </w:t>
+            </w:r>
+          </w:p>
+        </w:tc>
+        <w:tc>
+          <w:tcPr>
+            <w:tcW w:w="2436" w:type="dxa"/>
+            <w:tcBorders>
+              <w:top w:val="single" w:sz="8" w:space="0" w:color="1E1E1E"/>
+              <w:left w:val="single" w:sz="8" w:space="0" w:color="1E1E1E"/>
+              <w:bottom w:val="single" w:sz="8" w:space="0" w:color="1E1E1E"/>
+              <w:right w:val="single" w:sz="8" w:space="0" w:color="1E1E1E"/>
+            </w:tcBorders>
+          </w:tcPr>
+          <w:p>
+            <w:pPr>
+              <w:spacing w:after="0" w:line="360" w:lineRule="auto"/>
+              <w:ind w:left="0" w:firstLine="0"/>
+              <w:contextualSpacing/>
+              <w:jc w:val="left"/>
+              <w:rPr>
+                <w:sz w:val="20"/>
+                <w:szCs w:val="20"/>
+              </w:rPr>
+            </w:pPr>
+            <w:proofErr w:type="spellStart"/>
+            <w:r>
+              <w:rPr>
+                <w:sz w:val="20"/>
+                <w:szCs w:val="20"/>
+              </w:rPr>
+              <w:t>Kelebihan</w:t>
+            </w:r>
+            <w:proofErr w:type="spellEnd"/>
+            <w:r>
+              <w:rPr>
+                <w:sz w:val="20"/>
+                <w:szCs w:val="20"/>
+              </w:rPr>
+              <w:t>:</w:t>
+            </w:r>
+          </w:p>
+          <w:p>
+            <w:pPr>
+              <w:spacing w:after="0" w:line="360" w:lineRule="auto"/>
+              <w:ind w:left="0" w:firstLine="0"/>
+              <w:contextualSpacing/>
+              <w:jc w:val="left"/>
+              <w:rPr>
+                <w:sz w:val="20"/>
+                <w:szCs w:val="20"/>
+              </w:rPr>
+            </w:pPr>
+            <w:proofErr w:type="spellStart"/>
+            <w:r>
+              <w:rPr>
+                <w:sz w:val="20"/>
+                <w:szCs w:val="20"/>
+              </w:rPr>
+              <w:t>Sistem</w:t>
+            </w:r>
+            <w:proofErr w:type="spellEnd"/>
             <w:r>
               <w:rPr>
                 <w:sz w:val="20"/>
@@ -1472,7 +2232,7 @@
                 <w:sz w:val="20"/>
                 <w:szCs w:val="20"/>
               </w:rPr>
-              <w:t>efektif</w:t>
+              <w:t>ini</w:t>
             </w:r>
             <w:proofErr w:type="spellEnd"/>
             <w:r>
@@ -1488,7 +2248,7 @@
                 <w:sz w:val="20"/>
                 <w:szCs w:val="20"/>
               </w:rPr>
-              <w:t>menangani</w:t>
+              <w:t>menambahkan</w:t>
             </w:r>
             <w:proofErr w:type="spellEnd"/>
             <w:r>
@@ -1504,7 +2264,7 @@
                 <w:sz w:val="20"/>
                 <w:szCs w:val="20"/>
               </w:rPr>
-              <w:t>preferensi</w:t>
+              <w:t>komponen</w:t>
             </w:r>
             <w:proofErr w:type="spellEnd"/>
             <w:r>
@@ -1514,13 +2274,29 @@
               </w:rPr>
               <w:t xml:space="preserve"> </w:t>
             </w:r>
+            <w:r>
+              <w:rPr>
+                <w:i/>
+                <w:iCs/>
+                <w:sz w:val="20"/>
+                <w:szCs w:val="20"/>
+              </w:rPr>
+              <w:t>Cosine Similarity</w:t>
+            </w:r>
+            <w:r>
+              <w:rPr>
+                <w:sz w:val="20"/>
+                <w:szCs w:val="20"/>
+              </w:rPr>
+              <w:t xml:space="preserve"> </w:t>
+            </w:r>
             <w:proofErr w:type="spellStart"/>
             <w:r>
               <w:rPr>
                 <w:sz w:val="20"/>
                 <w:szCs w:val="20"/>
               </w:rPr>
-              <w:t>pengguna</w:t>
+              <w:t>untuk</w:t>
             </w:r>
             <w:proofErr w:type="spellEnd"/>
             <w:r>
@@ -1528,7 +2304,7 @@
                 <w:sz w:val="20"/>
                 <w:szCs w:val="20"/>
               </w:rPr>
-              <w:t xml:space="preserve"> yang </w:t>
+              <w:t xml:space="preserve"> </w:t>
             </w:r>
             <w:proofErr w:type="spellStart"/>
             <w:r>
@@ -1536,7 +2312,7 @@
                 <w:sz w:val="20"/>
                 <w:szCs w:val="20"/>
               </w:rPr>
-              <w:t>diekstraksi</w:t>
+              <w:t>personalisasi</w:t>
             </w:r>
             <w:proofErr w:type="spellEnd"/>
             <w:r>
@@ -1552,7 +2328,7 @@
                 <w:sz w:val="20"/>
                 <w:szCs w:val="20"/>
               </w:rPr>
-              <w:t>dari</w:t>
+              <w:t>minat</w:t>
             </w:r>
             <w:proofErr w:type="spellEnd"/>
             <w:r>
@@ -1560,15 +2336,240 @@
                 <w:sz w:val="20"/>
                 <w:szCs w:val="20"/>
               </w:rPr>
+              <w:t xml:space="preserve"> dan </w:t>
+            </w:r>
+            <w:r>
+              <w:rPr>
+                <w:i/>
+                <w:iCs/>
+                <w:sz w:val="20"/>
+                <w:szCs w:val="20"/>
+              </w:rPr>
+              <w:t>Quality Score</w:t>
+            </w:r>
+            <w:r>
+              <w:rPr>
+                <w:sz w:val="20"/>
+                <w:szCs w:val="20"/>
+              </w:rPr>
               <w:t xml:space="preserve"> </w:t>
             </w:r>
+            <w:proofErr w:type="spellStart"/>
+            <w:r>
+              <w:rPr>
+                <w:sz w:val="20"/>
+                <w:szCs w:val="20"/>
+              </w:rPr>
+              <w:t>untuk</w:t>
+            </w:r>
+            <w:proofErr w:type="spellEnd"/>
+            <w:r>
+              <w:rPr>
+                <w:sz w:val="20"/>
+                <w:szCs w:val="20"/>
+              </w:rPr>
+              <w:t xml:space="preserve"> </w:t>
+            </w:r>
+            <w:proofErr w:type="spellStart"/>
+            <w:r>
+              <w:rPr>
+                <w:sz w:val="20"/>
+                <w:szCs w:val="20"/>
+              </w:rPr>
+              <w:t>penilaian</w:t>
+            </w:r>
+            <w:proofErr w:type="spellEnd"/>
+            <w:r>
+              <w:rPr>
+                <w:sz w:val="20"/>
+                <w:szCs w:val="20"/>
+              </w:rPr>
+              <w:t xml:space="preserve"> </w:t>
+            </w:r>
+            <w:proofErr w:type="spellStart"/>
+            <w:r>
+              <w:rPr>
+                <w:sz w:val="20"/>
+                <w:szCs w:val="20"/>
+              </w:rPr>
+              <w:t>kualitas</w:t>
+            </w:r>
+            <w:proofErr w:type="spellEnd"/>
+            <w:r>
+              <w:rPr>
+                <w:sz w:val="20"/>
+                <w:szCs w:val="20"/>
+              </w:rPr>
+              <w:t xml:space="preserve"> </w:t>
+            </w:r>
+            <w:proofErr w:type="spellStart"/>
+            <w:r>
+              <w:rPr>
+                <w:sz w:val="20"/>
+                <w:szCs w:val="20"/>
+              </w:rPr>
+              <w:t>konten</w:t>
+            </w:r>
+            <w:proofErr w:type="spellEnd"/>
+            <w:r>
+              <w:rPr>
+                <w:sz w:val="20"/>
+                <w:szCs w:val="20"/>
+              </w:rPr>
+              <w:t xml:space="preserve">; </w:t>
+            </w:r>
+            <w:proofErr w:type="spellStart"/>
+            <w:r>
+              <w:rPr>
+                <w:sz w:val="20"/>
+                <w:szCs w:val="20"/>
+              </w:rPr>
+              <w:t>tidak</w:t>
+            </w:r>
+            <w:proofErr w:type="spellEnd"/>
+            <w:r>
+              <w:rPr>
+                <w:sz w:val="20"/>
+                <w:szCs w:val="20"/>
+              </w:rPr>
+              <w:t xml:space="preserve"> </w:t>
+            </w:r>
+            <w:proofErr w:type="spellStart"/>
+            <w:r>
+              <w:rPr>
+                <w:sz w:val="20"/>
+                <w:szCs w:val="20"/>
+              </w:rPr>
+              <w:t>hanya</w:t>
+            </w:r>
+            <w:proofErr w:type="spellEnd"/>
+            <w:r>
+              <w:rPr>
+                <w:sz w:val="20"/>
+                <w:szCs w:val="20"/>
+              </w:rPr>
+              <w:t xml:space="preserve"> </w:t>
+            </w:r>
+            <w:proofErr w:type="spellStart"/>
+            <w:r>
+              <w:rPr>
+                <w:sz w:val="20"/>
+                <w:szCs w:val="20"/>
+              </w:rPr>
+              <w:t>bergantung</w:t>
+            </w:r>
+            <w:proofErr w:type="spellEnd"/>
+            <w:r>
+              <w:rPr>
+                <w:sz w:val="20"/>
+                <w:szCs w:val="20"/>
+              </w:rPr>
+              <w:t xml:space="preserve"> pada </w:t>
+            </w:r>
+            <w:proofErr w:type="spellStart"/>
+            <w:r>
+              <w:rPr>
+                <w:sz w:val="20"/>
+                <w:szCs w:val="20"/>
+              </w:rPr>
+              <w:t>dimensi</w:t>
+            </w:r>
+            <w:proofErr w:type="spellEnd"/>
+            <w:r>
+              <w:rPr>
+                <w:sz w:val="20"/>
+                <w:szCs w:val="20"/>
+              </w:rPr>
+              <w:t xml:space="preserve"> </w:t>
+            </w:r>
+            <w:proofErr w:type="spellStart"/>
+            <w:r>
+              <w:rPr>
+                <w:sz w:val="20"/>
+                <w:szCs w:val="20"/>
+              </w:rPr>
+              <w:t>waktu</w:t>
+            </w:r>
+            <w:proofErr w:type="spellEnd"/>
+            <w:r>
+              <w:rPr>
+                <w:sz w:val="20"/>
+                <w:szCs w:val="20"/>
+              </w:rPr>
+              <w:t xml:space="preserve">; </w:t>
+            </w:r>
+            <w:proofErr w:type="spellStart"/>
+            <w:r>
+              <w:rPr>
+                <w:sz w:val="20"/>
+                <w:szCs w:val="20"/>
+              </w:rPr>
+              <w:t>menyediakan</w:t>
+            </w:r>
+            <w:proofErr w:type="spellEnd"/>
+            <w:r>
+              <w:rPr>
+                <w:sz w:val="20"/>
+                <w:szCs w:val="20"/>
+              </w:rPr>
+              <w:t xml:space="preserve"> </w:t>
+            </w:r>
+            <w:proofErr w:type="spellStart"/>
+            <w:r>
+              <w:rPr>
+                <w:sz w:val="20"/>
+                <w:szCs w:val="20"/>
+              </w:rPr>
+              <w:t>jalur</w:t>
+            </w:r>
+            <w:proofErr w:type="spellEnd"/>
+            <w:r>
+              <w:rPr>
+                <w:sz w:val="20"/>
+                <w:szCs w:val="20"/>
+              </w:rPr>
+              <w:t xml:space="preserve"> fallback Trending </w:t>
+            </w:r>
+            <w:proofErr w:type="spellStart"/>
+            <w:r>
+              <w:rPr>
+                <w:sz w:val="20"/>
+                <w:szCs w:val="20"/>
+              </w:rPr>
+              <w:t>untuk</w:t>
+            </w:r>
+            <w:proofErr w:type="spellEnd"/>
+            <w:r>
+              <w:rPr>
+                <w:sz w:val="20"/>
+                <w:szCs w:val="20"/>
+              </w:rPr>
+              <w:t xml:space="preserve"> </w:t>
+            </w:r>
+            <w:proofErr w:type="spellStart"/>
+            <w:r>
+              <w:rPr>
+                <w:sz w:val="20"/>
+                <w:szCs w:val="20"/>
+              </w:rPr>
+              <w:t>kondisi</w:t>
+            </w:r>
+            <w:proofErr w:type="spellEnd"/>
+            <w:r>
+              <w:rPr>
+                <w:sz w:val="20"/>
+                <w:szCs w:val="20"/>
+              </w:rPr>
+              <w:t xml:space="preserve"> </w:t>
+            </w:r>
             <w:r>
               <w:rPr>
                 <w:i/>
-                <w:sz w:val="20"/>
-                <w:szCs w:val="20"/>
-              </w:rPr>
-              <w:t>implicit feedback</w:t>
+                <w:iCs/>
+                <w:sz w:val="20"/>
+                <w:szCs w:val="20"/>
+              </w:rPr>
+              <w:t>cold-start</w:t>
             </w:r>
             <w:r>
               <w:rPr>
@@ -1576,6 +2577,1014 @@
                 <w:szCs w:val="20"/>
               </w:rPr>
               <w:t xml:space="preserve"> </w:t>
+            </w:r>
+          </w:p>
+          <w:p>
+            <w:pPr>
+              <w:spacing w:after="0" w:line="360" w:lineRule="auto"/>
+              <w:ind w:left="0" w:firstLine="0"/>
+              <w:contextualSpacing/>
+              <w:jc w:val="left"/>
+              <w:rPr>
+                <w:sz w:val="20"/>
+                <w:szCs w:val="20"/>
+              </w:rPr>
+            </w:pPr>
+            <w:proofErr w:type="spellStart"/>
+            <w:r>
+              <w:rPr>
+                <w:sz w:val="20"/>
+                <w:szCs w:val="20"/>
+              </w:rPr>
+              <w:t>Kekurangan</w:t>
+            </w:r>
+            <w:proofErr w:type="spellEnd"/>
+            <w:r>
+              <w:rPr>
+                <w:sz w:val="20"/>
+                <w:szCs w:val="20"/>
+              </w:rPr>
+              <w:t>:</w:t>
+            </w:r>
+          </w:p>
+          <w:p>
+            <w:pPr>
+              <w:spacing w:after="0" w:line="240" w:lineRule="auto"/>
+              <w:ind w:left="0" w:firstLine="0"/>
+              <w:contextualSpacing/>
+              <w:rPr>
+                <w:sz w:val="20"/>
+                <w:szCs w:val="20"/>
+              </w:rPr>
+            </w:pPr>
+            <w:proofErr w:type="spellStart"/>
+            <w:r>
+              <w:rPr>
+                <w:sz w:val="20"/>
+                <w:szCs w:val="20"/>
+              </w:rPr>
+              <w:t>Penelitian</w:t>
+            </w:r>
+            <w:proofErr w:type="spellEnd"/>
+            <w:r>
+              <w:rPr>
+                <w:sz w:val="20"/>
+                <w:szCs w:val="20"/>
+              </w:rPr>
+              <w:t xml:space="preserve"> </w:t>
+            </w:r>
+            <w:proofErr w:type="spellStart"/>
+            <w:r>
+              <w:rPr>
+                <w:sz w:val="20"/>
+                <w:szCs w:val="20"/>
+              </w:rPr>
+              <w:t>hanya</w:t>
+            </w:r>
+            <w:proofErr w:type="spellEnd"/>
+            <w:r>
+              <w:rPr>
+                <w:sz w:val="20"/>
+                <w:szCs w:val="20"/>
+              </w:rPr>
+              <w:t xml:space="preserve"> </w:t>
+            </w:r>
+            <w:proofErr w:type="spellStart"/>
+            <w:r>
+              <w:rPr>
+                <w:sz w:val="20"/>
+                <w:szCs w:val="20"/>
+              </w:rPr>
+              <w:t>mempertimbangkan</w:t>
+            </w:r>
+            <w:proofErr w:type="spellEnd"/>
+            <w:r>
+              <w:rPr>
+                <w:sz w:val="20"/>
+                <w:szCs w:val="20"/>
+              </w:rPr>
+              <w:t xml:space="preserve"> </w:t>
+            </w:r>
+            <w:proofErr w:type="spellStart"/>
+            <w:r>
+              <w:rPr>
+                <w:sz w:val="20"/>
+                <w:szCs w:val="20"/>
+              </w:rPr>
+              <w:t>dimensi</w:t>
+            </w:r>
+            <w:proofErr w:type="spellEnd"/>
+            <w:r>
+              <w:rPr>
+                <w:sz w:val="20"/>
+                <w:szCs w:val="20"/>
+              </w:rPr>
+              <w:t xml:space="preserve"> </w:t>
+            </w:r>
+            <w:proofErr w:type="spellStart"/>
+            <w:r>
+              <w:rPr>
+                <w:sz w:val="20"/>
+                <w:szCs w:val="20"/>
+              </w:rPr>
+              <w:t>waktu</w:t>
+            </w:r>
+            <w:proofErr w:type="spellEnd"/>
+            <w:r>
+              <w:rPr>
+                <w:sz w:val="20"/>
+                <w:szCs w:val="20"/>
+              </w:rPr>
+              <w:t xml:space="preserve">; </w:t>
+            </w:r>
+            <w:proofErr w:type="spellStart"/>
+            <w:r>
+              <w:rPr>
+                <w:sz w:val="20"/>
+                <w:szCs w:val="20"/>
+              </w:rPr>
+              <w:t>tidak</w:t>
+            </w:r>
+            <w:proofErr w:type="spellEnd"/>
+            <w:r>
+              <w:rPr>
+                <w:sz w:val="20"/>
+                <w:szCs w:val="20"/>
+              </w:rPr>
+              <w:t xml:space="preserve"> </w:t>
+            </w:r>
+            <w:proofErr w:type="spellStart"/>
+            <w:r>
+              <w:rPr>
+                <w:sz w:val="20"/>
+                <w:szCs w:val="20"/>
+              </w:rPr>
+              <w:t>memiliki</w:t>
+            </w:r>
+            <w:proofErr w:type="spellEnd"/>
+            <w:r>
+              <w:rPr>
+                <w:sz w:val="20"/>
+                <w:szCs w:val="20"/>
+              </w:rPr>
+              <w:t xml:space="preserve"> </w:t>
+            </w:r>
+            <w:proofErr w:type="spellStart"/>
+            <w:r>
+              <w:rPr>
+                <w:sz w:val="20"/>
+                <w:szCs w:val="20"/>
+              </w:rPr>
+              <w:t>komponen</w:t>
+            </w:r>
+            <w:proofErr w:type="spellEnd"/>
+            <w:r>
+              <w:rPr>
+                <w:sz w:val="20"/>
+                <w:szCs w:val="20"/>
+              </w:rPr>
+              <w:t xml:space="preserve"> </w:t>
+            </w:r>
+            <w:proofErr w:type="spellStart"/>
+            <w:r>
+              <w:rPr>
+                <w:sz w:val="20"/>
+                <w:szCs w:val="20"/>
+              </w:rPr>
+              <w:t>personalisasi</w:t>
+            </w:r>
+            <w:proofErr w:type="spellEnd"/>
+            <w:r>
+              <w:rPr>
+                <w:sz w:val="20"/>
+                <w:szCs w:val="20"/>
+              </w:rPr>
+              <w:t xml:space="preserve"> </w:t>
+            </w:r>
+            <w:proofErr w:type="spellStart"/>
+            <w:r>
+              <w:rPr>
+                <w:sz w:val="20"/>
+                <w:szCs w:val="20"/>
+              </w:rPr>
+              <w:t>minat</w:t>
+            </w:r>
+            <w:proofErr w:type="spellEnd"/>
+            <w:r>
+              <w:rPr>
+                <w:sz w:val="20"/>
+                <w:szCs w:val="20"/>
+              </w:rPr>
+              <w:t xml:space="preserve"> (no content similarity); </w:t>
+            </w:r>
+            <w:proofErr w:type="spellStart"/>
+            <w:r>
+              <w:rPr>
+                <w:sz w:val="20"/>
+                <w:szCs w:val="20"/>
+              </w:rPr>
+              <w:t>tidak</w:t>
+            </w:r>
+            <w:proofErr w:type="spellEnd"/>
+            <w:r>
+              <w:rPr>
+                <w:sz w:val="20"/>
+                <w:szCs w:val="20"/>
+              </w:rPr>
+              <w:t xml:space="preserve"> </w:t>
+            </w:r>
+            <w:proofErr w:type="spellStart"/>
+            <w:r>
+              <w:rPr>
+                <w:sz w:val="20"/>
+                <w:szCs w:val="20"/>
+              </w:rPr>
+              <w:t>mengagregasi</w:t>
+            </w:r>
+            <w:proofErr w:type="spellEnd"/>
+            <w:r>
+              <w:rPr>
+                <w:sz w:val="20"/>
+                <w:szCs w:val="20"/>
+              </w:rPr>
+              <w:t xml:space="preserve"> </w:t>
+            </w:r>
+            <w:proofErr w:type="spellStart"/>
+            <w:r>
+              <w:rPr>
+                <w:sz w:val="20"/>
+                <w:szCs w:val="20"/>
+              </w:rPr>
+              <w:t>metrik</w:t>
+            </w:r>
+            <w:proofErr w:type="spellEnd"/>
+            <w:r>
+              <w:rPr>
+                <w:sz w:val="20"/>
+                <w:szCs w:val="20"/>
+              </w:rPr>
+              <w:t xml:space="preserve"> </w:t>
+            </w:r>
+            <w:proofErr w:type="spellStart"/>
+            <w:r>
+              <w:rPr>
+                <w:sz w:val="20"/>
+                <w:szCs w:val="20"/>
+              </w:rPr>
+              <w:t>kualitas</w:t>
+            </w:r>
+            <w:proofErr w:type="spellEnd"/>
+            <w:r>
+              <w:rPr>
+                <w:sz w:val="20"/>
+                <w:szCs w:val="20"/>
+              </w:rPr>
+              <w:t xml:space="preserve"> </w:t>
+            </w:r>
+            <w:proofErr w:type="spellStart"/>
+            <w:r>
+              <w:rPr>
+                <w:sz w:val="20"/>
+                <w:szCs w:val="20"/>
+              </w:rPr>
+              <w:t>seperti</w:t>
+            </w:r>
+            <w:proofErr w:type="spellEnd"/>
+            <w:r>
+              <w:rPr>
+                <w:sz w:val="20"/>
+                <w:szCs w:val="20"/>
+              </w:rPr>
+              <w:t xml:space="preserve"> rating, like, dan engagement.</w:t>
+            </w:r>
+          </w:p>
+        </w:tc>
+      </w:tr>
+      <w:tr>
+        <w:trPr>
+          <w:trHeight w:val="624"/>
+        </w:trPr>
+        <w:tc>
+          <w:tcPr>
+            <w:tcW w:w="756" w:type="dxa"/>
+            <w:tcBorders>
+              <w:top w:val="single" w:sz="8" w:space="0" w:color="1E1E1E"/>
+              <w:left w:val="single" w:sz="8" w:space="0" w:color="1E1E1E"/>
+              <w:bottom w:val="single" w:sz="8" w:space="0" w:color="1E1E1E"/>
+              <w:right w:val="single" w:sz="8" w:space="0" w:color="1E1E1E"/>
+            </w:tcBorders>
+            <w:vAlign w:val="center"/>
+          </w:tcPr>
+          <w:p>
+            <w:pPr>
+              <w:spacing w:after="0" w:line="240" w:lineRule="auto"/>
+              <w:ind w:left="0" w:firstLine="0"/>
+              <w:contextualSpacing/>
+              <w:jc w:val="left"/>
+              <w:rPr>
+                <w:color w:val="1E1E1E"/>
+                <w:sz w:val="20"/>
+                <w:szCs w:val="20"/>
+              </w:rPr>
+            </w:pPr>
+            <w:r>
+              <w:rPr>
+                <w:color w:val="1E1E1E"/>
+                <w:sz w:val="20"/>
+                <w:szCs w:val="20"/>
+              </w:rPr>
+              <w:t>3.</w:t>
+            </w:r>
+          </w:p>
+        </w:tc>
+        <w:tc>
+          <w:tcPr>
+            <w:tcW w:w="1541" w:type="dxa"/>
+            <w:tcBorders>
+              <w:top w:val="single" w:sz="8" w:space="0" w:color="1E1E1E"/>
+              <w:left w:val="single" w:sz="8" w:space="0" w:color="1E1E1E"/>
+              <w:bottom w:val="single" w:sz="8" w:space="0" w:color="1E1E1E"/>
+              <w:right w:val="single" w:sz="8" w:space="0" w:color="1E1E1E"/>
+            </w:tcBorders>
+          </w:tcPr>
+          <w:p>
+            <w:pPr>
+              <w:spacing w:after="0" w:line="360" w:lineRule="auto"/>
+              <w:ind w:left="0" w:firstLine="0"/>
+              <w:contextualSpacing/>
+              <w:jc w:val="left"/>
+              <w:rPr>
+                <w:sz w:val="20"/>
+                <w:szCs w:val="20"/>
+              </w:rPr>
+            </w:pPr>
+            <w:r>
+              <w:rPr>
+                <w:sz w:val="20"/>
+                <w:szCs w:val="20"/>
+              </w:rPr>
+              <w:t>Liu et al. (2022)</w:t>
+            </w:r>
+            <w:r>
+              <w:rPr>
+                <w:color w:val="1E1E1E"/>
+                <w:sz w:val="20"/>
+                <w:szCs w:val="20"/>
+              </w:rPr>
+              <w:t xml:space="preserve"> </w:t>
+            </w:r>
+          </w:p>
+          <w:p>
+            <w:pPr>
+              <w:spacing w:after="0" w:line="360" w:lineRule="auto"/>
+              <w:ind w:left="0" w:firstLine="0"/>
+              <w:contextualSpacing/>
+              <w:jc w:val="left"/>
+              <w:rPr>
+                <w:sz w:val="20"/>
+                <w:szCs w:val="20"/>
+              </w:rPr>
+            </w:pPr>
+            <w:r>
+              <w:rPr>
+                <w:color w:val="1E1E1E"/>
+                <w:sz w:val="20"/>
+                <w:szCs w:val="20"/>
+              </w:rPr>
+              <w:t>[8]</w:t>
+            </w:r>
+            <w:r>
+              <w:rPr>
+                <w:sz w:val="20"/>
+                <w:szCs w:val="20"/>
+              </w:rPr>
+              <w:t xml:space="preserve"> </w:t>
+            </w:r>
+          </w:p>
+        </w:tc>
+        <w:tc>
+          <w:tcPr>
+            <w:tcW w:w="1622" w:type="dxa"/>
+            <w:tcBorders>
+              <w:top w:val="single" w:sz="8" w:space="0" w:color="1E1E1E"/>
+              <w:left w:val="single" w:sz="8" w:space="0" w:color="1E1E1E"/>
+              <w:bottom w:val="single" w:sz="8" w:space="0" w:color="1E1E1E"/>
+              <w:right w:val="single" w:sz="8" w:space="0" w:color="1E1E1E"/>
+            </w:tcBorders>
+          </w:tcPr>
+          <w:p>
+            <w:pPr>
+              <w:spacing w:after="0" w:line="360" w:lineRule="auto"/>
+              <w:ind w:left="0" w:firstLine="0"/>
+              <w:contextualSpacing/>
+              <w:jc w:val="left"/>
+              <w:rPr>
+                <w:sz w:val="20"/>
+                <w:szCs w:val="20"/>
+              </w:rPr>
+            </w:pPr>
+            <w:r>
+              <w:rPr>
+                <w:i/>
+                <w:sz w:val="20"/>
+                <w:szCs w:val="20"/>
+              </w:rPr>
+              <w:t xml:space="preserve">TD-DNN: A Time </w:t>
+            </w:r>
+          </w:p>
+          <w:p>
+            <w:pPr>
+              <w:spacing w:after="0" w:line="360" w:lineRule="auto"/>
+              <w:ind w:left="0" w:firstLine="0"/>
+              <w:contextualSpacing/>
+              <w:jc w:val="left"/>
+              <w:rPr>
+                <w:sz w:val="20"/>
+                <w:szCs w:val="20"/>
+              </w:rPr>
+            </w:pPr>
+            <w:r>
+              <w:rPr>
+                <w:i/>
+                <w:sz w:val="20"/>
+                <w:szCs w:val="20"/>
+              </w:rPr>
+              <w:t xml:space="preserve">Decay-Based </w:t>
+            </w:r>
+          </w:p>
+          <w:p>
+            <w:pPr>
+              <w:spacing w:after="0" w:line="360" w:lineRule="auto"/>
+              <w:ind w:left="0" w:firstLine="0"/>
+              <w:contextualSpacing/>
+              <w:jc w:val="left"/>
+              <w:rPr>
+                <w:i/>
+                <w:sz w:val="20"/>
+                <w:szCs w:val="20"/>
+              </w:rPr>
+            </w:pPr>
+            <w:r>
+              <w:rPr>
+                <w:i/>
+                <w:sz w:val="20"/>
+                <w:szCs w:val="20"/>
+              </w:rPr>
+              <w:t xml:space="preserve">Deep Neural Network... </w:t>
+            </w:r>
+          </w:p>
+        </w:tc>
+        <w:tc>
+          <w:tcPr>
+            <w:tcW w:w="1579" w:type="dxa"/>
+            <w:tcBorders>
+              <w:top w:val="single" w:sz="8" w:space="0" w:color="1E1E1E"/>
+              <w:left w:val="single" w:sz="8" w:space="0" w:color="1E1E1E"/>
+              <w:bottom w:val="single" w:sz="8" w:space="0" w:color="1E1E1E"/>
+              <w:right w:val="single" w:sz="8" w:space="0" w:color="1E1E1E"/>
+            </w:tcBorders>
+          </w:tcPr>
+          <w:p>
+            <w:pPr>
+              <w:spacing w:after="0" w:line="360" w:lineRule="auto"/>
+              <w:ind w:left="0" w:firstLine="0"/>
+              <w:contextualSpacing/>
+              <w:jc w:val="left"/>
+              <w:rPr>
+                <w:sz w:val="20"/>
+                <w:szCs w:val="20"/>
+              </w:rPr>
+            </w:pPr>
+            <w:r>
+              <w:rPr>
+                <w:i/>
+                <w:sz w:val="20"/>
+                <w:szCs w:val="20"/>
+              </w:rPr>
+              <w:t xml:space="preserve">Time Decay &amp; </w:t>
+            </w:r>
+          </w:p>
+          <w:p>
+            <w:pPr>
+              <w:spacing w:after="0" w:line="360" w:lineRule="auto"/>
+              <w:ind w:left="0" w:firstLine="0"/>
+              <w:contextualSpacing/>
+              <w:jc w:val="left"/>
+              <w:rPr>
+                <w:sz w:val="20"/>
+                <w:szCs w:val="20"/>
+              </w:rPr>
+            </w:pPr>
+            <w:r>
+              <w:rPr>
+                <w:i/>
+                <w:sz w:val="20"/>
+                <w:szCs w:val="20"/>
+              </w:rPr>
+              <w:t xml:space="preserve">Deep Neural </w:t>
+            </w:r>
+          </w:p>
+          <w:p>
+            <w:pPr>
+              <w:spacing w:after="0" w:line="360" w:lineRule="auto"/>
+              <w:ind w:left="0" w:firstLine="0"/>
+              <w:contextualSpacing/>
+              <w:jc w:val="left"/>
+              <w:rPr>
+                <w:i/>
+                <w:sz w:val="20"/>
+                <w:szCs w:val="20"/>
+              </w:rPr>
+            </w:pPr>
+            <w:r>
+              <w:rPr>
+                <w:i/>
+                <w:sz w:val="20"/>
+                <w:szCs w:val="20"/>
+              </w:rPr>
+              <w:t xml:space="preserve">Network </w:t>
+            </w:r>
+          </w:p>
+        </w:tc>
+        <w:tc>
+          <w:tcPr>
+            <w:tcW w:w="2436" w:type="dxa"/>
+            <w:tcBorders>
+              <w:top w:val="single" w:sz="8" w:space="0" w:color="1E1E1E"/>
+              <w:left w:val="single" w:sz="8" w:space="0" w:color="1E1E1E"/>
+              <w:bottom w:val="single" w:sz="8" w:space="0" w:color="1E1E1E"/>
+              <w:right w:val="single" w:sz="8" w:space="0" w:color="1E1E1E"/>
+            </w:tcBorders>
+          </w:tcPr>
+          <w:p>
+            <w:pPr>
+              <w:spacing w:after="0" w:line="360" w:lineRule="auto"/>
+              <w:ind w:left="0" w:firstLine="0"/>
+              <w:contextualSpacing/>
+              <w:jc w:val="left"/>
+              <w:rPr>
+                <w:sz w:val="20"/>
+                <w:szCs w:val="20"/>
+              </w:rPr>
+            </w:pPr>
+            <w:proofErr w:type="spellStart"/>
+            <w:r>
+              <w:rPr>
+                <w:sz w:val="20"/>
+                <w:szCs w:val="20"/>
+              </w:rPr>
+              <w:t>Kelebihan</w:t>
+            </w:r>
+            <w:proofErr w:type="spellEnd"/>
+            <w:r>
+              <w:rPr>
+                <w:sz w:val="20"/>
+                <w:szCs w:val="20"/>
+              </w:rPr>
+              <w:t>:</w:t>
+            </w:r>
+          </w:p>
+          <w:p>
+            <w:pPr>
+              <w:spacing w:after="0" w:line="360" w:lineRule="auto"/>
+              <w:ind w:left="0" w:firstLine="0"/>
+              <w:contextualSpacing/>
+              <w:jc w:val="left"/>
+              <w:rPr>
+                <w:sz w:val="20"/>
+                <w:szCs w:val="20"/>
+              </w:rPr>
+            </w:pPr>
+            <w:proofErr w:type="spellStart"/>
+            <w:r>
+              <w:rPr>
+                <w:sz w:val="20"/>
+                <w:szCs w:val="20"/>
+              </w:rPr>
+              <w:t>Sistem</w:t>
+            </w:r>
+            <w:proofErr w:type="spellEnd"/>
+            <w:r>
+              <w:rPr>
+                <w:sz w:val="20"/>
+                <w:szCs w:val="20"/>
+              </w:rPr>
+              <w:t xml:space="preserve"> </w:t>
+            </w:r>
+            <w:proofErr w:type="spellStart"/>
+            <w:r>
+              <w:rPr>
+                <w:sz w:val="20"/>
+                <w:szCs w:val="20"/>
+              </w:rPr>
+              <w:t>ini</w:t>
+            </w:r>
+            <w:proofErr w:type="spellEnd"/>
+            <w:r>
+              <w:rPr>
+                <w:sz w:val="20"/>
+                <w:szCs w:val="20"/>
+              </w:rPr>
+              <w:t xml:space="preserve"> </w:t>
+            </w:r>
+            <w:proofErr w:type="spellStart"/>
+            <w:r>
+              <w:rPr>
+                <w:sz w:val="20"/>
+                <w:szCs w:val="20"/>
+              </w:rPr>
+              <w:t>deterministik</w:t>
+            </w:r>
+            <w:proofErr w:type="spellEnd"/>
+            <w:r>
+              <w:rPr>
+                <w:sz w:val="20"/>
+                <w:szCs w:val="20"/>
+              </w:rPr>
+              <w:t xml:space="preserve"> dan reproducible (</w:t>
+            </w:r>
+            <w:proofErr w:type="spellStart"/>
+            <w:r>
+              <w:rPr>
+                <w:sz w:val="20"/>
+                <w:szCs w:val="20"/>
+              </w:rPr>
+              <w:t>untuk</w:t>
+            </w:r>
+            <w:proofErr w:type="spellEnd"/>
+            <w:r>
+              <w:rPr>
+                <w:sz w:val="20"/>
+                <w:szCs w:val="20"/>
+              </w:rPr>
+              <w:t xml:space="preserve"> input yang </w:t>
+            </w:r>
+            <w:proofErr w:type="spellStart"/>
+            <w:r>
+              <w:rPr>
+                <w:sz w:val="20"/>
+                <w:szCs w:val="20"/>
+              </w:rPr>
+              <w:t>sama</w:t>
+            </w:r>
+            <w:proofErr w:type="spellEnd"/>
+            <w:r>
+              <w:rPr>
+                <w:sz w:val="20"/>
+                <w:szCs w:val="20"/>
+              </w:rPr>
+              <w:t xml:space="preserve"> </w:t>
+            </w:r>
+            <w:proofErr w:type="spellStart"/>
+            <w:r>
+              <w:rPr>
+                <w:sz w:val="20"/>
+                <w:szCs w:val="20"/>
+              </w:rPr>
+              <w:t>menghasilkan</w:t>
+            </w:r>
+            <w:proofErr w:type="spellEnd"/>
+            <w:r>
+              <w:rPr>
+                <w:sz w:val="20"/>
+                <w:szCs w:val="20"/>
+              </w:rPr>
+              <w:t xml:space="preserve"> output </w:t>
+            </w:r>
+            <w:proofErr w:type="spellStart"/>
+            <w:r>
+              <w:rPr>
+                <w:sz w:val="20"/>
+                <w:szCs w:val="20"/>
+              </w:rPr>
+              <w:t>identik</w:t>
+            </w:r>
+            <w:proofErr w:type="spellEnd"/>
+            <w:r>
+              <w:rPr>
+                <w:sz w:val="20"/>
+                <w:szCs w:val="20"/>
+              </w:rPr>
+              <w:t>); interpretable (</w:t>
+            </w:r>
+            <w:proofErr w:type="spellStart"/>
+            <w:r>
+              <w:rPr>
+                <w:sz w:val="20"/>
+                <w:szCs w:val="20"/>
+              </w:rPr>
+              <w:t>kontribusi</w:t>
+            </w:r>
+            <w:proofErr w:type="spellEnd"/>
+            <w:r>
+              <w:rPr>
+                <w:sz w:val="20"/>
+                <w:szCs w:val="20"/>
+              </w:rPr>
+              <w:t xml:space="preserve"> </w:t>
+            </w:r>
+            <w:proofErr w:type="spellStart"/>
+            <w:r>
+              <w:rPr>
+                <w:sz w:val="20"/>
+                <w:szCs w:val="20"/>
+              </w:rPr>
+              <w:t>setiap</w:t>
+            </w:r>
+            <w:proofErr w:type="spellEnd"/>
+            <w:r>
+              <w:rPr>
+                <w:sz w:val="20"/>
+                <w:szCs w:val="20"/>
+              </w:rPr>
+              <w:t xml:space="preserve"> pilar </w:t>
+            </w:r>
+            <w:proofErr w:type="spellStart"/>
+            <w:r>
+              <w:rPr>
+                <w:sz w:val="20"/>
+                <w:szCs w:val="20"/>
+              </w:rPr>
+              <w:t>dapat</w:t>
+            </w:r>
+            <w:proofErr w:type="spellEnd"/>
+            <w:r>
+              <w:rPr>
+                <w:sz w:val="20"/>
+                <w:szCs w:val="20"/>
+              </w:rPr>
+              <w:t xml:space="preserve"> </w:t>
+            </w:r>
+            <w:proofErr w:type="spellStart"/>
+            <w:r>
+              <w:rPr>
+                <w:sz w:val="20"/>
+                <w:szCs w:val="20"/>
+              </w:rPr>
+              <w:t>dianalisis</w:t>
+            </w:r>
+            <w:proofErr w:type="spellEnd"/>
+            <w:r>
+              <w:rPr>
+                <w:sz w:val="20"/>
+                <w:szCs w:val="20"/>
+              </w:rPr>
+              <w:t xml:space="preserve"> </w:t>
+            </w:r>
+            <w:proofErr w:type="spellStart"/>
+            <w:r>
+              <w:rPr>
+                <w:sz w:val="20"/>
+                <w:szCs w:val="20"/>
+              </w:rPr>
+              <w:t>terpisah</w:t>
+            </w:r>
+            <w:proofErr w:type="spellEnd"/>
+            <w:r>
+              <w:rPr>
+                <w:sz w:val="20"/>
+                <w:szCs w:val="20"/>
+              </w:rPr>
+              <w:t xml:space="preserve">); </w:t>
+            </w:r>
+            <w:proofErr w:type="spellStart"/>
+            <w:r>
+              <w:rPr>
+                <w:sz w:val="20"/>
+                <w:szCs w:val="20"/>
+              </w:rPr>
+              <w:t>latensi</w:t>
+            </w:r>
+            <w:proofErr w:type="spellEnd"/>
+            <w:r>
+              <w:rPr>
+                <w:sz w:val="20"/>
+                <w:szCs w:val="20"/>
+              </w:rPr>
+              <w:t xml:space="preserve"> sub-</w:t>
+            </w:r>
+            <w:proofErr w:type="spellStart"/>
+            <w:r>
+              <w:rPr>
+                <w:sz w:val="20"/>
+                <w:szCs w:val="20"/>
+              </w:rPr>
+              <w:t>detik</w:t>
+            </w:r>
+            <w:proofErr w:type="spellEnd"/>
+            <w:r>
+              <w:rPr>
+                <w:sz w:val="20"/>
+                <w:szCs w:val="20"/>
+              </w:rPr>
+              <w:t xml:space="preserve"> </w:t>
+            </w:r>
+            <w:proofErr w:type="spellStart"/>
+            <w:r>
+              <w:rPr>
+                <w:sz w:val="20"/>
+                <w:szCs w:val="20"/>
+              </w:rPr>
+              <w:t>tanpa</w:t>
+            </w:r>
+            <w:proofErr w:type="spellEnd"/>
+            <w:r>
+              <w:rPr>
+                <w:sz w:val="20"/>
+                <w:szCs w:val="20"/>
+              </w:rPr>
+              <w:t xml:space="preserve"> </w:t>
+            </w:r>
+            <w:proofErr w:type="spellStart"/>
+            <w:r>
+              <w:rPr>
+                <w:sz w:val="20"/>
+                <w:szCs w:val="20"/>
+              </w:rPr>
+              <w:t>inferensi</w:t>
+            </w:r>
+            <w:proofErr w:type="spellEnd"/>
+            <w:r>
+              <w:rPr>
+                <w:sz w:val="20"/>
+                <w:szCs w:val="20"/>
+              </w:rPr>
+              <w:t xml:space="preserve"> neural network; </w:t>
+            </w:r>
+            <w:proofErr w:type="spellStart"/>
+            <w:r>
+              <w:rPr>
+                <w:sz w:val="20"/>
+                <w:szCs w:val="20"/>
+              </w:rPr>
+              <w:t>mudah</w:t>
+            </w:r>
+            <w:proofErr w:type="spellEnd"/>
+            <w:r>
+              <w:rPr>
+                <w:sz w:val="20"/>
+                <w:szCs w:val="20"/>
+              </w:rPr>
+              <w:t xml:space="preserve"> di-tune manual.</w:t>
+            </w:r>
+          </w:p>
+          <w:p>
+            <w:pPr>
+              <w:spacing w:after="0" w:line="360" w:lineRule="auto"/>
+              <w:ind w:left="0" w:firstLine="0"/>
+              <w:contextualSpacing/>
+              <w:jc w:val="left"/>
+              <w:rPr>
+                <w:sz w:val="20"/>
+                <w:szCs w:val="20"/>
+              </w:rPr>
+            </w:pPr>
+            <w:proofErr w:type="spellStart"/>
+            <w:r>
+              <w:rPr>
+                <w:sz w:val="20"/>
+                <w:szCs w:val="20"/>
+              </w:rPr>
+              <w:t>Kekurangan</w:t>
+            </w:r>
+            <w:proofErr w:type="spellEnd"/>
+            <w:r>
+              <w:rPr>
+                <w:sz w:val="20"/>
+                <w:szCs w:val="20"/>
+              </w:rPr>
+              <w:t>:</w:t>
+            </w:r>
+          </w:p>
+          <w:p>
+            <w:pPr>
+              <w:spacing w:after="0" w:line="360" w:lineRule="auto"/>
+              <w:ind w:left="0" w:firstLine="0"/>
+              <w:contextualSpacing/>
+              <w:jc w:val="left"/>
+              <w:rPr>
+                <w:sz w:val="20"/>
+                <w:szCs w:val="20"/>
+              </w:rPr>
+            </w:pPr>
+            <w:r>
+              <w:rPr>
+                <w:sz w:val="20"/>
+                <w:szCs w:val="20"/>
+              </w:rPr>
+              <w:t xml:space="preserve">Mahal </w:t>
+            </w:r>
+            <w:proofErr w:type="spellStart"/>
+            <w:r>
+              <w:rPr>
+                <w:sz w:val="20"/>
+                <w:szCs w:val="20"/>
+              </w:rPr>
+              <w:t>secara</w:t>
+            </w:r>
+            <w:proofErr w:type="spellEnd"/>
+            <w:r>
+              <w:rPr>
+                <w:sz w:val="20"/>
+                <w:szCs w:val="20"/>
+              </w:rPr>
+              <w:t xml:space="preserve"> </w:t>
+            </w:r>
+            <w:proofErr w:type="spellStart"/>
+            <w:r>
+              <w:rPr>
+                <w:sz w:val="20"/>
+                <w:szCs w:val="20"/>
+              </w:rPr>
+              <w:t>komputasi</w:t>
+            </w:r>
+            <w:proofErr w:type="spellEnd"/>
+            <w:r>
+              <w:rPr>
+                <w:sz w:val="20"/>
+                <w:szCs w:val="20"/>
+              </w:rPr>
+              <w:t xml:space="preserve"> </w:t>
+            </w:r>
+            <w:proofErr w:type="spellStart"/>
+            <w:r>
+              <w:rPr>
+                <w:sz w:val="20"/>
+                <w:szCs w:val="20"/>
+              </w:rPr>
+              <w:t>karena</w:t>
+            </w:r>
+            <w:proofErr w:type="spellEnd"/>
+            <w:r>
+              <w:rPr>
+                <w:sz w:val="20"/>
+                <w:szCs w:val="20"/>
+              </w:rPr>
+              <w:t xml:space="preserve"> </w:t>
+            </w:r>
+            <w:proofErr w:type="spellStart"/>
+            <w:r>
+              <w:rPr>
+                <w:sz w:val="20"/>
+                <w:szCs w:val="20"/>
+              </w:rPr>
+              <w:t>inferensi</w:t>
+            </w:r>
+            <w:proofErr w:type="spellEnd"/>
+            <w:r>
+              <w:rPr>
+                <w:sz w:val="20"/>
+                <w:szCs w:val="20"/>
+              </w:rPr>
+              <w:t xml:space="preserve"> DNN; output </w:t>
+            </w:r>
+            <w:proofErr w:type="spellStart"/>
+            <w:r>
+              <w:rPr>
+                <w:sz w:val="20"/>
+                <w:szCs w:val="20"/>
+              </w:rPr>
+              <w:t>bersifat</w:t>
+            </w:r>
+            <w:proofErr w:type="spellEnd"/>
+            <w:r>
+              <w:rPr>
+                <w:sz w:val="20"/>
+                <w:szCs w:val="20"/>
+              </w:rPr>
+              <w:t xml:space="preserve"> </w:t>
+            </w:r>
+            <w:proofErr w:type="spellStart"/>
+            <w:r>
+              <w:rPr>
+                <w:sz w:val="20"/>
+                <w:szCs w:val="20"/>
+              </w:rPr>
+              <w:t>stokastik</w:t>
+            </w:r>
+            <w:proofErr w:type="spellEnd"/>
+            <w:r>
+              <w:rPr>
+                <w:sz w:val="20"/>
+                <w:szCs w:val="20"/>
+              </w:rPr>
+              <w:t xml:space="preserve"> (</w:t>
+            </w:r>
+            <w:proofErr w:type="spellStart"/>
+            <w:r>
+              <w:rPr>
+                <w:sz w:val="20"/>
+                <w:szCs w:val="20"/>
+              </w:rPr>
+              <w:t>sulit</w:t>
+            </w:r>
+            <w:proofErr w:type="spellEnd"/>
+            <w:r>
+              <w:rPr>
+                <w:sz w:val="20"/>
+                <w:szCs w:val="20"/>
+              </w:rPr>
+              <w:t xml:space="preserve"> di-</w:t>
             </w:r>
           </w:p>
         </w:tc>
@@ -1586,12 +3595,12 @@
         <w:spacing w:after="0" w:line="480" w:lineRule="auto"/>
         <w:ind w:left="0" w:firstLine="0"/>
         <w:contextualSpacing/>
-        <w:jc w:val="left"/>
-        <w:sectPr>
-          <w:pgSz w:w="11918" w:h="16838"/>
-          <w:pgMar w:top="1701" w:right="1701" w:bottom="1701" w:left="2268" w:header="567" w:footer="567" w:gutter="0"/>
-          <w:cols w:space="720"/>
-        </w:sectPr>
+        <w:rPr>
+          <w:b/>
+          <w:i/>
+          <w:sz w:val="20"/>
+          <w:szCs w:val="21"/>
+        </w:rPr>
       </w:pPr>
     </w:p>
     <w:p>
@@ -1664,6 +3673,44 @@
         <w:t>Terdahulu</w:t>
       </w:r>
       <w:proofErr w:type="spellEnd"/>
+      <w:r>
+        <w:rPr>
+          <w:b/>
+          <w:i/>
+          <w:sz w:val="20"/>
+          <w:szCs w:val="21"/>
+        </w:rPr>
+        <w:t xml:space="preserve"> </w:t>
+      </w:r>
+      <w:r>
+        <w:rPr>
+          <w:b/>
+          <w:i/>
+          <w:sz w:val="20"/>
+          <w:szCs w:val="21"/>
+        </w:rPr>
+        <w:t>(</w:t>
+      </w:r>
+      <w:proofErr w:type="spellStart"/>
+      <w:r>
+        <w:rPr>
+          <w:b/>
+          <w:i/>
+          <w:sz w:val="20"/>
+          <w:szCs w:val="21"/>
+        </w:rPr>
+        <w:t>lanjutan</w:t>
+      </w:r>
+      <w:proofErr w:type="spellEnd"/>
+      <w:r>
+        <w:rPr>
+          <w:b/>
+          <w:i/>
+          <w:sz w:val="20"/>
+          <w:szCs w:val="21"/>
+        </w:rPr>
+        <w:t>)</w:t>
+      </w:r>
     </w:p>
     <w:tbl>
       <w:tblPr>
@@ -1701,7 +3748,7 @@
           </w:tcPr>
           <w:p>
             <w:pPr>
-              <w:spacing w:after="0" w:line="480" w:lineRule="auto"/>
+              <w:spacing w:after="0" w:line="240" w:lineRule="auto"/>
               <w:ind w:left="0" w:firstLine="0"/>
               <w:contextualSpacing/>
               <w:jc w:val="center"/>
@@ -1720,7 +3767,7 @@
           </w:p>
           <w:p>
             <w:pPr>
-              <w:spacing w:after="0" w:line="480" w:lineRule="auto"/>
+              <w:spacing w:after="0" w:line="240" w:lineRule="auto"/>
               <w:ind w:left="0" w:firstLine="0"/>
               <w:contextualSpacing/>
               <w:jc w:val="center"/>
@@ -1741,7 +3788,7 @@
           </w:tcPr>
           <w:p>
             <w:pPr>
-              <w:spacing w:after="0" w:line="480" w:lineRule="auto"/>
+              <w:spacing w:after="0" w:line="240" w:lineRule="auto"/>
               <w:ind w:left="0" w:firstLine="22"/>
               <w:contextualSpacing/>
               <w:jc w:val="center"/>
@@ -1794,7 +3841,7 @@
           </w:tcPr>
           <w:p>
             <w:pPr>
-              <w:spacing w:after="0" w:line="480" w:lineRule="auto"/>
+              <w:spacing w:after="0" w:line="240" w:lineRule="auto"/>
               <w:ind w:left="0" w:firstLine="219"/>
               <w:contextualSpacing/>
               <w:jc w:val="center"/>
@@ -1840,7 +3887,7 @@
           </w:tcPr>
           <w:p>
             <w:pPr>
-              <w:spacing w:after="0" w:line="480" w:lineRule="auto"/>
+              <w:spacing w:after="0" w:line="240" w:lineRule="auto"/>
               <w:ind w:left="0" w:firstLine="0"/>
               <w:contextualSpacing/>
               <w:jc w:val="center"/>
@@ -1868,7 +3915,7 @@
           </w:tcPr>
           <w:p>
             <w:pPr>
-              <w:spacing w:after="0" w:line="480" w:lineRule="auto"/>
+              <w:spacing w:after="0" w:line="240" w:lineRule="auto"/>
               <w:ind w:left="0" w:firstLine="0"/>
               <w:contextualSpacing/>
               <w:jc w:val="center"/>
@@ -1896,16 +3943,14 @@
               <w:bottom w:val="single" w:sz="8" w:space="0" w:color="1E1E1E"/>
               <w:right w:val="single" w:sz="8" w:space="0" w:color="1E1E1E"/>
             </w:tcBorders>
-            <w:vAlign w:val="center"/>
           </w:tcPr>
           <w:p>
             <w:pPr>
               <w:spacing w:after="0" w:line="360" w:lineRule="auto"/>
               <w:ind w:left="0" w:firstLine="0"/>
               <w:contextualSpacing/>
-              <w:jc w:val="center"/>
-              <w:rPr>
-                <w:color w:val="1E1E1E"/>
+              <w:jc w:val="left"/>
+              <w:rPr>
                 <w:sz w:val="20"/>
                 <w:szCs w:val="20"/>
               </w:rPr>
@@ -1933,6 +3978,13 @@
                 <w:szCs w:val="20"/>
               </w:rPr>
             </w:pPr>
+            <w:r>
+              <w:rPr>
+                <w:sz w:val="20"/>
+                <w:szCs w:val="20"/>
+              </w:rPr>
+              <w:t xml:space="preserve"> </w:t>
+            </w:r>
           </w:p>
         </w:tc>
         <w:tc>
@@ -1952,11 +4004,18 @@
               <w:contextualSpacing/>
               <w:jc w:val="left"/>
               <w:rPr>
+                <w:sz w:val="20"/>
+                <w:szCs w:val="20"/>
+              </w:rPr>
+            </w:pPr>
+            <w:r>
+              <w:rPr>
                 <w:i/>
                 <w:sz w:val="20"/>
                 <w:szCs w:val="20"/>
               </w:rPr>
-            </w:pPr>
+              <w:t xml:space="preserve"> </w:t>
+            </w:r>
           </w:p>
         </w:tc>
         <w:tc>
@@ -1976,11 +4035,18 @@
               <w:contextualSpacing/>
               <w:jc w:val="left"/>
               <w:rPr>
+                <w:sz w:val="20"/>
+                <w:szCs w:val="20"/>
+              </w:rPr>
+            </w:pPr>
+            <w:r>
+              <w:rPr>
                 <w:i/>
                 <w:sz w:val="20"/>
                 <w:szCs w:val="20"/>
               </w:rPr>
-            </w:pPr>
+              <w:t xml:space="preserve"> </w:t>
+            </w:r>
           </w:p>
         </w:tc>
         <w:tc>
@@ -2009,7 +4075,7 @@
                 <w:sz w:val="20"/>
                 <w:szCs w:val="20"/>
               </w:rPr>
-              <w:t>(</w:t>
+              <w:t xml:space="preserve">reproduce); interpretability </w:t>
             </w:r>
             <w:proofErr w:type="spellStart"/>
             <w:r>
@@ -2017,7 +4083,7 @@
                 <w:sz w:val="20"/>
                 <w:szCs w:val="20"/>
               </w:rPr>
-              <w:t>interaksi</w:t>
+              <w:t>rendah</w:t>
             </w:r>
             <w:proofErr w:type="spellEnd"/>
             <w:r>
@@ -2033,6 +4099,86 @@
                 <w:sz w:val="20"/>
                 <w:szCs w:val="20"/>
               </w:rPr>
+              <w:t>karena</w:t>
+            </w:r>
+            <w:proofErr w:type="spellEnd"/>
+            <w:r>
+              <w:rPr>
+                <w:sz w:val="20"/>
+                <w:szCs w:val="20"/>
+              </w:rPr>
+              <w:t xml:space="preserve"> model black-box; </w:t>
+            </w:r>
+            <w:proofErr w:type="spellStart"/>
+            <w:r>
+              <w:rPr>
+                <w:sz w:val="20"/>
+                <w:szCs w:val="20"/>
+              </w:rPr>
+              <w:t>sulit</w:t>
+            </w:r>
+            <w:proofErr w:type="spellEnd"/>
+            <w:r>
+              <w:rPr>
+                <w:sz w:val="20"/>
+                <w:szCs w:val="20"/>
+              </w:rPr>
+              <w:t xml:space="preserve"> di-tune </w:t>
+            </w:r>
+            <w:proofErr w:type="spellStart"/>
+            <w:r>
+              <w:rPr>
+                <w:sz w:val="20"/>
+                <w:szCs w:val="20"/>
+              </w:rPr>
+              <w:t>bobot</w:t>
+            </w:r>
+            <w:proofErr w:type="spellEnd"/>
+            <w:r>
+              <w:rPr>
+                <w:sz w:val="20"/>
+                <w:szCs w:val="20"/>
+              </w:rPr>
+              <w:t xml:space="preserve"> </w:t>
+            </w:r>
+            <w:proofErr w:type="spellStart"/>
+            <w:r>
+              <w:rPr>
+                <w:sz w:val="20"/>
+                <w:szCs w:val="20"/>
+              </w:rPr>
+              <w:t>komponen</w:t>
+            </w:r>
+            <w:proofErr w:type="spellEnd"/>
+            <w:r>
+              <w:rPr>
+                <w:sz w:val="20"/>
+                <w:szCs w:val="20"/>
+              </w:rPr>
+              <w:t xml:space="preserve"> </w:t>
+            </w:r>
+            <w:proofErr w:type="spellStart"/>
+            <w:r>
+              <w:rPr>
+                <w:sz w:val="20"/>
+                <w:szCs w:val="20"/>
+              </w:rPr>
+              <w:t>secara</w:t>
+            </w:r>
+            <w:proofErr w:type="spellEnd"/>
+            <w:r>
+              <w:rPr>
+                <w:sz w:val="20"/>
+                <w:szCs w:val="20"/>
+              </w:rPr>
+              <w:t xml:space="preserve"> manual </w:t>
+            </w:r>
+            <w:proofErr w:type="spellStart"/>
+            <w:r>
+              <w:rPr>
+                <w:sz w:val="20"/>
+                <w:szCs w:val="20"/>
+              </w:rPr>
               <w:t>tanpa</w:t>
             </w:r>
             <w:proofErr w:type="spellEnd"/>
@@ -2041,38 +4187,7 @@
                 <w:sz w:val="20"/>
                 <w:szCs w:val="20"/>
               </w:rPr>
-              <w:t xml:space="preserve"> </w:t>
-            </w:r>
-            <w:r>
-              <w:rPr>
-                <w:i/>
-                <w:sz w:val="20"/>
-                <w:szCs w:val="20"/>
-              </w:rPr>
-              <w:t>rating</w:t>
-            </w:r>
-            <w:r>
-              <w:rPr>
-                <w:sz w:val="20"/>
-                <w:szCs w:val="20"/>
-              </w:rPr>
-              <w:t xml:space="preserve"> </w:t>
-            </w:r>
-            <w:proofErr w:type="spellStart"/>
-            <w:r>
-              <w:rPr>
-                <w:sz w:val="20"/>
-                <w:szCs w:val="20"/>
-              </w:rPr>
-              <w:t>langsung</w:t>
-            </w:r>
-            <w:proofErr w:type="spellEnd"/>
-            <w:r>
-              <w:rPr>
-                <w:sz w:val="20"/>
-                <w:szCs w:val="20"/>
-              </w:rPr>
-              <w:t>).</w:t>
+              <w:t xml:space="preserve"> retraining.</w:t>
             </w:r>
           </w:p>
         </w:tc>
@@ -2090,14 +4205,13 @@
               <w:bottom w:val="single" w:sz="8" w:space="0" w:color="1E1E1E"/>
               <w:right w:val="single" w:sz="8" w:space="0" w:color="1E1E1E"/>
             </w:tcBorders>
-            <w:vAlign w:val="center"/>
           </w:tcPr>
           <w:p>
             <w:pPr>
               <w:spacing w:after="0" w:line="360" w:lineRule="auto"/>
               <w:ind w:left="0" w:firstLine="0"/>
               <w:contextualSpacing/>
-              <w:jc w:val="center"/>
+              <w:jc w:val="left"/>
               <w:rPr>
                 <w:sz w:val="20"/>
                 <w:szCs w:val="20"/>
@@ -2109,7 +4223,7 @@
                 <w:sz w:val="20"/>
                 <w:szCs w:val="20"/>
               </w:rPr>
-              <w:t>3.</w:t>
+              <w:t>4.</w:t>
             </w:r>
           </w:p>
         </w:tc>
@@ -2136,14 +4250,14 @@
             </w:pPr>
             <w:r>
               <w:rPr>
-                <w:sz w:val="20"/>
-                <w:szCs w:val="20"/>
-              </w:rPr>
-              <w:t>Liu et al. (2022)</w:t>
-            </w:r>
-            <w:r>
-              <w:rPr>
                 <w:color w:val="1E1E1E"/>
+                <w:sz w:val="20"/>
+                <w:szCs w:val="20"/>
+              </w:rPr>
+              <w:t>Pilgram et al. (2025)</w:t>
+            </w:r>
+            <w:r>
+              <w:rPr>
                 <w:sz w:val="20"/>
                 <w:szCs w:val="20"/>
               </w:rPr>
@@ -2167,7 +4281,7 @@
                 <w:sz w:val="20"/>
                 <w:szCs w:val="20"/>
               </w:rPr>
-              <w:t>[8]</w:t>
+              <w:t>[9]</w:t>
             </w:r>
             <w:r>
               <w:rPr>
@@ -2202,50 +4316,19 @@
             <w:r>
               <w:rPr>
                 <w:i/>
-                <w:sz w:val="20"/>
-                <w:szCs w:val="20"/>
-              </w:rPr>
-              <w:t xml:space="preserve">TD-DNN: A Time </w:t>
-            </w:r>
-          </w:p>
-          <w:p>
-            <w:pPr>
-              <w:spacing w:after="0" w:line="360" w:lineRule="auto"/>
-              <w:ind w:left="0" w:firstLine="0"/>
-              <w:contextualSpacing/>
-              <w:jc w:val="left"/>
-              <w:rPr>
-                <w:sz w:val="20"/>
-                <w:szCs w:val="20"/>
-              </w:rPr>
-            </w:pPr>
+                <w:color w:val="1E1E1E"/>
+                <w:sz w:val="20"/>
+                <w:szCs w:val="20"/>
+              </w:rPr>
+              <w:t>A consensus privacy metrics...</w:t>
+            </w:r>
             <w:r>
               <w:rPr>
                 <w:i/>
                 <w:sz w:val="20"/>
                 <w:szCs w:val="20"/>
               </w:rPr>
-              <w:t xml:space="preserve">Decay-Based </w:t>
-            </w:r>
-          </w:p>
-          <w:p>
-            <w:pPr>
-              <w:spacing w:after="0" w:line="360" w:lineRule="auto"/>
-              <w:ind w:left="0" w:firstLine="0"/>
-              <w:contextualSpacing/>
-              <w:jc w:val="left"/>
-              <w:rPr>
-                <w:sz w:val="20"/>
-                <w:szCs w:val="20"/>
-              </w:rPr>
-            </w:pPr>
-            <w:r>
-              <w:rPr>
-                <w:i/>
-                <w:sz w:val="20"/>
-                <w:szCs w:val="20"/>
-              </w:rPr>
-              <w:t xml:space="preserve">Deep Neural Network... </w:t>
+              <w:t xml:space="preserve"> </w:t>
             </w:r>
           </w:p>
         </w:tc>
@@ -2276,7 +4359,7 @@
                 <w:sz w:val="20"/>
                 <w:szCs w:val="20"/>
               </w:rPr>
-              <w:t xml:space="preserve">Time Decay &amp; </w:t>
+              <w:t xml:space="preserve">Time-Based </w:t>
             </w:r>
           </w:p>
           <w:p>
@@ -2296,27 +4379,7 @@
                 <w:sz w:val="20"/>
                 <w:szCs w:val="20"/>
               </w:rPr>
-              <w:t xml:space="preserve">Deep Neural </w:t>
-            </w:r>
-          </w:p>
-          <w:p>
-            <w:pPr>
-              <w:spacing w:after="0" w:line="360" w:lineRule="auto"/>
-              <w:ind w:left="0" w:firstLine="0"/>
-              <w:contextualSpacing/>
-              <w:jc w:val="left"/>
-              <w:rPr>
-                <w:sz w:val="20"/>
-                <w:szCs w:val="20"/>
-              </w:rPr>
-            </w:pPr>
-            <w:r>
-              <w:rPr>
-                <w:i/>
-                <w:sz w:val="20"/>
-                <w:szCs w:val="20"/>
-              </w:rPr>
-              <w:t xml:space="preserve">Network </w:t>
+              <w:t xml:space="preserve">Decay Function </w:t>
             </w:r>
           </w:p>
         </w:tc>
@@ -2347,7 +4410,7 @@
                 <w:sz w:val="20"/>
                 <w:szCs w:val="20"/>
               </w:rPr>
-              <w:t>Menegaskan</w:t>
+              <w:t>Kelebihan</w:t>
             </w:r>
             <w:proofErr w:type="spellEnd"/>
             <w:r>
@@ -2355,344 +4418,7 @@
                 <w:sz w:val="20"/>
                 <w:szCs w:val="20"/>
               </w:rPr>
-              <w:t xml:space="preserve"> </w:t>
-            </w:r>
-            <w:proofErr w:type="spellStart"/>
-            <w:r>
-              <w:rPr>
-                <w:sz w:val="20"/>
-                <w:szCs w:val="20"/>
-              </w:rPr>
-              <w:t>bahwa</w:t>
-            </w:r>
-            <w:proofErr w:type="spellEnd"/>
-            <w:r>
-              <w:rPr>
-                <w:sz w:val="20"/>
-                <w:szCs w:val="20"/>
-              </w:rPr>
-              <w:t xml:space="preserve"> </w:t>
-            </w:r>
-            <w:proofErr w:type="spellStart"/>
-            <w:r>
-              <w:rPr>
-                <w:sz w:val="20"/>
-                <w:szCs w:val="20"/>
-              </w:rPr>
-              <w:t>perankingan</w:t>
-            </w:r>
-            <w:proofErr w:type="spellEnd"/>
-            <w:r>
-              <w:rPr>
-                <w:sz w:val="20"/>
-                <w:szCs w:val="20"/>
-              </w:rPr>
-              <w:t xml:space="preserve"> yang</w:t>
-            </w:r>
-            <w:r>
-              <w:rPr>
-                <w:sz w:val="20"/>
-                <w:szCs w:val="20"/>
-              </w:rPr>
-              <w:t xml:space="preserve"> </w:t>
-            </w:r>
-            <w:proofErr w:type="spellStart"/>
-            <w:r>
-              <w:rPr>
-                <w:sz w:val="20"/>
-                <w:szCs w:val="20"/>
-              </w:rPr>
-              <w:t>mengabaikan</w:t>
-            </w:r>
-            <w:proofErr w:type="spellEnd"/>
-            <w:r>
-              <w:rPr>
-                <w:sz w:val="20"/>
-                <w:szCs w:val="20"/>
-              </w:rPr>
-              <w:t xml:space="preserve"> </w:t>
-            </w:r>
-            <w:proofErr w:type="spellStart"/>
-            <w:r>
-              <w:rPr>
-                <w:sz w:val="20"/>
-                <w:szCs w:val="20"/>
-              </w:rPr>
-              <w:t>faktor</w:t>
-            </w:r>
-            <w:proofErr w:type="spellEnd"/>
-            <w:r>
-              <w:rPr>
-                <w:sz w:val="20"/>
-                <w:szCs w:val="20"/>
-              </w:rPr>
-              <w:t xml:space="preserve"> </w:t>
-            </w:r>
-            <w:proofErr w:type="spellStart"/>
-            <w:r>
-              <w:rPr>
-                <w:sz w:val="20"/>
-                <w:szCs w:val="20"/>
-              </w:rPr>
-              <w:t>waktu</w:t>
-            </w:r>
-            <w:proofErr w:type="spellEnd"/>
-            <w:r>
-              <w:rPr>
-                <w:sz w:val="20"/>
-                <w:szCs w:val="20"/>
-              </w:rPr>
-              <w:t xml:space="preserve"> </w:t>
-            </w:r>
-            <w:r>
-              <w:rPr>
-                <w:sz w:val="20"/>
-                <w:szCs w:val="20"/>
-              </w:rPr>
-              <w:t>(</w:t>
-            </w:r>
-            <w:r>
-              <w:rPr>
-                <w:i/>
-                <w:sz w:val="20"/>
-                <w:szCs w:val="20"/>
-              </w:rPr>
-              <w:t>time decay</w:t>
-            </w:r>
-            <w:r>
-              <w:rPr>
-                <w:sz w:val="20"/>
-                <w:szCs w:val="20"/>
-              </w:rPr>
-              <w:t xml:space="preserve">) </w:t>
-            </w:r>
-            <w:proofErr w:type="spellStart"/>
-            <w:r>
-              <w:rPr>
-                <w:sz w:val="20"/>
-                <w:szCs w:val="20"/>
-              </w:rPr>
-              <w:t>akan</w:t>
-            </w:r>
-            <w:proofErr w:type="spellEnd"/>
-            <w:r>
-              <w:rPr>
-                <w:sz w:val="20"/>
-                <w:szCs w:val="20"/>
-              </w:rPr>
-              <w:t xml:space="preserve"> </w:t>
-            </w:r>
-            <w:proofErr w:type="spellStart"/>
-            <w:r>
-              <w:rPr>
-                <w:sz w:val="20"/>
-                <w:szCs w:val="20"/>
-              </w:rPr>
-              <w:t>menghasilkan</w:t>
-            </w:r>
-            <w:proofErr w:type="spellEnd"/>
-            <w:r>
-              <w:rPr>
-                <w:sz w:val="20"/>
-                <w:szCs w:val="20"/>
-              </w:rPr>
-              <w:t xml:space="preserve"> </w:t>
-            </w:r>
-            <w:proofErr w:type="spellStart"/>
-            <w:r>
-              <w:rPr>
-                <w:sz w:val="20"/>
-                <w:szCs w:val="20"/>
-              </w:rPr>
-              <w:t>rekomendasi</w:t>
-            </w:r>
-            <w:proofErr w:type="spellEnd"/>
-            <w:r>
-              <w:rPr>
-                <w:sz w:val="20"/>
-                <w:szCs w:val="20"/>
-              </w:rPr>
-              <w:t xml:space="preserve"> </w:t>
-            </w:r>
-            <w:proofErr w:type="spellStart"/>
-            <w:r>
-              <w:rPr>
-                <w:sz w:val="20"/>
-                <w:szCs w:val="20"/>
-              </w:rPr>
-              <w:t>usang</w:t>
-            </w:r>
-            <w:proofErr w:type="spellEnd"/>
-            <w:r>
-              <w:rPr>
-                <w:sz w:val="20"/>
-                <w:szCs w:val="20"/>
-              </w:rPr>
-              <w:t xml:space="preserve">, </w:t>
-            </w:r>
-            <w:proofErr w:type="spellStart"/>
-            <w:r>
-              <w:rPr>
-                <w:sz w:val="20"/>
-                <w:szCs w:val="20"/>
-              </w:rPr>
-              <w:t>sehingga</w:t>
-            </w:r>
-            <w:proofErr w:type="spellEnd"/>
-            <w:r>
-              <w:rPr>
-                <w:sz w:val="20"/>
-                <w:szCs w:val="20"/>
-              </w:rPr>
-              <w:t xml:space="preserve"> </w:t>
-            </w:r>
-            <w:proofErr w:type="spellStart"/>
-            <w:r>
-              <w:rPr>
-                <w:sz w:val="20"/>
-                <w:szCs w:val="20"/>
-              </w:rPr>
-              <w:t>penambahan</w:t>
-            </w:r>
-            <w:proofErr w:type="spellEnd"/>
-            <w:r>
-              <w:rPr>
-                <w:sz w:val="20"/>
-                <w:szCs w:val="20"/>
-              </w:rPr>
-              <w:t xml:space="preserve"> </w:t>
-            </w:r>
-            <w:proofErr w:type="spellStart"/>
-            <w:r>
-              <w:rPr>
-                <w:sz w:val="20"/>
-                <w:szCs w:val="20"/>
-              </w:rPr>
-              <w:t>metrik</w:t>
-            </w:r>
-            <w:proofErr w:type="spellEnd"/>
-            <w:r>
-              <w:rPr>
-                <w:sz w:val="20"/>
-                <w:szCs w:val="20"/>
-              </w:rPr>
-              <w:t xml:space="preserve"> </w:t>
-            </w:r>
-            <w:proofErr w:type="spellStart"/>
-            <w:r>
-              <w:rPr>
-                <w:sz w:val="20"/>
-                <w:szCs w:val="20"/>
-              </w:rPr>
-              <w:t>waktu</w:t>
-            </w:r>
-            <w:proofErr w:type="spellEnd"/>
-            <w:r>
-              <w:rPr>
-                <w:sz w:val="20"/>
-                <w:szCs w:val="20"/>
-              </w:rPr>
-              <w:t xml:space="preserve"> </w:t>
-            </w:r>
-            <w:proofErr w:type="spellStart"/>
-            <w:r>
-              <w:rPr>
-                <w:sz w:val="20"/>
-                <w:szCs w:val="20"/>
-              </w:rPr>
-              <w:t>wajib</w:t>
-            </w:r>
-            <w:proofErr w:type="spellEnd"/>
-            <w:r>
-              <w:rPr>
-                <w:sz w:val="20"/>
-                <w:szCs w:val="20"/>
-              </w:rPr>
-              <w:t xml:space="preserve"> </w:t>
-            </w:r>
-            <w:proofErr w:type="spellStart"/>
-            <w:r>
-              <w:rPr>
-                <w:sz w:val="20"/>
-                <w:szCs w:val="20"/>
-              </w:rPr>
-              <w:t>dilakukan</w:t>
-            </w:r>
-            <w:proofErr w:type="spellEnd"/>
-          </w:p>
-        </w:tc>
-      </w:tr>
-      <w:tr>
-        <w:trPr>
-          <w:trHeight w:val="567"/>
-        </w:trPr>
-        <w:tc>
-          <w:tcPr>
-            <w:tcW w:w="756" w:type="dxa"/>
-            <w:tcBorders>
-              <w:top w:val="single" w:sz="8" w:space="0" w:color="1E1E1E"/>
-              <w:left w:val="single" w:sz="8" w:space="0" w:color="1E1E1E"/>
-              <w:bottom w:val="single" w:sz="8" w:space="0" w:color="1E1E1E"/>
-              <w:right w:val="single" w:sz="8" w:space="0" w:color="1E1E1E"/>
-            </w:tcBorders>
-            <w:vAlign w:val="center"/>
-          </w:tcPr>
-          <w:p>
-            <w:pPr>
-              <w:spacing w:after="0" w:line="360" w:lineRule="auto"/>
-              <w:ind w:left="0" w:firstLine="0"/>
-              <w:contextualSpacing/>
-              <w:jc w:val="center"/>
-              <w:rPr>
-                <w:sz w:val="20"/>
-                <w:szCs w:val="20"/>
-              </w:rPr>
-            </w:pPr>
-            <w:r>
-              <w:rPr>
-                <w:color w:val="1E1E1E"/>
-                <w:sz w:val="20"/>
-                <w:szCs w:val="20"/>
-              </w:rPr>
-              <w:t>4.</w:t>
-            </w:r>
-          </w:p>
-        </w:tc>
-        <w:tc>
-          <w:tcPr>
-            <w:tcW w:w="1541" w:type="dxa"/>
-            <w:tcBorders>
-              <w:top w:val="single" w:sz="8" w:space="0" w:color="1E1E1E"/>
-              <w:left w:val="single" w:sz="8" w:space="0" w:color="1E1E1E"/>
-              <w:bottom w:val="single" w:sz="8" w:space="0" w:color="1E1E1E"/>
-              <w:right w:val="single" w:sz="8" w:space="0" w:color="1E1E1E"/>
-            </w:tcBorders>
-          </w:tcPr>
-          <w:p>
-            <w:pPr>
-              <w:spacing w:after="0" w:line="360" w:lineRule="auto"/>
-              <w:ind w:left="0" w:firstLine="0"/>
-              <w:contextualSpacing/>
-              <w:jc w:val="left"/>
-              <w:rPr>
-                <w:sz w:val="20"/>
-                <w:szCs w:val="20"/>
-              </w:rPr>
-            </w:pPr>
-            <w:r>
-              <w:rPr>
-                <w:color w:val="1E1E1E"/>
-                <w:sz w:val="20"/>
-                <w:szCs w:val="20"/>
-              </w:rPr>
-              <w:t>Pilgram et al. (2025)</w:t>
-            </w:r>
-            <w:r>
-              <w:rPr>
-                <w:sz w:val="20"/>
-                <w:szCs w:val="20"/>
-              </w:rPr>
-              <w:t xml:space="preserve"> </w:t>
+              <w:t>:</w:t>
             </w:r>
           </w:p>
           <w:p>
@@ -2706,14 +4432,15 @@
                 <w:szCs w:val="20"/>
               </w:rPr>
             </w:pPr>
-            <w:r>
-              <w:rPr>
-                <w:color w:val="1E1E1E"/>
-                <w:sz w:val="20"/>
-                <w:szCs w:val="20"/>
-              </w:rPr>
-              <w:t>[9]</w:t>
-            </w:r>
+            <w:proofErr w:type="spellStart"/>
+            <w:r>
+              <w:rPr>
+                <w:sz w:val="20"/>
+                <w:szCs w:val="20"/>
+              </w:rPr>
+              <w:t>Sistem</w:t>
+            </w:r>
+            <w:proofErr w:type="spellEnd"/>
             <w:r>
               <w:rPr>
                 <w:sz w:val="20"/>
@@ -2721,76 +4448,293 @@
               </w:rPr>
               <w:t xml:space="preserve"> </w:t>
             </w:r>
-          </w:p>
-        </w:tc>
-        <w:tc>
-          <w:tcPr>
-            <w:tcW w:w="1622" w:type="dxa"/>
-            <w:tcBorders>
-              <w:top w:val="single" w:sz="8" w:space="0" w:color="1E1E1E"/>
-              <w:left w:val="single" w:sz="8" w:space="0" w:color="1E1E1E"/>
-              <w:bottom w:val="single" w:sz="8" w:space="0" w:color="1E1E1E"/>
-              <w:right w:val="single" w:sz="8" w:space="0" w:color="1E1E1E"/>
-            </w:tcBorders>
-          </w:tcPr>
-          <w:p>
-            <w:pPr>
-              <w:spacing w:after="0" w:line="360" w:lineRule="auto"/>
-              <w:ind w:left="0" w:firstLine="0"/>
-              <w:contextualSpacing/>
-              <w:jc w:val="left"/>
-              <w:rPr>
-                <w:sz w:val="20"/>
-                <w:szCs w:val="20"/>
-              </w:rPr>
-            </w:pPr>
-            <w:r>
-              <w:rPr>
-                <w:i/>
-                <w:color w:val="1E1E1E"/>
-                <w:sz w:val="20"/>
-                <w:szCs w:val="20"/>
-              </w:rPr>
-              <w:t>A consensus privacy metrics...</w:t>
-            </w:r>
-            <w:r>
-              <w:rPr>
-                <w:i/>
+            <w:proofErr w:type="spellStart"/>
+            <w:r>
+              <w:rPr>
+                <w:sz w:val="20"/>
+                <w:szCs w:val="20"/>
+              </w:rPr>
+              <w:t>ini</w:t>
+            </w:r>
+            <w:proofErr w:type="spellEnd"/>
+            <w:r>
+              <w:rPr>
                 <w:sz w:val="20"/>
                 <w:szCs w:val="20"/>
               </w:rPr>
               <w:t xml:space="preserve"> </w:t>
             </w:r>
-          </w:p>
-        </w:tc>
-        <w:tc>
-          <w:tcPr>
-            <w:tcW w:w="1579" w:type="dxa"/>
-            <w:tcBorders>
-              <w:top w:val="single" w:sz="8" w:space="0" w:color="1E1E1E"/>
-              <w:left w:val="single" w:sz="8" w:space="0" w:color="1E1E1E"/>
-              <w:bottom w:val="single" w:sz="8" w:space="0" w:color="1E1E1E"/>
-              <w:right w:val="single" w:sz="8" w:space="0" w:color="1E1E1E"/>
-            </w:tcBorders>
-          </w:tcPr>
-          <w:p>
-            <w:pPr>
-              <w:spacing w:after="0" w:line="360" w:lineRule="auto"/>
-              <w:ind w:left="0" w:firstLine="0"/>
-              <w:contextualSpacing/>
-              <w:jc w:val="left"/>
-              <w:rPr>
-                <w:sz w:val="20"/>
-                <w:szCs w:val="20"/>
-              </w:rPr>
-            </w:pPr>
-            <w:r>
-              <w:rPr>
-                <w:i/>
-                <w:sz w:val="20"/>
-                <w:szCs w:val="20"/>
-              </w:rPr>
-              <w:t xml:space="preserve">Time-Based </w:t>
+            <w:proofErr w:type="spellStart"/>
+            <w:r>
+              <w:rPr>
+                <w:sz w:val="20"/>
+                <w:szCs w:val="20"/>
+              </w:rPr>
+              <w:t>secara</w:t>
+            </w:r>
+            <w:proofErr w:type="spellEnd"/>
+            <w:r>
+              <w:rPr>
+                <w:sz w:val="20"/>
+                <w:szCs w:val="20"/>
+              </w:rPr>
+              <w:t xml:space="preserve"> </w:t>
+            </w:r>
+            <w:proofErr w:type="spellStart"/>
+            <w:r>
+              <w:rPr>
+                <w:sz w:val="20"/>
+                <w:szCs w:val="20"/>
+              </w:rPr>
+              <w:t>spesifik</w:t>
+            </w:r>
+            <w:proofErr w:type="spellEnd"/>
+            <w:r>
+              <w:rPr>
+                <w:sz w:val="20"/>
+                <w:szCs w:val="20"/>
+              </w:rPr>
+              <w:t xml:space="preserve"> </w:t>
+            </w:r>
+            <w:proofErr w:type="spellStart"/>
+            <w:r>
+              <w:rPr>
+                <w:sz w:val="20"/>
+                <w:szCs w:val="20"/>
+              </w:rPr>
+              <w:t>dirancang</w:t>
+            </w:r>
+            <w:proofErr w:type="spellEnd"/>
+            <w:r>
+              <w:rPr>
+                <w:sz w:val="20"/>
+                <w:szCs w:val="20"/>
+              </w:rPr>
+              <w:t xml:space="preserve"> </w:t>
+            </w:r>
+            <w:proofErr w:type="spellStart"/>
+            <w:r>
+              <w:rPr>
+                <w:sz w:val="20"/>
+                <w:szCs w:val="20"/>
+              </w:rPr>
+              <w:t>untuk</w:t>
+            </w:r>
+            <w:proofErr w:type="spellEnd"/>
+            <w:r>
+              <w:rPr>
+                <w:sz w:val="20"/>
+                <w:szCs w:val="20"/>
+              </w:rPr>
+              <w:t xml:space="preserve"> content recommendation; </w:t>
+            </w:r>
+            <w:proofErr w:type="spellStart"/>
+            <w:r>
+              <w:rPr>
+                <w:sz w:val="20"/>
+                <w:szCs w:val="20"/>
+              </w:rPr>
+              <w:t>lengkap</w:t>
+            </w:r>
+            <w:proofErr w:type="spellEnd"/>
+            <w:r>
+              <w:rPr>
+                <w:sz w:val="20"/>
+                <w:szCs w:val="20"/>
+              </w:rPr>
+              <w:t xml:space="preserve"> </w:t>
+            </w:r>
+            <w:proofErr w:type="spellStart"/>
+            <w:r>
+              <w:rPr>
+                <w:sz w:val="20"/>
+                <w:szCs w:val="20"/>
+              </w:rPr>
+              <w:t>dengan</w:t>
+            </w:r>
+            <w:proofErr w:type="spellEnd"/>
+            <w:r>
+              <w:rPr>
+                <w:sz w:val="20"/>
+                <w:szCs w:val="20"/>
+              </w:rPr>
+              <w:t xml:space="preserve"> </w:t>
+            </w:r>
+            <w:proofErr w:type="spellStart"/>
+            <w:r>
+              <w:rPr>
+                <w:sz w:val="20"/>
+                <w:szCs w:val="20"/>
+              </w:rPr>
+              <w:t>arsitektur</w:t>
+            </w:r>
+            <w:proofErr w:type="spellEnd"/>
+            <w:r>
+              <w:rPr>
+                <w:sz w:val="20"/>
+                <w:szCs w:val="20"/>
+              </w:rPr>
+              <w:t xml:space="preserve"> backend </w:t>
+            </w:r>
+            <w:proofErr w:type="spellStart"/>
+            <w:r>
+              <w:rPr>
+                <w:sz w:val="20"/>
+                <w:szCs w:val="20"/>
+              </w:rPr>
+              <w:t>operasional</w:t>
+            </w:r>
+            <w:proofErr w:type="spellEnd"/>
+            <w:r>
+              <w:rPr>
+                <w:sz w:val="20"/>
+                <w:szCs w:val="20"/>
+              </w:rPr>
+              <w:t xml:space="preserve">, REST API, caching, dan </w:t>
+            </w:r>
+            <w:proofErr w:type="spellStart"/>
+            <w:r>
+              <w:rPr>
+                <w:sz w:val="20"/>
+                <w:szCs w:val="20"/>
+              </w:rPr>
+              <w:t>paginasi</w:t>
+            </w:r>
+            <w:proofErr w:type="spellEnd"/>
+            <w:r>
+              <w:rPr>
+                <w:sz w:val="20"/>
+                <w:szCs w:val="20"/>
+              </w:rPr>
+              <w:t xml:space="preserve"> </w:t>
+            </w:r>
+            <w:proofErr w:type="spellStart"/>
+            <w:r>
+              <w:rPr>
+                <w:sz w:val="20"/>
+                <w:szCs w:val="20"/>
+              </w:rPr>
+              <w:t>kursor</w:t>
+            </w:r>
+            <w:proofErr w:type="spellEnd"/>
+            <w:r>
+              <w:rPr>
+                <w:sz w:val="20"/>
+                <w:szCs w:val="20"/>
+              </w:rPr>
+              <w:t xml:space="preserve">; </w:t>
+            </w:r>
+            <w:proofErr w:type="spellStart"/>
+            <w:r>
+              <w:rPr>
+                <w:sz w:val="20"/>
+                <w:szCs w:val="20"/>
+              </w:rPr>
+              <w:t>divalidasi</w:t>
+            </w:r>
+            <w:proofErr w:type="spellEnd"/>
+            <w:r>
+              <w:rPr>
+                <w:sz w:val="20"/>
+                <w:szCs w:val="20"/>
+              </w:rPr>
+              <w:t xml:space="preserve"> </w:t>
+            </w:r>
+            <w:proofErr w:type="spellStart"/>
+            <w:r>
+              <w:rPr>
+                <w:sz w:val="20"/>
+                <w:szCs w:val="20"/>
+              </w:rPr>
+              <w:t>melalui</w:t>
+            </w:r>
+            <w:proofErr w:type="spellEnd"/>
+            <w:r>
+              <w:rPr>
+                <w:sz w:val="20"/>
+                <w:szCs w:val="20"/>
+              </w:rPr>
+              <w:t xml:space="preserve"> </w:t>
+            </w:r>
+            <w:proofErr w:type="spellStart"/>
+            <w:r>
+              <w:rPr>
+                <w:sz w:val="20"/>
+                <w:szCs w:val="20"/>
+              </w:rPr>
+              <w:t>pengujian</w:t>
+            </w:r>
+            <w:proofErr w:type="spellEnd"/>
+            <w:r>
+              <w:rPr>
+                <w:sz w:val="20"/>
+                <w:szCs w:val="20"/>
+              </w:rPr>
+              <w:t xml:space="preserve"> </w:t>
+            </w:r>
+            <w:proofErr w:type="spellStart"/>
+            <w:r>
+              <w:rPr>
+                <w:sz w:val="20"/>
+                <w:szCs w:val="20"/>
+              </w:rPr>
+              <w:t>akurasi</w:t>
+            </w:r>
+            <w:proofErr w:type="spellEnd"/>
+            <w:r>
+              <w:rPr>
+                <w:sz w:val="20"/>
+                <w:szCs w:val="20"/>
+              </w:rPr>
+              <w:t xml:space="preserve"> (NDCG/Precision/Recall) yang </w:t>
+            </w:r>
+            <w:proofErr w:type="spellStart"/>
+            <w:r>
+              <w:rPr>
+                <w:sz w:val="20"/>
+                <w:szCs w:val="20"/>
+              </w:rPr>
+              <w:t>relevan</w:t>
+            </w:r>
+            <w:proofErr w:type="spellEnd"/>
+            <w:r>
+              <w:rPr>
+                <w:sz w:val="20"/>
+                <w:szCs w:val="20"/>
+              </w:rPr>
+              <w:t xml:space="preserve"> </w:t>
+            </w:r>
+            <w:proofErr w:type="spellStart"/>
+            <w:r>
+              <w:rPr>
+                <w:sz w:val="20"/>
+                <w:szCs w:val="20"/>
+              </w:rPr>
+              <w:t>untuk</w:t>
+            </w:r>
+            <w:proofErr w:type="spellEnd"/>
+            <w:r>
+              <w:rPr>
+                <w:sz w:val="20"/>
+                <w:szCs w:val="20"/>
+              </w:rPr>
+              <w:t xml:space="preserve"> domain feed </w:t>
+            </w:r>
+            <w:proofErr w:type="spellStart"/>
+            <w:r>
+              <w:rPr>
+                <w:sz w:val="20"/>
+                <w:szCs w:val="20"/>
+              </w:rPr>
+              <w:t>konten</w:t>
+            </w:r>
+            <w:proofErr w:type="spellEnd"/>
+            <w:r>
+              <w:rPr>
+                <w:sz w:val="20"/>
+                <w:szCs w:val="20"/>
+              </w:rPr>
+              <w:t>.</w:t>
             </w:r>
           </w:p>
           <w:p>
@@ -2804,26 +4748,23 @@
                 <w:szCs w:val="20"/>
               </w:rPr>
             </w:pPr>
-            <w:r>
-              <w:rPr>
-                <w:i/>
-                <w:sz w:val="20"/>
-                <w:szCs w:val="20"/>
-              </w:rPr>
-              <w:t xml:space="preserve">Decay Function </w:t>
+            <w:proofErr w:type="spellStart"/>
+            <w:r>
+              <w:rPr>
+                <w:sz w:val="20"/>
+                <w:szCs w:val="20"/>
+              </w:rPr>
+              <w:t>Kekurangan</w:t>
+            </w:r>
+            <w:proofErr w:type="spellEnd"/>
+            <w:r>
+              <w:rPr>
+                <w:sz w:val="20"/>
+                <w:szCs w:val="20"/>
+              </w:rPr>
+              <w:t>:</w:t>
             </w:r>
           </w:p>
-        </w:tc>
-        <w:tc>
-          <w:tcPr>
-            <w:tcW w:w="2436" w:type="dxa"/>
-            <w:tcBorders>
-              <w:top w:val="single" w:sz="8" w:space="0" w:color="1E1E1E"/>
-              <w:left w:val="single" w:sz="8" w:space="0" w:color="1E1E1E"/>
-              <w:bottom w:val="single" w:sz="8" w:space="0" w:color="1E1E1E"/>
-              <w:right w:val="single" w:sz="8" w:space="0" w:color="1E1E1E"/>
-            </w:tcBorders>
-          </w:tcPr>
           <w:p>
             <w:pPr>
               <w:spacing w:after="0" w:line="360" w:lineRule="auto"/>
@@ -2841,7 +4782,7 @@
                 <w:sz w:val="20"/>
                 <w:szCs w:val="20"/>
               </w:rPr>
-              <w:t>Menggunakan</w:t>
+              <w:t>Konteks</w:t>
             </w:r>
             <w:proofErr w:type="spellEnd"/>
             <w:r>
@@ -2851,14 +4792,15 @@
               </w:rPr>
               <w:t xml:space="preserve"> </w:t>
             </w:r>
-            <w:r>
-              <w:rPr>
-                <w:i/>
-                <w:sz w:val="20"/>
-                <w:szCs w:val="20"/>
-              </w:rPr>
-              <w:t>decay function</w:t>
-            </w:r>
+            <w:proofErr w:type="spellStart"/>
+            <w:r>
+              <w:rPr>
+                <w:sz w:val="20"/>
+                <w:szCs w:val="20"/>
+              </w:rPr>
+              <w:t>aplikasi</w:t>
+            </w:r>
+            <w:proofErr w:type="spellEnd"/>
             <w:r>
               <w:rPr>
                 <w:sz w:val="20"/>
@@ -2872,7 +4814,7 @@
                 <w:sz w:val="20"/>
                 <w:szCs w:val="20"/>
               </w:rPr>
-              <w:t>untuk</w:t>
+              <w:t>adalah</w:t>
             </w:r>
             <w:proofErr w:type="spellEnd"/>
             <w:r>
@@ -2880,6 +4822,38 @@
                 <w:sz w:val="20"/>
                 <w:szCs w:val="20"/>
               </w:rPr>
+              <w:t xml:space="preserve"> privacy metrics, </w:t>
+            </w:r>
+            <w:proofErr w:type="spellStart"/>
+            <w:r>
+              <w:rPr>
+                <w:sz w:val="20"/>
+                <w:szCs w:val="20"/>
+              </w:rPr>
+              <w:t>bukan</w:t>
+            </w:r>
+            <w:proofErr w:type="spellEnd"/>
+            <w:r>
+              <w:rPr>
+                <w:sz w:val="20"/>
+                <w:szCs w:val="20"/>
+              </w:rPr>
+              <w:t xml:space="preserve"> content recommendation; </w:t>
+            </w:r>
+            <w:proofErr w:type="spellStart"/>
+            <w:r>
+              <w:rPr>
+                <w:sz w:val="20"/>
+                <w:szCs w:val="20"/>
+              </w:rPr>
+              <w:t>tidak</w:t>
+            </w:r>
+            <w:proofErr w:type="spellEnd"/>
+            <w:r>
+              <w:rPr>
+                <w:sz w:val="20"/>
+                <w:szCs w:val="20"/>
+              </w:rPr>
               <w:t xml:space="preserve"> </w:t>
             </w:r>
             <w:proofErr w:type="spellStart"/>
@@ -2888,7 +4862,7 @@
                 <w:sz w:val="20"/>
                 <w:szCs w:val="20"/>
               </w:rPr>
-              <w:t>memotong</w:t>
+              <w:t>menangani</w:t>
             </w:r>
             <w:proofErr w:type="spellEnd"/>
             <w:r>
@@ -2896,7 +4870,7 @@
                 <w:sz w:val="20"/>
                 <w:szCs w:val="20"/>
               </w:rPr>
-              <w:t>/</w:t>
+              <w:t xml:space="preserve"> </w:t>
             </w:r>
             <w:proofErr w:type="spellStart"/>
             <w:r>
@@ -2904,7 +4878,7 @@
                 <w:sz w:val="20"/>
                 <w:szCs w:val="20"/>
               </w:rPr>
-              <w:t>mengurangi</w:t>
+              <w:t>metrik</w:t>
             </w:r>
             <w:proofErr w:type="spellEnd"/>
             <w:r>
@@ -2920,7 +4894,7 @@
                 <w:sz w:val="20"/>
                 <w:szCs w:val="20"/>
               </w:rPr>
-              <w:t>bobot</w:t>
+              <w:t>kualitas</w:t>
             </w:r>
             <w:proofErr w:type="spellEnd"/>
             <w:r>
@@ -2936,7 +4910,7 @@
                 <w:sz w:val="20"/>
                 <w:szCs w:val="20"/>
               </w:rPr>
-              <w:t>preferensi</w:t>
+              <w:t>konten</w:t>
             </w:r>
             <w:proofErr w:type="spellEnd"/>
             <w:r>
@@ -2944,6 +4918,22 @@
                 <w:sz w:val="20"/>
                 <w:szCs w:val="20"/>
               </w:rPr>
+              <w:t xml:space="preserve">; </w:t>
+            </w:r>
+            <w:proofErr w:type="spellStart"/>
+            <w:r>
+              <w:rPr>
+                <w:sz w:val="20"/>
+                <w:szCs w:val="20"/>
+              </w:rPr>
+              <w:t>tidak</w:t>
+            </w:r>
+            <w:proofErr w:type="spellEnd"/>
+            <w:r>
+              <w:rPr>
+                <w:sz w:val="20"/>
+                <w:szCs w:val="20"/>
+              </w:rPr>
               <w:t xml:space="preserve"> </w:t>
             </w:r>
             <w:proofErr w:type="spellStart"/>
@@ -2952,7 +4942,7 @@
                 <w:sz w:val="20"/>
                 <w:szCs w:val="20"/>
               </w:rPr>
-              <w:t>pengguna</w:t>
+              <w:t>divalidasi</w:t>
             </w:r>
             <w:proofErr w:type="spellEnd"/>
             <w:r>
@@ -2960,7 +4950,7 @@
                 <w:sz w:val="20"/>
                 <w:szCs w:val="20"/>
               </w:rPr>
-              <w:t xml:space="preserve"> di masa </w:t>
+              <w:t xml:space="preserve"> pada domain feed </w:t>
             </w:r>
             <w:proofErr w:type="spellStart"/>
             <w:r>
@@ -2968,7 +4958,7 @@
                 <w:sz w:val="20"/>
                 <w:szCs w:val="20"/>
               </w:rPr>
-              <w:t>lampau</w:t>
+              <w:t>atau</w:t>
             </w:r>
             <w:proofErr w:type="spellEnd"/>
             <w:r>
@@ -2976,7 +4966,7 @@
                 <w:sz w:val="20"/>
                 <w:szCs w:val="20"/>
               </w:rPr>
-              <w:t xml:space="preserve"> agar </w:t>
+              <w:t xml:space="preserve"> ranking </w:t>
             </w:r>
             <w:proofErr w:type="spellStart"/>
             <w:r>
@@ -2984,7 +4974,7 @@
                 <w:sz w:val="20"/>
                 <w:szCs w:val="20"/>
               </w:rPr>
-              <w:t>sistem</w:t>
+              <w:t>konten</w:t>
             </w:r>
             <w:proofErr w:type="spellEnd"/>
             <w:r>
@@ -3000,7 +4990,7 @@
                 <w:sz w:val="20"/>
                 <w:szCs w:val="20"/>
               </w:rPr>
-              <w:t>rekomendasi</w:t>
+              <w:t>kreatif</w:t>
             </w:r>
             <w:proofErr w:type="spellEnd"/>
             <w:r>
@@ -3008,39 +4998,7 @@
                 <w:sz w:val="20"/>
                 <w:szCs w:val="20"/>
               </w:rPr>
-              <w:t xml:space="preserve"> </w:t>
-            </w:r>
-            <w:proofErr w:type="spellStart"/>
-            <w:r>
-              <w:rPr>
-                <w:sz w:val="20"/>
-                <w:szCs w:val="20"/>
-              </w:rPr>
-              <w:t>lebih</w:t>
-            </w:r>
-            <w:proofErr w:type="spellEnd"/>
-            <w:r>
-              <w:rPr>
-                <w:sz w:val="20"/>
-                <w:szCs w:val="20"/>
-              </w:rPr>
-              <w:t xml:space="preserve"> </w:t>
-            </w:r>
-            <w:proofErr w:type="spellStart"/>
-            <w:r>
-              <w:rPr>
-                <w:sz w:val="20"/>
-                <w:szCs w:val="20"/>
-              </w:rPr>
-              <w:t>dinamis</w:t>
-            </w:r>
-            <w:proofErr w:type="spellEnd"/>
-            <w:r>
-              <w:rPr>
-                <w:sz w:val="20"/>
-                <w:szCs w:val="20"/>
-              </w:rPr>
-              <w:t xml:space="preserve">. </w:t>
+              <w:t>.</w:t>
             </w:r>
           </w:p>
         </w:tc>
@@ -3056,7 +5014,7 @@
     <w:p>
       <w:pPr>
         <w:spacing w:after="0" w:line="480" w:lineRule="auto"/>
-        <w:ind w:left="0" w:firstLine="709"/>
+        <w:ind w:left="0" w:firstLine="720"/>
         <w:contextualSpacing/>
       </w:pPr>
       <w:proofErr w:type="spellStart"/>
@@ -3069,7 +5027,87 @@
       </w:r>
       <w:proofErr w:type="spellStart"/>
       <w:r>
-        <w:t>beberapa</w:t>
+        <w:t>keseluruhan</w:t>
+      </w:r>
+      <w:proofErr w:type="spellEnd"/>
+      <w:r>
+        <w:t xml:space="preserve"> </w:t>
+      </w:r>
+      <w:proofErr w:type="spellStart"/>
+      <w:r>
+        <w:t>analisis</w:t>
+      </w:r>
+      <w:proofErr w:type="spellEnd"/>
+      <w:r>
+        <w:t xml:space="preserve"> </w:t>
+      </w:r>
+      <w:proofErr w:type="spellStart"/>
+      <w:r>
+        <w:t>komparatif</w:t>
+      </w:r>
+      <w:proofErr w:type="spellEnd"/>
+      <w:r>
+        <w:t xml:space="preserve">, </w:t>
+      </w:r>
+      <w:proofErr w:type="spellStart"/>
+      <w:r>
+        <w:t>terdapat</w:t>
+      </w:r>
+      <w:proofErr w:type="spellEnd"/>
+      <w:r>
+        <w:t xml:space="preserve"> </w:t>
+      </w:r>
+      <w:proofErr w:type="spellStart"/>
+      <w:r>
+        <w:t>empat</w:t>
+      </w:r>
+      <w:proofErr w:type="spellEnd"/>
+      <w:r>
+        <w:t xml:space="preserve"> </w:t>
+      </w:r>
+      <w:proofErr w:type="spellStart"/>
+      <w:r>
+        <w:t>pembeda</w:t>
+      </w:r>
+      <w:proofErr w:type="spellEnd"/>
+      <w:r>
+        <w:t xml:space="preserve"> </w:t>
+      </w:r>
+      <w:proofErr w:type="spellStart"/>
+      <w:r>
+        <w:t>utama</w:t>
+      </w:r>
+      <w:proofErr w:type="spellEnd"/>
+      <w:r>
+        <w:t xml:space="preserve"> yang </w:t>
+      </w:r>
+      <w:proofErr w:type="spellStart"/>
+      <w:r>
+        <w:t>menegaskan</w:t>
+      </w:r>
+      <w:proofErr w:type="spellEnd"/>
+      <w:r>
+        <w:t xml:space="preserve"> </w:t>
+      </w:r>
+      <w:proofErr w:type="spellStart"/>
+      <w:r>
+        <w:t>posisi</w:t>
+      </w:r>
+      <w:proofErr w:type="spellEnd"/>
+      <w:r>
+        <w:t xml:space="preserve"> dan </w:t>
+      </w:r>
+      <w:proofErr w:type="spellStart"/>
+      <w:r>
+        <w:t>kontribusi</w:t>
+      </w:r>
+      <w:proofErr w:type="spellEnd"/>
+      <w:r>
+        <w:t xml:space="preserve"> </w:t>
+      </w:r>
+      <w:proofErr w:type="spellStart"/>
+      <w:r>
+        <w:t>orisinal</w:t>
       </w:r>
       <w:proofErr w:type="spellEnd"/>
       <w:r>
@@ -3085,70 +5123,304 @@
       </w:r>
       <w:proofErr w:type="spellStart"/>
       <w:r>
+        <w:t>ini</w:t>
+      </w:r>
+      <w:proofErr w:type="spellEnd"/>
+      <w:r>
+        <w:t xml:space="preserve"> </w:t>
+      </w:r>
+      <w:proofErr w:type="spellStart"/>
+      <w:r>
+        <w:t>jika</w:t>
+      </w:r>
+      <w:proofErr w:type="spellEnd"/>
+      <w:r>
+        <w:t xml:space="preserve"> </w:t>
+      </w:r>
+      <w:proofErr w:type="spellStart"/>
+      <w:r>
+        <w:t>dibandingkan</w:t>
+      </w:r>
+      <w:proofErr w:type="spellEnd"/>
+      <w:r>
+        <w:t xml:space="preserve"> </w:t>
+      </w:r>
+      <w:proofErr w:type="spellStart"/>
+      <w:r>
+        <w:t>dengan</w:t>
+      </w:r>
+      <w:proofErr w:type="spellEnd"/>
+      <w:r>
+        <w:t xml:space="preserve"> </w:t>
+      </w:r>
+      <w:proofErr w:type="spellStart"/>
+      <w:r>
+        <w:t>jajaran</w:t>
+      </w:r>
+      <w:proofErr w:type="spellEnd"/>
+      <w:r>
+        <w:t xml:space="preserve"> </w:t>
+      </w:r>
+      <w:proofErr w:type="spellStart"/>
+      <w:r>
+        <w:t>penelitian</w:t>
+      </w:r>
+      <w:proofErr w:type="spellEnd"/>
+      <w:r>
+        <w:t xml:space="preserve"> </w:t>
+      </w:r>
+      <w:proofErr w:type="spellStart"/>
+      <w:r>
         <w:t>terdahulu</w:t>
       </w:r>
       <w:proofErr w:type="spellEnd"/>
       <w:r>
+        <w:t xml:space="preserve">. </w:t>
+      </w:r>
+      <w:proofErr w:type="spellStart"/>
+      <w:r>
+        <w:t>Pembeda</w:t>
+      </w:r>
+      <w:proofErr w:type="spellEnd"/>
+      <w:r>
+        <w:t xml:space="preserve"> </w:t>
+      </w:r>
+      <w:proofErr w:type="spellStart"/>
+      <w:r>
+        <w:t>pertama</w:t>
+      </w:r>
+      <w:proofErr w:type="spellEnd"/>
+      <w:r>
+        <w:t xml:space="preserve"> </w:t>
+      </w:r>
+      <w:proofErr w:type="spellStart"/>
+      <w:r>
+        <w:t>terletak</w:t>
+      </w:r>
+      <w:proofErr w:type="spellEnd"/>
+      <w:r>
+        <w:t xml:space="preserve"> pada </w:t>
+      </w:r>
+      <w:proofErr w:type="spellStart"/>
+      <w:r>
+        <w:t>penerapan</w:t>
+      </w:r>
+      <w:proofErr w:type="spellEnd"/>
+      <w:r>
+        <w:t xml:space="preserve"> </w:t>
+      </w:r>
+      <w:proofErr w:type="spellStart"/>
+      <w:r>
+        <w:t>pendekatan</w:t>
+      </w:r>
+      <w:proofErr w:type="spellEnd"/>
+      <w:r>
+        <w:t xml:space="preserve"> </w:t>
+      </w:r>
+      <w:proofErr w:type="spellStart"/>
+      <w:r>
+        <w:t>hibrida</w:t>
+      </w:r>
+      <w:proofErr w:type="spellEnd"/>
+      <w:r>
+        <w:t xml:space="preserve"> </w:t>
+      </w:r>
+      <w:proofErr w:type="spellStart"/>
+      <w:r>
+        <w:t>deterministik</w:t>
+      </w:r>
+      <w:proofErr w:type="spellEnd"/>
+      <w:r>
+        <w:t xml:space="preserve"> </w:t>
+      </w:r>
+      <w:proofErr w:type="spellStart"/>
+      <w:r>
+        <w:t>dengan</w:t>
+      </w:r>
+      <w:proofErr w:type="spellEnd"/>
+      <w:r>
+        <w:t xml:space="preserve"> </w:t>
+      </w:r>
+      <w:proofErr w:type="spellStart"/>
+      <w:r>
+        <w:t>kombinasi</w:t>
+      </w:r>
+      <w:proofErr w:type="spellEnd"/>
+      <w:r>
+        <w:t xml:space="preserve"> linier </w:t>
+      </w:r>
+      <w:proofErr w:type="spellStart"/>
+      <w:r>
+        <w:t>terbobot</w:t>
+      </w:r>
+      <w:proofErr w:type="spellEnd"/>
+      <w:r>
+        <w:t xml:space="preserve"> </w:t>
+      </w:r>
+      <w:r>
+        <w:rPr>
+          <w:i/>
+          <w:iCs/>
+        </w:rPr>
+        <w:t xml:space="preserve">(weighted linear combination) </w:t>
+      </w:r>
+      <w:proofErr w:type="spellStart"/>
+      <w:r>
+        <w:t>sebagaimana</w:t>
+      </w:r>
+      <w:proofErr w:type="spellEnd"/>
+      <w:r>
+        <w:t xml:space="preserve"> </w:t>
+      </w:r>
+      <w:proofErr w:type="spellStart"/>
+      <w:r>
+        <w:t>dikategorikan</w:t>
+      </w:r>
+      <w:proofErr w:type="spellEnd"/>
+      <w:r>
+        <w:t xml:space="preserve"> oleh </w:t>
+      </w:r>
+      <w:proofErr w:type="spellStart"/>
+      <w:r>
+        <w:t>literatur</w:t>
+      </w:r>
+      <w:proofErr w:type="spellEnd"/>
+      <w:r>
+        <w:t xml:space="preserve"> </w:t>
+      </w:r>
+      <w:proofErr w:type="spellStart"/>
+      <w:r>
+        <w:t>taksonomi</w:t>
+      </w:r>
+      <w:proofErr w:type="spellEnd"/>
+      <w:r>
+        <w:t xml:space="preserve"> </w:t>
+      </w:r>
+      <w:proofErr w:type="spellStart"/>
+      <w:r>
+        <w:t>rekomendasi</w:t>
+      </w:r>
+      <w:proofErr w:type="spellEnd"/>
+      <w:r>
+        <w:t xml:space="preserve"> </w:t>
+      </w:r>
+      <w:proofErr w:type="spellStart"/>
+      <w:r>
+        <w:t>hibrida</w:t>
+      </w:r>
+      <w:proofErr w:type="spellEnd"/>
+      <w:r>
+        <w:t xml:space="preserve"> [3]. </w:t>
+      </w:r>
+      <w:proofErr w:type="spellStart"/>
+      <w:r>
+        <w:t>Berbeda</w:t>
+      </w:r>
+      <w:proofErr w:type="spellEnd"/>
+      <w:r>
+        <w:t xml:space="preserve"> </w:t>
+      </w:r>
+      <w:proofErr w:type="spellStart"/>
+      <w:r>
+        <w:t>dengan</w:t>
+      </w:r>
+      <w:proofErr w:type="spellEnd"/>
+      <w:r>
+        <w:t xml:space="preserve"> </w:t>
+      </w:r>
+      <w:proofErr w:type="spellStart"/>
+      <w:r>
+        <w:t>mayoritas</w:t>
+      </w:r>
+      <w:proofErr w:type="spellEnd"/>
+      <w:r>
+        <w:t xml:space="preserve"> </w:t>
+      </w:r>
+      <w:proofErr w:type="spellStart"/>
+      <w:r>
+        <w:t>penelitian</w:t>
+      </w:r>
+      <w:proofErr w:type="spellEnd"/>
+      <w:r>
+        <w:t xml:space="preserve"> </w:t>
+      </w:r>
+      <w:proofErr w:type="spellStart"/>
+      <w:r>
+        <w:t>sebelumnya</w:t>
+      </w:r>
+      <w:proofErr w:type="spellEnd"/>
+      <w:r>
+        <w:t xml:space="preserve"> yang </w:t>
+      </w:r>
+      <w:proofErr w:type="spellStart"/>
+      <w:r>
+        <w:lastRenderedPageBreak/>
+        <w:t>cenderung</w:t>
+      </w:r>
+      <w:proofErr w:type="spellEnd"/>
+      <w:r>
+        <w:t xml:space="preserve"> </w:t>
+      </w:r>
+      <w:proofErr w:type="spellStart"/>
+      <w:r>
+        <w:t>mengadopsi</w:t>
+      </w:r>
+      <w:proofErr w:type="spellEnd"/>
+      <w:r>
+        <w:t xml:space="preserve"> model </w:t>
+      </w:r>
+      <w:proofErr w:type="spellStart"/>
+      <w:r>
+        <w:t>generatif</w:t>
+      </w:r>
+      <w:proofErr w:type="spellEnd"/>
+      <w:r>
+        <w:t xml:space="preserve"> </w:t>
+      </w:r>
+      <w:proofErr w:type="spellStart"/>
+      <w:r>
+        <w:t>atau</w:t>
+      </w:r>
+      <w:proofErr w:type="spellEnd"/>
+      <w:r>
+        <w:t xml:space="preserve"> </w:t>
+      </w:r>
+      <w:proofErr w:type="spellStart"/>
+      <w:r>
+        <w:t>prediktif</w:t>
+      </w:r>
+      <w:proofErr w:type="spellEnd"/>
+      <w:r>
+        <w:t xml:space="preserve"> </w:t>
+      </w:r>
+      <w:proofErr w:type="spellStart"/>
+      <w:r>
+        <w:t>berbasis</w:t>
+      </w:r>
+      <w:proofErr w:type="spellEnd"/>
+      <w:r>
+        <w:t xml:space="preserve"> </w:t>
+      </w:r>
+      <w:r>
+        <w:rPr>
+          <w:i/>
+          <w:iCs/>
+        </w:rPr>
+        <w:t>deep learning</w:t>
+      </w:r>
+      <w:r>
+        <w:t xml:space="preserve"> yang </w:t>
+      </w:r>
+      <w:proofErr w:type="spellStart"/>
+      <w:r>
+        <w:t>kompleks</w:t>
+      </w:r>
+      <w:proofErr w:type="spellEnd"/>
+      <w:r>
         <w:t xml:space="preserve">, </w:t>
       </w:r>
       <w:proofErr w:type="spellStart"/>
       <w:r>
-        <w:t>dapat</w:t>
-      </w:r>
-      <w:proofErr w:type="spellEnd"/>
-      <w:r>
-        <w:t xml:space="preserve"> </w:t>
-      </w:r>
-      <w:proofErr w:type="spellStart"/>
-      <w:r>
-        <w:t>diidentifikasi</w:t>
-      </w:r>
-      <w:proofErr w:type="spellEnd"/>
-      <w:r>
-        <w:t xml:space="preserve"> </w:t>
-      </w:r>
-      <w:proofErr w:type="spellStart"/>
-      <w:r>
-        <w:t>adanya</w:t>
-      </w:r>
-      <w:proofErr w:type="spellEnd"/>
-      <w:r>
-        <w:t xml:space="preserve"> </w:t>
-      </w:r>
-      <w:proofErr w:type="spellStart"/>
-      <w:r>
-        <w:t>beberapa</w:t>
-      </w:r>
-      <w:proofErr w:type="spellEnd"/>
-      <w:r>
-        <w:t xml:space="preserve"> </w:t>
-      </w:r>
-      <w:proofErr w:type="spellStart"/>
-      <w:r>
-        <w:t>perbedaan</w:t>
-      </w:r>
-      <w:proofErr w:type="spellEnd"/>
-      <w:r>
-        <w:t xml:space="preserve"> </w:t>
-      </w:r>
-      <w:proofErr w:type="spellStart"/>
-      <w:r>
-        <w:t>mendasar</w:t>
-      </w:r>
-      <w:proofErr w:type="spellEnd"/>
-      <w:r>
-        <w:t xml:space="preserve"> </w:t>
-      </w:r>
-      <w:proofErr w:type="spellStart"/>
-      <w:r>
-        <w:t>antara</w:t>
-      </w:r>
-      <w:proofErr w:type="spellEnd"/>
-      <w:r>
-        <w:t xml:space="preserve"> </w:t>
-      </w:r>
-      <w:proofErr w:type="spellStart"/>
-      <w:r>
         <w:t>penelitian</w:t>
       </w:r>
       <w:proofErr w:type="spellEnd"/>
@@ -3165,38 +5437,215 @@
       </w:r>
       <w:proofErr w:type="spellStart"/>
       <w:r>
-        <w:t>dengan</w:t>
-      </w:r>
-      <w:proofErr w:type="spellEnd"/>
-      <w:r>
-        <w:t xml:space="preserve"> </w:t>
-      </w:r>
-      <w:proofErr w:type="spellStart"/>
-      <w:r>
-        <w:t>penelitian</w:t>
-      </w:r>
-      <w:proofErr w:type="spellEnd"/>
-      <w:r>
-        <w:t xml:space="preserve"> </w:t>
-      </w:r>
-      <w:proofErr w:type="spellStart"/>
-      <w:r>
-        <w:t>sebelumnya</w:t>
+        <w:t>secara</w:t>
+      </w:r>
+      <w:proofErr w:type="spellEnd"/>
+      <w:r>
+        <w:t xml:space="preserve"> </w:t>
+      </w:r>
+      <w:proofErr w:type="spellStart"/>
+      <w:r>
+        <w:t>sengaja</w:t>
+      </w:r>
+      <w:proofErr w:type="spellEnd"/>
+      <w:r>
+        <w:t xml:space="preserve"> </w:t>
+      </w:r>
+      <w:proofErr w:type="spellStart"/>
+      <w:r>
+        <w:t>memilih</w:t>
+      </w:r>
+      <w:proofErr w:type="spellEnd"/>
+      <w:r>
+        <w:t xml:space="preserve"> </w:t>
+      </w:r>
+      <w:proofErr w:type="spellStart"/>
+      <w:r>
+        <w:t>skema</w:t>
+      </w:r>
+      <w:proofErr w:type="spellEnd"/>
+      <w:r>
+        <w:t xml:space="preserve"> </w:t>
+      </w:r>
+      <w:proofErr w:type="spellStart"/>
+      <w:r>
+        <w:t>kombinasi</w:t>
+      </w:r>
+      <w:proofErr w:type="spellEnd"/>
+      <w:r>
+        <w:t xml:space="preserve"> linear </w:t>
+      </w:r>
+      <w:proofErr w:type="spellStart"/>
+      <w:r>
+        <w:t>karena</w:t>
+      </w:r>
+      <w:proofErr w:type="spellEnd"/>
+      <w:r>
+        <w:t xml:space="preserve"> </w:t>
+      </w:r>
+      <w:proofErr w:type="spellStart"/>
+      <w:r>
+        <w:t>karakteristiknya</w:t>
+      </w:r>
+      <w:proofErr w:type="spellEnd"/>
+      <w:r>
+        <w:t xml:space="preserve"> yang </w:t>
+      </w:r>
+      <w:proofErr w:type="spellStart"/>
+      <w:r>
+        <w:t>jauh</w:t>
+      </w:r>
+      <w:proofErr w:type="spellEnd"/>
+      <w:r>
+        <w:t xml:space="preserve"> </w:t>
+      </w:r>
+      <w:proofErr w:type="spellStart"/>
+      <w:r>
+        <w:t>lebih</w:t>
+      </w:r>
+      <w:proofErr w:type="spellEnd"/>
+      <w:r>
+        <w:t xml:space="preserve"> </w:t>
+      </w:r>
+      <w:proofErr w:type="spellStart"/>
+      <w:r>
+        <w:t>ringan</w:t>
+      </w:r>
+      <w:proofErr w:type="spellEnd"/>
+      <w:r>
+        <w:t xml:space="preserve">, </w:t>
+      </w:r>
+      <w:proofErr w:type="spellStart"/>
+      <w:r>
+        <w:t>bersifat</w:t>
+      </w:r>
+      <w:proofErr w:type="spellEnd"/>
+      <w:r>
+        <w:t xml:space="preserve"> </w:t>
+      </w:r>
+      <w:proofErr w:type="spellStart"/>
+      <w:r>
+        <w:t>deterministik</w:t>
+      </w:r>
+      <w:proofErr w:type="spellEnd"/>
+      <w:r>
+        <w:t xml:space="preserve">, </w:t>
+      </w:r>
+      <w:proofErr w:type="spellStart"/>
+      <w:r>
+        <w:t>serta</w:t>
+      </w:r>
+      <w:proofErr w:type="spellEnd"/>
+      <w:r>
+        <w:t xml:space="preserve"> </w:t>
+      </w:r>
+      <w:proofErr w:type="spellStart"/>
+      <w:r>
+        <w:t>memiliki</w:t>
+      </w:r>
+      <w:proofErr w:type="spellEnd"/>
+      <w:r>
+        <w:t xml:space="preserve"> </w:t>
+      </w:r>
+      <w:proofErr w:type="spellStart"/>
+      <w:r>
+        <w:t>tingkat</w:t>
+      </w:r>
+      <w:proofErr w:type="spellEnd"/>
+      <w:r>
+        <w:t xml:space="preserve"> </w:t>
+      </w:r>
+      <w:proofErr w:type="spellStart"/>
+      <w:r>
+        <w:t>interpretabilitas</w:t>
+      </w:r>
+      <w:proofErr w:type="spellEnd"/>
+      <w:r>
+        <w:t xml:space="preserve"> yang </w:t>
+      </w:r>
+      <w:proofErr w:type="spellStart"/>
+      <w:r>
+        <w:t>tinggi</w:t>
+      </w:r>
+      <w:proofErr w:type="spellEnd"/>
+      <w:r>
+        <w:t xml:space="preserve">, </w:t>
+      </w:r>
+      <w:proofErr w:type="spellStart"/>
+      <w:r>
+        <w:t>sehingga</w:t>
+      </w:r>
+      <w:proofErr w:type="spellEnd"/>
+      <w:r>
+        <w:t xml:space="preserve"> sangat ideal </w:t>
+      </w:r>
+      <w:proofErr w:type="spellStart"/>
+      <w:r>
+        <w:t>untuk</w:t>
+      </w:r>
+      <w:proofErr w:type="spellEnd"/>
+      <w:r>
+        <w:t xml:space="preserve"> </w:t>
+      </w:r>
+      <w:proofErr w:type="spellStart"/>
+      <w:r>
+        <w:t>memenuhi</w:t>
+      </w:r>
+      <w:proofErr w:type="spellEnd"/>
+      <w:r>
+        <w:t xml:space="preserve"> </w:t>
+      </w:r>
+      <w:proofErr w:type="spellStart"/>
+      <w:r>
+        <w:t>tuntutan</w:t>
+      </w:r>
+      <w:proofErr w:type="spellEnd"/>
+      <w:r>
+        <w:t xml:space="preserve"> </w:t>
+      </w:r>
+      <w:proofErr w:type="spellStart"/>
+      <w:r>
+        <w:t>latensi</w:t>
+      </w:r>
+      <w:proofErr w:type="spellEnd"/>
+      <w:r>
+        <w:t xml:space="preserve"> </w:t>
+      </w:r>
+      <w:proofErr w:type="spellStart"/>
+      <w:r>
+        <w:t>rendah</w:t>
+      </w:r>
+      <w:proofErr w:type="spellEnd"/>
+      <w:r>
+        <w:t xml:space="preserve"> pada </w:t>
+      </w:r>
+      <w:proofErr w:type="spellStart"/>
+      <w:r>
+        <w:t>arsitektur</w:t>
+      </w:r>
+      <w:proofErr w:type="spellEnd"/>
+      <w:r>
+        <w:t xml:space="preserve"> backend </w:t>
+      </w:r>
+      <w:proofErr w:type="spellStart"/>
+      <w:r>
+        <w:t>lingkungan</w:t>
+      </w:r>
+      <w:proofErr w:type="spellEnd"/>
+      <w:r>
+        <w:t xml:space="preserve"> </w:t>
+      </w:r>
+      <w:proofErr w:type="spellStart"/>
+      <w:r>
+        <w:t>produksi</w:t>
       </w:r>
       <w:proofErr w:type="spellEnd"/>
       <w:r>
         <w:t xml:space="preserve">. </w:t>
       </w:r>
-    </w:p>
-    <w:p>
-      <w:pPr>
-        <w:spacing w:after="0" w:line="480" w:lineRule="auto"/>
-        <w:ind w:left="0" w:firstLine="709"/>
-        <w:contextualSpacing/>
-      </w:pPr>
-      <w:proofErr w:type="spellStart"/>
-      <w:r>
-        <w:t>Pertama</w:t>
+      <w:proofErr w:type="spellStart"/>
+      <w:r>
+        <w:t>Selanjutnya</w:t>
       </w:r>
       <w:proofErr w:type="spellEnd"/>
       <w:r>
@@ -3204,15 +5653,283 @@
       </w:r>
       <w:proofErr w:type="spellStart"/>
       <w:r>
-        <w:t>perbedaan</w:t>
-      </w:r>
-      <w:proofErr w:type="spellEnd"/>
-      <w:r>
-        <w:t xml:space="preserve"> </w:t>
-      </w:r>
-      <w:proofErr w:type="spellStart"/>
-      <w:r>
-        <w:t>terlihat</w:t>
+        <w:t>pembeda</w:t>
+      </w:r>
+      <w:proofErr w:type="spellEnd"/>
+      <w:r>
+        <w:t xml:space="preserve"> </w:t>
+      </w:r>
+      <w:proofErr w:type="spellStart"/>
+      <w:r>
+        <w:t>kedua</w:t>
+      </w:r>
+      <w:proofErr w:type="spellEnd"/>
+      <w:r>
+        <w:t xml:space="preserve"> </w:t>
+      </w:r>
+      <w:proofErr w:type="spellStart"/>
+      <w:r>
+        <w:t>dicerminkan</w:t>
+      </w:r>
+      <w:proofErr w:type="spellEnd"/>
+      <w:r>
+        <w:t xml:space="preserve"> </w:t>
+      </w:r>
+      <w:proofErr w:type="spellStart"/>
+      <w:r>
+        <w:t>melalui</w:t>
+      </w:r>
+      <w:proofErr w:type="spellEnd"/>
+      <w:r>
+        <w:t xml:space="preserve"> </w:t>
+      </w:r>
+      <w:proofErr w:type="spellStart"/>
+      <w:r>
+        <w:t>integrasi</w:t>
+      </w:r>
+      <w:proofErr w:type="spellEnd"/>
+      <w:r>
+        <w:t xml:space="preserve"> </w:t>
+      </w:r>
+      <w:proofErr w:type="spellStart"/>
+      <w:r>
+        <w:t>dimensi</w:t>
+      </w:r>
+      <w:proofErr w:type="spellEnd"/>
+      <w:r>
+        <w:t xml:space="preserve"> </w:t>
+      </w:r>
+      <w:proofErr w:type="spellStart"/>
+      <w:r>
+        <w:t>waktu</w:t>
+      </w:r>
+      <w:proofErr w:type="spellEnd"/>
+      <w:r>
+        <w:t xml:space="preserve"> </w:t>
+      </w:r>
+      <w:proofErr w:type="spellStart"/>
+      <w:r>
+        <w:t>sebagai</w:t>
+      </w:r>
+      <w:proofErr w:type="spellEnd"/>
+      <w:r>
+        <w:t xml:space="preserve"> pilar </w:t>
+      </w:r>
+      <w:proofErr w:type="spellStart"/>
+      <w:r>
+        <w:t>independen</w:t>
+      </w:r>
+      <w:proofErr w:type="spellEnd"/>
+      <w:r>
+        <w:t xml:space="preserve"> yang </w:t>
+      </w:r>
+      <w:proofErr w:type="spellStart"/>
+      <w:r>
+        <w:t>berdiri</w:t>
+      </w:r>
+      <w:proofErr w:type="spellEnd"/>
+      <w:r>
+        <w:t xml:space="preserve"> </w:t>
+      </w:r>
+      <w:proofErr w:type="spellStart"/>
+      <w:r>
+        <w:t>sendiri</w:t>
+      </w:r>
+      <w:proofErr w:type="spellEnd"/>
+      <w:r>
+        <w:t xml:space="preserve">, </w:t>
+      </w:r>
+      <w:proofErr w:type="spellStart"/>
+      <w:r>
+        <w:t>bukan</w:t>
+      </w:r>
+      <w:proofErr w:type="spellEnd"/>
+      <w:r>
+        <w:t xml:space="preserve"> </w:t>
+      </w:r>
+      <w:proofErr w:type="spellStart"/>
+      <w:r>
+        <w:t>sekadar</w:t>
+      </w:r>
+      <w:proofErr w:type="spellEnd"/>
+      <w:r>
+        <w:t xml:space="preserve"> </w:t>
+      </w:r>
+      <w:proofErr w:type="spellStart"/>
+      <w:r>
+        <w:t>diposisikan</w:t>
+      </w:r>
+      <w:proofErr w:type="spellEnd"/>
+      <w:r>
+        <w:t xml:space="preserve"> </w:t>
+      </w:r>
+      <w:proofErr w:type="spellStart"/>
+      <w:r>
+        <w:t>sebagai</w:t>
+      </w:r>
+      <w:proofErr w:type="spellEnd"/>
+      <w:r>
+        <w:t xml:space="preserve"> </w:t>
+      </w:r>
+      <w:proofErr w:type="spellStart"/>
+      <w:r>
+        <w:t>variabel</w:t>
+      </w:r>
+      <w:proofErr w:type="spellEnd"/>
+      <w:r>
+        <w:t xml:space="preserve"> </w:t>
+      </w:r>
+      <w:proofErr w:type="spellStart"/>
+      <w:r>
+        <w:t>pelengkap</w:t>
+      </w:r>
+      <w:proofErr w:type="spellEnd"/>
+      <w:r>
+        <w:t xml:space="preserve"> </w:t>
+      </w:r>
+      <w:proofErr w:type="spellStart"/>
+      <w:r>
+        <w:t>untuk</w:t>
+      </w:r>
+      <w:proofErr w:type="spellEnd"/>
+      <w:r>
+        <w:t xml:space="preserve"> </w:t>
+      </w:r>
+      <w:proofErr w:type="spellStart"/>
+      <w:r>
+        <w:t>penanganan</w:t>
+      </w:r>
+      <w:proofErr w:type="spellEnd"/>
+      <w:r>
+        <w:t xml:space="preserve"> </w:t>
+      </w:r>
+      <w:proofErr w:type="spellStart"/>
+      <w:r>
+        <w:t>pergeseran</w:t>
+      </w:r>
+      <w:proofErr w:type="spellEnd"/>
+      <w:r>
+        <w:t xml:space="preserve"> </w:t>
+      </w:r>
+      <w:proofErr w:type="spellStart"/>
+      <w:r>
+        <w:t>konsep</w:t>
+      </w:r>
+      <w:proofErr w:type="spellEnd"/>
+      <w:r>
+        <w:t xml:space="preserve"> </w:t>
+      </w:r>
+      <w:r>
+        <w:rPr>
+          <w:i/>
+          <w:iCs/>
+        </w:rPr>
+        <w:t>(concept-drift handling).</w:t>
+      </w:r>
+      <w:r>
+        <w:t xml:space="preserve"> </w:t>
+      </w:r>
+      <w:proofErr w:type="spellStart"/>
+      <w:r>
+        <w:t>Melalui</w:t>
+      </w:r>
+      <w:proofErr w:type="spellEnd"/>
+      <w:r>
+        <w:t xml:space="preserve"> </w:t>
+      </w:r>
+      <w:proofErr w:type="spellStart"/>
+      <w:r>
+        <w:t>formulasi</w:t>
+      </w:r>
+      <w:proofErr w:type="spellEnd"/>
+      <w:r>
+        <w:t xml:space="preserve"> </w:t>
+      </w:r>
+      <w:proofErr w:type="spellStart"/>
+      <w:r>
+        <w:t>komponen</w:t>
+      </w:r>
+      <w:proofErr w:type="spellEnd"/>
+      <w:r>
+        <w:t xml:space="preserve"> </w:t>
+      </w:r>
+      <w:r>
+        <w:rPr>
+          <w:i/>
+          <w:iCs/>
+        </w:rPr>
+        <w:t>Freshness Score</w:t>
+      </w:r>
+      <w:r>
+        <w:t xml:space="preserve"> (</w:t>
+      </w:r>
+      <w:proofErr w:type="spellStart"/>
+      <w:r>
+        <w:t>Persamaan</w:t>
+      </w:r>
+      <w:proofErr w:type="spellEnd"/>
+      <w:r>
+        <w:t xml:space="preserve"> 3.2), </w:t>
+      </w:r>
+      <w:proofErr w:type="spellStart"/>
+      <w:r>
+        <w:t>sistem</w:t>
+      </w:r>
+      <w:proofErr w:type="spellEnd"/>
+      <w:r>
+        <w:t xml:space="preserve"> </w:t>
+      </w:r>
+      <w:proofErr w:type="spellStart"/>
+      <w:r>
+        <w:t>secara</w:t>
+      </w:r>
+      <w:proofErr w:type="spellEnd"/>
+      <w:r>
+        <w:t xml:space="preserve"> </w:t>
+      </w:r>
+      <w:proofErr w:type="spellStart"/>
+      <w:r>
+        <w:t>proaktif</w:t>
+      </w:r>
+      <w:proofErr w:type="spellEnd"/>
+      <w:r>
+        <w:t xml:space="preserve"> </w:t>
+      </w:r>
+      <w:proofErr w:type="spellStart"/>
+      <w:r>
+        <w:t>memberikan</w:t>
+      </w:r>
+      <w:proofErr w:type="spellEnd"/>
+      <w:r>
+        <w:t xml:space="preserve"> </w:t>
+      </w:r>
+      <w:proofErr w:type="spellStart"/>
+      <w:r>
+        <w:t>penalti</w:t>
+      </w:r>
+      <w:proofErr w:type="spellEnd"/>
+      <w:r>
+        <w:t xml:space="preserve"> </w:t>
+      </w:r>
+      <w:proofErr w:type="spellStart"/>
+      <w:r>
+        <w:t>usia</w:t>
+      </w:r>
+      <w:proofErr w:type="spellEnd"/>
+      <w:r>
+        <w:t xml:space="preserve"> </w:t>
+      </w:r>
+      <w:proofErr w:type="spellStart"/>
+      <w:r>
+        <w:t>secara</w:t>
+      </w:r>
+      <w:proofErr w:type="spellEnd"/>
+      <w:r>
+        <w:t xml:space="preserve"> </w:t>
+      </w:r>
+      <w:proofErr w:type="spellStart"/>
+      <w:r>
+        <w:t>eksponensial</w:t>
       </w:r>
       <w:proofErr w:type="spellEnd"/>
       <w:r>
@@ -3220,15 +5937,31 @@
       </w:r>
       <w:proofErr w:type="spellStart"/>
       <w:r>
-        <w:t>pendekatan</w:t>
-      </w:r>
-      <w:proofErr w:type="spellEnd"/>
-      <w:r>
-        <w:t xml:space="preserve"> </w:t>
-      </w:r>
-      <w:proofErr w:type="spellStart"/>
-      <w:r>
-        <w:t>metode</w:t>
+        <w:t>konten-konten</w:t>
+      </w:r>
+      <w:proofErr w:type="spellEnd"/>
+      <w:r>
+        <w:t xml:space="preserve"> lama guna </w:t>
+      </w:r>
+      <w:proofErr w:type="spellStart"/>
+      <w:r>
+        <w:t>menjamin</w:t>
+      </w:r>
+      <w:proofErr w:type="spellEnd"/>
+      <w:r>
+        <w:t xml:space="preserve"> </w:t>
+      </w:r>
+      <w:proofErr w:type="spellStart"/>
+      <w:r>
+        <w:t>ruang</w:t>
+      </w:r>
+      <w:proofErr w:type="spellEnd"/>
+      <w:r>
+        <w:t xml:space="preserve"> </w:t>
+      </w:r>
+      <w:proofErr w:type="spellStart"/>
+      <w:r>
+        <w:t>visibilitas</w:t>
       </w:r>
       <w:proofErr w:type="spellEnd"/>
       <w:r>
@@ -3236,146 +5969,55 @@
       </w:r>
       <w:proofErr w:type="spellStart"/>
       <w:r>
-        <w:t>digunakan</w:t>
-      </w:r>
-      <w:proofErr w:type="spellEnd"/>
-      <w:r>
-        <w:t xml:space="preserve"> </w:t>
-      </w:r>
-      <w:proofErr w:type="spellStart"/>
-      <w:r>
-        <w:t>dalam</w:t>
-      </w:r>
-      <w:proofErr w:type="spellEnd"/>
-      <w:r>
-        <w:t xml:space="preserve"> proses </w:t>
-      </w:r>
-      <w:proofErr w:type="spellStart"/>
-      <w:r>
-        <w:t>kalkulasi</w:t>
-      </w:r>
-      <w:proofErr w:type="spellEnd"/>
-      <w:r>
-        <w:t xml:space="preserve"> </w:t>
-      </w:r>
-      <w:proofErr w:type="spellStart"/>
-      <w:r>
-        <w:t>rekomendasi</w:t>
-      </w:r>
-      <w:proofErr w:type="spellEnd"/>
-      <w:r>
-        <w:t xml:space="preserve">. </w:t>
-      </w:r>
-      <w:proofErr w:type="spellStart"/>
-      <w:r>
-        <w:t>Penelitian</w:t>
-      </w:r>
-      <w:proofErr w:type="spellEnd"/>
-      <w:r>
-        <w:t xml:space="preserve"> </w:t>
-      </w:r>
-      <w:proofErr w:type="spellStart"/>
-      <w:r>
-        <w:t>terdahulu</w:t>
-      </w:r>
-      <w:proofErr w:type="spellEnd"/>
-      <w:r>
-        <w:t xml:space="preserve"> </w:t>
-      </w:r>
-      <w:proofErr w:type="spellStart"/>
-      <w:r>
-        <w:t>banyak</w:t>
-      </w:r>
-      <w:proofErr w:type="spellEnd"/>
-      <w:r>
-        <w:t xml:space="preserve"> </w:t>
-      </w:r>
-      <w:proofErr w:type="spellStart"/>
-      <w:r>
-        <w:t>menggunakan</w:t>
-      </w:r>
-      <w:proofErr w:type="spellEnd"/>
-      <w:r>
-        <w:t xml:space="preserve"> </w:t>
-      </w:r>
-      <w:proofErr w:type="spellStart"/>
-      <w:r>
-        <w:t>pendekatan</w:t>
-      </w:r>
-      <w:proofErr w:type="spellEnd"/>
-      <w:r>
-        <w:t xml:space="preserve"> model </w:t>
-      </w:r>
-      <w:proofErr w:type="spellStart"/>
-      <w:r>
-        <w:t>generatif</w:t>
-      </w:r>
-      <w:proofErr w:type="spellEnd"/>
-      <w:r>
-        <w:t xml:space="preserve"> </w:t>
-      </w:r>
-      <w:proofErr w:type="spellStart"/>
-      <w:r>
-        <w:t>atau</w:t>
-      </w:r>
-      <w:proofErr w:type="spellEnd"/>
-      <w:r>
-        <w:t xml:space="preserve"> </w:t>
-      </w:r>
-      <w:proofErr w:type="spellStart"/>
-      <w:r>
-        <w:t>prediktif</w:t>
-      </w:r>
-      <w:proofErr w:type="spellEnd"/>
-      <w:r>
-        <w:t xml:space="preserve"> </w:t>
-      </w:r>
-      <w:proofErr w:type="spellStart"/>
-      <w:r>
-        <w:t>seperti</w:t>
-      </w:r>
-      <w:proofErr w:type="spellEnd"/>
-      <w:r>
-        <w:t xml:space="preserve"> </w:t>
-      </w:r>
-      <w:r>
-        <w:rPr>
-          <w:i/>
-        </w:rPr>
-        <w:t>Matrix Factorization</w:t>
-      </w:r>
-      <w:r>
-        <w:t xml:space="preserve">, </w:t>
-      </w:r>
-      <w:r>
-        <w:rPr>
-          <w:i/>
-        </w:rPr>
-        <w:t>Deep Learning</w:t>
-      </w:r>
-      <w:r>
-        <w:t xml:space="preserve"> (CNN), </w:t>
-      </w:r>
-      <w:proofErr w:type="spellStart"/>
-      <w:r>
-        <w:t>hingga</w:t>
-      </w:r>
-      <w:proofErr w:type="spellEnd"/>
-      <w:r>
-        <w:t xml:space="preserve"> </w:t>
-      </w:r>
-      <w:r>
-        <w:rPr>
-          <w:i/>
-        </w:rPr>
-        <w:t>Graph Clustering</w:t>
-      </w:r>
-      <w:r>
-        <w:t xml:space="preserve">. Pada </w:t>
-      </w:r>
-      <w:proofErr w:type="spellStart"/>
-      <w:r>
-        <w:t>penelitian</w:t>
+        <w:t>adil</w:t>
+      </w:r>
+      <w:proofErr w:type="spellEnd"/>
+      <w:r>
+        <w:t xml:space="preserve"> </w:t>
+      </w:r>
+      <w:proofErr w:type="spellStart"/>
+      <w:r>
+        <w:t>bagi</w:t>
+      </w:r>
+      <w:proofErr w:type="spellEnd"/>
+      <w:r>
+        <w:t xml:space="preserve"> </w:t>
+      </w:r>
+      <w:proofErr w:type="spellStart"/>
+      <w:r>
+        <w:t>konten</w:t>
+      </w:r>
+      <w:proofErr w:type="spellEnd"/>
+      <w:r>
+        <w:t xml:space="preserve"> </w:t>
+      </w:r>
+      <w:proofErr w:type="spellStart"/>
+      <w:r>
+        <w:t>baru</w:t>
+      </w:r>
+      <w:proofErr w:type="spellEnd"/>
+      <w:r>
+        <w:t xml:space="preserve"> yang </w:t>
+      </w:r>
+      <w:proofErr w:type="spellStart"/>
+      <w:r>
+        <w:t>berkualitas</w:t>
+      </w:r>
+      <w:proofErr w:type="spellEnd"/>
+      <w:r>
+        <w:t xml:space="preserve">, di mana </w:t>
+      </w:r>
+      <w:proofErr w:type="spellStart"/>
+      <w:r>
+        <w:t>fitur</w:t>
+      </w:r>
+      <w:proofErr w:type="spellEnd"/>
+      <w:r>
+        <w:t xml:space="preserve"> </w:t>
+      </w:r>
+      <w:proofErr w:type="spellStart"/>
+      <w:r>
+        <w:t>krusial</w:t>
       </w:r>
       <w:proofErr w:type="spellEnd"/>
       <w:r>
@@ -3387,181 +6029,99 @@
       </w:r>
       <w:proofErr w:type="spellEnd"/>
       <w:r>
-        <w:t xml:space="preserve">, </w:t>
-      </w:r>
-      <w:proofErr w:type="spellStart"/>
-      <w:r>
-        <w:t>penulis</w:t>
-      </w:r>
-      <w:proofErr w:type="spellEnd"/>
-      <w:r>
-        <w:t xml:space="preserve"> </w:t>
-      </w:r>
-      <w:proofErr w:type="spellStart"/>
-      <w:r>
-        <w:t>memilih</w:t>
-      </w:r>
-      <w:proofErr w:type="spellEnd"/>
-      <w:r>
-        <w:t xml:space="preserve"> </w:t>
-      </w:r>
-      <w:proofErr w:type="spellStart"/>
-      <w:r>
-        <w:t>menggunakan</w:t>
-      </w:r>
-      <w:proofErr w:type="spellEnd"/>
-      <w:r>
-        <w:t xml:space="preserve"> </w:t>
-      </w:r>
-      <w:proofErr w:type="spellStart"/>
-      <w:r>
-        <w:t>pendekatan</w:t>
-      </w:r>
-      <w:proofErr w:type="spellEnd"/>
-      <w:r>
-        <w:t xml:space="preserve"> </w:t>
-      </w:r>
-      <w:proofErr w:type="spellStart"/>
-      <w:r>
-        <w:t>perankingan</w:t>
-      </w:r>
-      <w:proofErr w:type="spellEnd"/>
-      <w:r>
-        <w:t xml:space="preserve"> </w:t>
-      </w:r>
-      <w:proofErr w:type="spellStart"/>
-      <w:r>
-        <w:t>hibrida</w:t>
-      </w:r>
-      <w:proofErr w:type="spellEnd"/>
-      <w:r>
-        <w:t xml:space="preserve"> multi-</w:t>
-      </w:r>
-      <w:proofErr w:type="spellStart"/>
-      <w:r>
-        <w:t>tahap</w:t>
-      </w:r>
-      <w:proofErr w:type="spellEnd"/>
-      <w:r>
-        <w:t xml:space="preserve"> (</w:t>
-      </w:r>
-      <w:r>
-        <w:rPr>
-          <w:i/>
-        </w:rPr>
-        <w:t>multi-stage hybrid ranking</w:t>
-      </w:r>
-      <w:r>
-        <w:t xml:space="preserve">) yang </w:t>
-      </w:r>
-      <w:proofErr w:type="spellStart"/>
-      <w:r>
-        <w:t>lebih</w:t>
-      </w:r>
-      <w:proofErr w:type="spellEnd"/>
-      <w:r>
-        <w:t xml:space="preserve"> </w:t>
-      </w:r>
-      <w:proofErr w:type="spellStart"/>
-      <w:r>
-        <w:t>ringan</w:t>
-      </w:r>
-      <w:proofErr w:type="spellEnd"/>
-      <w:r>
-        <w:t xml:space="preserve"> dan </w:t>
-      </w:r>
-      <w:proofErr w:type="spellStart"/>
-      <w:r>
-        <w:t>deterministik</w:t>
-      </w:r>
-      <w:proofErr w:type="spellEnd"/>
-      <w:r>
-        <w:t xml:space="preserve">. </w:t>
-      </w:r>
-      <w:proofErr w:type="spellStart"/>
-      <w:r>
-        <w:t>Sistem</w:t>
-      </w:r>
-      <w:proofErr w:type="spellEnd"/>
-      <w:r>
-        <w:t xml:space="preserve"> </w:t>
-      </w:r>
-      <w:proofErr w:type="spellStart"/>
-      <w:r>
-        <w:t>menggabungkan</w:t>
-      </w:r>
-      <w:proofErr w:type="spellEnd"/>
-      <w:r>
-        <w:t xml:space="preserve"> </w:t>
-      </w:r>
-      <w:r>
-        <w:rPr>
-          <w:i/>
-        </w:rPr>
-        <w:t>Cosine Similarity</w:t>
-      </w:r>
-      <w:r>
-        <w:t xml:space="preserve"> </w:t>
-      </w:r>
-      <w:proofErr w:type="spellStart"/>
-      <w:r>
-        <w:t>murni</w:t>
-      </w:r>
-      <w:proofErr w:type="spellEnd"/>
-      <w:r>
-        <w:t xml:space="preserve"> </w:t>
-      </w:r>
-      <w:proofErr w:type="spellStart"/>
-      <w:r>
-        <w:t>berbasis</w:t>
-      </w:r>
-      <w:proofErr w:type="spellEnd"/>
-      <w:r>
-        <w:t xml:space="preserve"> </w:t>
-      </w:r>
-      <w:proofErr w:type="spellStart"/>
-      <w:r>
-        <w:t>vektor</w:t>
-      </w:r>
-      <w:proofErr w:type="spellEnd"/>
-      <w:r>
-        <w:t xml:space="preserve"> </w:t>
-      </w:r>
-      <w:proofErr w:type="spellStart"/>
-      <w:r>
-        <w:t>kategori</w:t>
-      </w:r>
-      <w:proofErr w:type="spellEnd"/>
-      <w:r>
-        <w:t xml:space="preserve"> </w:t>
-      </w:r>
-      <w:proofErr w:type="spellStart"/>
-      <w:r>
-        <w:t>dengan</w:t>
-      </w:r>
-      <w:proofErr w:type="spellEnd"/>
-      <w:r>
-        <w:t xml:space="preserve"> </w:t>
-      </w:r>
-      <w:proofErr w:type="spellStart"/>
-      <w:r>
-        <w:t>perhitungan</w:t>
-      </w:r>
-      <w:proofErr w:type="spellEnd"/>
-      <w:r>
-        <w:t xml:space="preserve"> </w:t>
-      </w:r>
-      <w:proofErr w:type="spellStart"/>
-      <w:r>
-        <w:t>normalisasi</w:t>
-      </w:r>
-      <w:proofErr w:type="spellEnd"/>
-      <w:r>
-        <w:t xml:space="preserve"> </w:t>
-      </w:r>
-      <w:proofErr w:type="spellStart"/>
-      <w:r>
-        <w:t>interaksi</w:t>
+        <w:t xml:space="preserve"> </w:t>
+      </w:r>
+      <w:proofErr w:type="spellStart"/>
+      <w:r>
+        <w:t>jarang</w:t>
+      </w:r>
+      <w:proofErr w:type="spellEnd"/>
+      <w:r>
+        <w:t xml:space="preserve"> </w:t>
+      </w:r>
+      <w:proofErr w:type="spellStart"/>
+      <w:r>
+        <w:t>ditemukan</w:t>
+      </w:r>
+      <w:proofErr w:type="spellEnd"/>
+      <w:r>
+        <w:t xml:space="preserve"> pada model </w:t>
+      </w:r>
+      <w:proofErr w:type="spellStart"/>
+      <w:r>
+        <w:t>konvensional</w:t>
+      </w:r>
+      <w:proofErr w:type="spellEnd"/>
+      <w:r>
+        <w:t xml:space="preserve"> yang </w:t>
+      </w:r>
+      <w:proofErr w:type="spellStart"/>
+      <w:r>
+        <w:t>umumnya</w:t>
+      </w:r>
+      <w:proofErr w:type="spellEnd"/>
+      <w:r>
+        <w:t xml:space="preserve"> </w:t>
+      </w:r>
+      <w:proofErr w:type="spellStart"/>
+      <w:r>
+        <w:t>hanya</w:t>
+      </w:r>
+      <w:proofErr w:type="spellEnd"/>
+      <w:r>
+        <w:t xml:space="preserve"> </w:t>
+      </w:r>
+      <w:proofErr w:type="spellStart"/>
+      <w:r>
+        <w:t>memanfaatkan</w:t>
+      </w:r>
+      <w:proofErr w:type="spellEnd"/>
+      <w:r>
+        <w:t xml:space="preserve"> </w:t>
+      </w:r>
+      <w:proofErr w:type="spellStart"/>
+      <w:r>
+        <w:t>fungsi</w:t>
+      </w:r>
+      <w:proofErr w:type="spellEnd"/>
+      <w:r>
+        <w:t xml:space="preserve"> time decay </w:t>
+      </w:r>
+      <w:proofErr w:type="spellStart"/>
+      <w:r>
+        <w:t>untuk</w:t>
+      </w:r>
+      <w:proofErr w:type="spellEnd"/>
+      <w:r>
+        <w:t xml:space="preserve"> </w:t>
+      </w:r>
+      <w:proofErr w:type="spellStart"/>
+      <w:r>
+        <w:t>mendeteksi</w:t>
+      </w:r>
+      <w:proofErr w:type="spellEnd"/>
+      <w:r>
+        <w:t xml:space="preserve"> </w:t>
+      </w:r>
+      <w:proofErr w:type="spellStart"/>
+      <w:r>
+        <w:t>dinamika</w:t>
+      </w:r>
+      <w:proofErr w:type="spellEnd"/>
+      <w:r>
+        <w:t xml:space="preserve"> </w:t>
+      </w:r>
+      <w:proofErr w:type="spellStart"/>
+      <w:r>
+        <w:t>perubahan</w:t>
+      </w:r>
+      <w:proofErr w:type="spellEnd"/>
+      <w:r>
+        <w:t xml:space="preserve"> </w:t>
+      </w:r>
+      <w:proofErr w:type="spellStart"/>
+      <w:r>
+        <w:t>minat</w:t>
       </w:r>
       <w:proofErr w:type="spellEnd"/>
       <w:r>
@@ -3573,158 +6133,7 @@
       </w:r>
       <w:proofErr w:type="spellEnd"/>
       <w:r>
-        <w:t xml:space="preserve">. </w:t>
-      </w:r>
-      <w:proofErr w:type="spellStart"/>
-      <w:r>
-        <w:t>Pemilihan</w:t>
-      </w:r>
-      <w:proofErr w:type="spellEnd"/>
-      <w:r>
-        <w:t xml:space="preserve"> </w:t>
-      </w:r>
-      <w:proofErr w:type="spellStart"/>
-      <w:r>
-        <w:t>metode</w:t>
-      </w:r>
-      <w:proofErr w:type="spellEnd"/>
-      <w:r>
-        <w:t xml:space="preserve"> </w:t>
-      </w:r>
-      <w:proofErr w:type="spellStart"/>
-      <w:r>
-        <w:t>ini</w:t>
-      </w:r>
-      <w:proofErr w:type="spellEnd"/>
-      <w:r>
-        <w:t xml:space="preserve"> </w:t>
-      </w:r>
-      <w:proofErr w:type="spellStart"/>
-      <w:r>
-        <w:t>didasarkan</w:t>
-      </w:r>
-      <w:proofErr w:type="spellEnd"/>
-      <w:r>
-        <w:t xml:space="preserve"> pada </w:t>
-      </w:r>
-      <w:proofErr w:type="spellStart"/>
-      <w:r>
-        <w:t>kebutuhan</w:t>
-      </w:r>
-      <w:proofErr w:type="spellEnd"/>
-      <w:r>
-        <w:t xml:space="preserve"> </w:t>
-      </w:r>
-      <w:proofErr w:type="spellStart"/>
-      <w:r>
-        <w:t>arsitektur</w:t>
-      </w:r>
-      <w:proofErr w:type="spellEnd"/>
-      <w:r>
-        <w:t xml:space="preserve"> </w:t>
-      </w:r>
-      <w:r>
-        <w:rPr>
-          <w:i/>
-        </w:rPr>
-        <w:t>backend</w:t>
-      </w:r>
-      <w:r>
-        <w:t xml:space="preserve"> </w:t>
-      </w:r>
-      <w:r>
-        <w:lastRenderedPageBreak/>
-        <w:t xml:space="preserve">yang </w:t>
-      </w:r>
-      <w:proofErr w:type="spellStart"/>
-      <w:r>
-        <w:t>menuntut</w:t>
-      </w:r>
-      <w:proofErr w:type="spellEnd"/>
-      <w:r>
-        <w:t xml:space="preserve"> </w:t>
-      </w:r>
-      <w:proofErr w:type="spellStart"/>
-      <w:r>
-        <w:t>latensi</w:t>
-      </w:r>
-      <w:proofErr w:type="spellEnd"/>
-      <w:r>
-        <w:t xml:space="preserve"> </w:t>
-      </w:r>
-      <w:proofErr w:type="spellStart"/>
-      <w:r>
-        <w:t>rendah</w:t>
-      </w:r>
-      <w:proofErr w:type="spellEnd"/>
-      <w:r>
-        <w:t xml:space="preserve"> dan </w:t>
-      </w:r>
-      <w:proofErr w:type="spellStart"/>
-      <w:r>
-        <w:t>efisiensi</w:t>
-      </w:r>
-      <w:proofErr w:type="spellEnd"/>
-      <w:r>
-        <w:t xml:space="preserve"> </w:t>
-      </w:r>
-      <w:proofErr w:type="spellStart"/>
-      <w:r>
-        <w:t>komputasi</w:t>
-      </w:r>
-      <w:proofErr w:type="spellEnd"/>
-      <w:r>
-        <w:t xml:space="preserve"> </w:t>
-      </w:r>
-      <w:proofErr w:type="spellStart"/>
-      <w:r>
-        <w:t>tinggi</w:t>
-      </w:r>
-      <w:proofErr w:type="spellEnd"/>
-      <w:r>
-        <w:t xml:space="preserve"> </w:t>
-      </w:r>
-      <w:proofErr w:type="spellStart"/>
-      <w:r>
-        <w:t>untuk</w:t>
-      </w:r>
-      <w:proofErr w:type="spellEnd"/>
-      <w:r>
-        <w:t xml:space="preserve"> </w:t>
-      </w:r>
-      <w:proofErr w:type="spellStart"/>
-      <w:r>
-        <w:t>menyajikan</w:t>
-      </w:r>
-      <w:proofErr w:type="spellEnd"/>
-      <w:r>
-        <w:t xml:space="preserve"> </w:t>
-      </w:r>
-      <w:r>
-        <w:rPr>
-          <w:i/>
-        </w:rPr>
-        <w:t>feed</w:t>
-      </w:r>
-      <w:r>
-        <w:t xml:space="preserve"> </w:t>
-      </w:r>
-      <w:proofErr w:type="spellStart"/>
-      <w:r>
-        <w:t>secara</w:t>
-      </w:r>
-      <w:proofErr w:type="spellEnd"/>
-      <w:r>
-        <w:t xml:space="preserve"> </w:t>
-      </w:r>
-      <w:r>
-        <w:rPr>
-          <w:i/>
-        </w:rPr>
-        <w:t>real-time</w:t>
-      </w:r>
-      <w:r>
-        <w:t xml:space="preserve">. </w:t>
+        <w:t>.</w:t>
       </w:r>
     </w:p>
     <w:p>
@@ -3735,15 +6144,910 @@
       </w:pPr>
       <w:proofErr w:type="spellStart"/>
       <w:r>
-        <w:t>Kedua</w:t>
-      </w:r>
-      <w:proofErr w:type="spellEnd"/>
+        <w:t>Pembeda</w:t>
+      </w:r>
+      <w:proofErr w:type="spellEnd"/>
+      <w:r>
+        <w:t xml:space="preserve"> </w:t>
+      </w:r>
+      <w:proofErr w:type="spellStart"/>
+      <w:r>
+        <w:t>ketiga</w:t>
+      </w:r>
+      <w:proofErr w:type="spellEnd"/>
+      <w:r>
+        <w:t xml:space="preserve"> yang </w:t>
+      </w:r>
+      <w:proofErr w:type="spellStart"/>
+      <w:r>
+        <w:t>tidak</w:t>
+      </w:r>
+      <w:proofErr w:type="spellEnd"/>
+      <w:r>
+        <w:t xml:space="preserve"> </w:t>
+      </w:r>
+      <w:proofErr w:type="spellStart"/>
+      <w:r>
+        <w:t>kalah</w:t>
+      </w:r>
+      <w:proofErr w:type="spellEnd"/>
+      <w:r>
+        <w:t xml:space="preserve"> </w:t>
+      </w:r>
+      <w:proofErr w:type="spellStart"/>
+      <w:r>
+        <w:t>penting</w:t>
+      </w:r>
+      <w:proofErr w:type="spellEnd"/>
+      <w:r>
+        <w:t xml:space="preserve"> </w:t>
+      </w:r>
+      <w:proofErr w:type="spellStart"/>
+      <w:r>
+        <w:t>adalah</w:t>
+      </w:r>
+      <w:proofErr w:type="spellEnd"/>
+      <w:r>
+        <w:t xml:space="preserve"> </w:t>
+      </w:r>
+      <w:proofErr w:type="spellStart"/>
+      <w:r>
+        <w:t>mekanisme</w:t>
+      </w:r>
+      <w:proofErr w:type="spellEnd"/>
+      <w:r>
+        <w:t xml:space="preserve"> </w:t>
+      </w:r>
+      <w:proofErr w:type="spellStart"/>
+      <w:r>
+        <w:t>kuantifikasi</w:t>
+      </w:r>
+      <w:proofErr w:type="spellEnd"/>
+      <w:r>
+        <w:t xml:space="preserve"> </w:t>
+      </w:r>
+      <w:proofErr w:type="spellStart"/>
+      <w:r>
+        <w:t>metrik</w:t>
+      </w:r>
+      <w:proofErr w:type="spellEnd"/>
+      <w:r>
+        <w:t xml:space="preserve"> </w:t>
+      </w:r>
+      <w:proofErr w:type="spellStart"/>
+      <w:r>
+        <w:t>interaksi</w:t>
+      </w:r>
+      <w:proofErr w:type="spellEnd"/>
+      <w:r>
+        <w:t xml:space="preserve"> yang </w:t>
+      </w:r>
+      <w:proofErr w:type="spellStart"/>
+      <w:r>
+        <w:t>disintesis</w:t>
+      </w:r>
+      <w:proofErr w:type="spellEnd"/>
+      <w:r>
+        <w:t xml:space="preserve"> </w:t>
+      </w:r>
+      <w:proofErr w:type="spellStart"/>
+      <w:r>
+        <w:t>melalui</w:t>
+      </w:r>
+      <w:proofErr w:type="spellEnd"/>
+      <w:r>
+        <w:t xml:space="preserve"> </w:t>
+      </w:r>
+      <w:proofErr w:type="spellStart"/>
+      <w:r>
+        <w:t>komponen</w:t>
+      </w:r>
+      <w:proofErr w:type="spellEnd"/>
+      <w:r>
+        <w:t xml:space="preserve"> </w:t>
+      </w:r>
+      <w:r>
+        <w:rPr>
+          <w:i/>
+          <w:iCs/>
+        </w:rPr>
+        <w:t>Quality Score</w:t>
+      </w:r>
       <w:r>
         <w:t xml:space="preserve">, </w:t>
       </w:r>
       <w:proofErr w:type="spellStart"/>
       <w:r>
-        <w:t>perbedaan</w:t>
+        <w:t>alih-alih</w:t>
+      </w:r>
+      <w:proofErr w:type="spellEnd"/>
+      <w:r>
+        <w:t xml:space="preserve"> </w:t>
+      </w:r>
+      <w:proofErr w:type="spellStart"/>
+      <w:r>
+        <w:t>hanya</w:t>
+      </w:r>
+      <w:proofErr w:type="spellEnd"/>
+      <w:r>
+        <w:t xml:space="preserve"> </w:t>
+      </w:r>
+      <w:proofErr w:type="spellStart"/>
+      <w:r>
+        <w:t>bergantung</w:t>
+      </w:r>
+      <w:proofErr w:type="spellEnd"/>
+      <w:r>
+        <w:t xml:space="preserve"> pada </w:t>
+      </w:r>
+      <w:proofErr w:type="spellStart"/>
+      <w:r>
+        <w:t>masukan</w:t>
+      </w:r>
+      <w:proofErr w:type="spellEnd"/>
+      <w:r>
+        <w:t xml:space="preserve"> </w:t>
+      </w:r>
+      <w:proofErr w:type="spellStart"/>
+      <w:r>
+        <w:t>umpan</w:t>
+      </w:r>
+      <w:proofErr w:type="spellEnd"/>
+      <w:r>
+        <w:t xml:space="preserve"> </w:t>
+      </w:r>
+      <w:proofErr w:type="spellStart"/>
+      <w:r>
+        <w:t>balik</w:t>
+      </w:r>
+      <w:proofErr w:type="spellEnd"/>
+      <w:r>
+        <w:t xml:space="preserve"> </w:t>
+      </w:r>
+      <w:proofErr w:type="spellStart"/>
+      <w:r>
+        <w:t>eksplisit</w:t>
+      </w:r>
+      <w:proofErr w:type="spellEnd"/>
+      <w:r>
+        <w:t xml:space="preserve"> </w:t>
+      </w:r>
+      <w:proofErr w:type="spellStart"/>
+      <w:r>
+        <w:t>berupa</w:t>
+      </w:r>
+      <w:proofErr w:type="spellEnd"/>
+      <w:r>
+        <w:t xml:space="preserve"> </w:t>
+      </w:r>
+      <w:r>
+        <w:rPr>
+          <w:i/>
+          <w:iCs/>
+        </w:rPr>
+        <w:t>rating</w:t>
+      </w:r>
+      <w:r>
+        <w:t xml:space="preserve"> </w:t>
+      </w:r>
+      <w:proofErr w:type="spellStart"/>
+      <w:r>
+        <w:t>konvensional</w:t>
+      </w:r>
+      <w:proofErr w:type="spellEnd"/>
+      <w:r>
+        <w:t xml:space="preserve">. </w:t>
+      </w:r>
+      <w:proofErr w:type="spellStart"/>
+      <w:r>
+        <w:t>Penelitian</w:t>
+      </w:r>
+      <w:proofErr w:type="spellEnd"/>
+      <w:r>
+        <w:t xml:space="preserve"> </w:t>
+      </w:r>
+      <w:proofErr w:type="spellStart"/>
+      <w:r>
+        <w:t>ini</w:t>
+      </w:r>
+      <w:proofErr w:type="spellEnd"/>
+      <w:r>
+        <w:t xml:space="preserve"> </w:t>
+      </w:r>
+      <w:proofErr w:type="spellStart"/>
+      <w:r>
+        <w:t>memfokuskan</w:t>
+      </w:r>
+      <w:proofErr w:type="spellEnd"/>
+      <w:r>
+        <w:t xml:space="preserve"> </w:t>
+      </w:r>
+      <w:proofErr w:type="spellStart"/>
+      <w:r>
+        <w:t>ekstraksi</w:t>
+      </w:r>
+      <w:proofErr w:type="spellEnd"/>
+      <w:r>
+        <w:t xml:space="preserve"> </w:t>
+      </w:r>
+      <w:proofErr w:type="spellStart"/>
+      <w:r>
+        <w:t>nilai</w:t>
+      </w:r>
+      <w:proofErr w:type="spellEnd"/>
+      <w:r>
+        <w:t xml:space="preserve"> </w:t>
+      </w:r>
+      <w:proofErr w:type="spellStart"/>
+      <w:r>
+        <w:t>dari</w:t>
+      </w:r>
+      <w:proofErr w:type="spellEnd"/>
+      <w:r>
+        <w:t xml:space="preserve"> </w:t>
+      </w:r>
+      <w:proofErr w:type="spellStart"/>
+      <w:r>
+        <w:t>umpan</w:t>
+      </w:r>
+      <w:proofErr w:type="spellEnd"/>
+      <w:r>
+        <w:t xml:space="preserve"> </w:t>
+      </w:r>
+      <w:proofErr w:type="spellStart"/>
+      <w:r>
+        <w:t>balik</w:t>
+      </w:r>
+      <w:proofErr w:type="spellEnd"/>
+      <w:r>
+        <w:t xml:space="preserve"> </w:t>
+      </w:r>
+      <w:proofErr w:type="spellStart"/>
+      <w:r>
+        <w:t>implisit</w:t>
+      </w:r>
+      <w:proofErr w:type="spellEnd"/>
+      <w:r>
+        <w:t xml:space="preserve"> </w:t>
+      </w:r>
+      <w:r>
+        <w:rPr>
+          <w:i/>
+          <w:iCs/>
+        </w:rPr>
+        <w:t>(implicit feedback)</w:t>
+      </w:r>
+      <w:r>
+        <w:t xml:space="preserve"> </w:t>
+      </w:r>
+      <w:proofErr w:type="spellStart"/>
+      <w:r>
+        <w:t>seperti</w:t>
+      </w:r>
+      <w:proofErr w:type="spellEnd"/>
+      <w:r>
+        <w:t xml:space="preserve"> </w:t>
+      </w:r>
+      <w:proofErr w:type="spellStart"/>
+      <w:r>
+        <w:rPr>
+          <w:i/>
+          <w:iCs/>
+        </w:rPr>
+        <w:t>like_count</w:t>
+      </w:r>
+      <w:proofErr w:type="spellEnd"/>
+      <w:r>
+        <w:rPr>
+          <w:i/>
+          <w:iCs/>
+        </w:rPr>
+        <w:t xml:space="preserve">, </w:t>
+      </w:r>
+      <w:proofErr w:type="spellStart"/>
+      <w:r>
+        <w:rPr>
+          <w:i/>
+          <w:iCs/>
+        </w:rPr>
+        <w:t>used_count</w:t>
+      </w:r>
+      <w:proofErr w:type="spellEnd"/>
+      <w:r>
+        <w:t xml:space="preserve">, dan </w:t>
+      </w:r>
+      <w:proofErr w:type="spellStart"/>
+      <w:r>
+        <w:rPr>
+          <w:i/>
+          <w:iCs/>
+        </w:rPr>
+        <w:t>watch_count</w:t>
+      </w:r>
+      <w:proofErr w:type="spellEnd"/>
+      <w:r>
+        <w:t xml:space="preserve"> yang </w:t>
+      </w:r>
+      <w:proofErr w:type="spellStart"/>
+      <w:r>
+        <w:t>kemudian</w:t>
+      </w:r>
+      <w:proofErr w:type="spellEnd"/>
+      <w:r>
+        <w:t xml:space="preserve"> </w:t>
+      </w:r>
+      <w:proofErr w:type="spellStart"/>
+      <w:r>
+        <w:t>diproses</w:t>
+      </w:r>
+      <w:proofErr w:type="spellEnd"/>
+      <w:r>
+        <w:t xml:space="preserve"> </w:t>
+      </w:r>
+      <w:proofErr w:type="spellStart"/>
+      <w:r>
+        <w:t>menggunakan</w:t>
+      </w:r>
+      <w:proofErr w:type="spellEnd"/>
+      <w:r>
+        <w:t xml:space="preserve"> </w:t>
+      </w:r>
+      <w:proofErr w:type="spellStart"/>
+      <w:r>
+        <w:t>teknik</w:t>
+      </w:r>
+      <w:proofErr w:type="spellEnd"/>
+      <w:r>
+        <w:t xml:space="preserve"> </w:t>
+      </w:r>
+      <w:proofErr w:type="spellStart"/>
+      <w:r>
+        <w:t>normalisasi</w:t>
+      </w:r>
+      <w:proofErr w:type="spellEnd"/>
+      <w:r>
+        <w:t xml:space="preserve"> </w:t>
+      </w:r>
+      <w:proofErr w:type="spellStart"/>
+      <w:r>
+        <w:t>logaritmik</w:t>
+      </w:r>
+      <w:proofErr w:type="spellEnd"/>
+      <w:r>
+        <w:t xml:space="preserve"> [</w:t>
+      </w:r>
+      <w:r>
+        <w:t>12</w:t>
+      </w:r>
+      <w:r>
+        <w:t xml:space="preserve">], </w:t>
+      </w:r>
+      <w:proofErr w:type="spellStart"/>
+      <w:r>
+        <w:t>sebuah</w:t>
+      </w:r>
+      <w:proofErr w:type="spellEnd"/>
+      <w:r>
+        <w:t xml:space="preserve"> </w:t>
+      </w:r>
+      <w:proofErr w:type="spellStart"/>
+      <w:r>
+        <w:t>pendekatan</w:t>
+      </w:r>
+      <w:proofErr w:type="spellEnd"/>
+      <w:r>
+        <w:t xml:space="preserve"> </w:t>
+      </w:r>
+      <w:proofErr w:type="spellStart"/>
+      <w:r>
+        <w:t>komputasi</w:t>
+      </w:r>
+      <w:proofErr w:type="spellEnd"/>
+      <w:r>
+        <w:t xml:space="preserve"> modern yang </w:t>
+      </w:r>
+      <w:proofErr w:type="spellStart"/>
+      <w:r>
+        <w:t>terbukti</w:t>
+      </w:r>
+      <w:proofErr w:type="spellEnd"/>
+      <w:r>
+        <w:t xml:space="preserve"> </w:t>
+      </w:r>
+      <w:proofErr w:type="spellStart"/>
+      <w:r>
+        <w:t>lebih</w:t>
+      </w:r>
+      <w:proofErr w:type="spellEnd"/>
+      <w:r>
+        <w:t xml:space="preserve"> </w:t>
+      </w:r>
+      <w:proofErr w:type="spellStart"/>
+      <w:r>
+        <w:t>akurat</w:t>
+      </w:r>
+      <w:proofErr w:type="spellEnd"/>
+      <w:r>
+        <w:t xml:space="preserve"> </w:t>
+      </w:r>
+      <w:proofErr w:type="spellStart"/>
+      <w:r>
+        <w:t>dalam</w:t>
+      </w:r>
+      <w:proofErr w:type="spellEnd"/>
+      <w:r>
+        <w:t xml:space="preserve"> </w:t>
+      </w:r>
+      <w:proofErr w:type="spellStart"/>
+      <w:r>
+        <w:t>merepresentasikan</w:t>
+      </w:r>
+      <w:proofErr w:type="spellEnd"/>
+      <w:r>
+        <w:t xml:space="preserve"> </w:t>
+      </w:r>
+      <w:proofErr w:type="spellStart"/>
+      <w:r>
+        <w:t>lanskap</w:t>
+      </w:r>
+      <w:proofErr w:type="spellEnd"/>
+      <w:r>
+        <w:t xml:space="preserve"> </w:t>
+      </w:r>
+      <w:proofErr w:type="spellStart"/>
+      <w:r>
+        <w:t>interaksi</w:t>
+      </w:r>
+      <w:proofErr w:type="spellEnd"/>
+      <w:r>
+        <w:t xml:space="preserve"> </w:t>
+      </w:r>
+      <w:proofErr w:type="spellStart"/>
+      <w:r>
+        <w:t>dinamis</w:t>
+      </w:r>
+      <w:proofErr w:type="spellEnd"/>
+      <w:r>
+        <w:t xml:space="preserve"> pada platform </w:t>
+      </w:r>
+      <w:proofErr w:type="spellStart"/>
+      <w:r>
+        <w:t>penyedia</w:t>
+      </w:r>
+      <w:proofErr w:type="spellEnd"/>
+      <w:r>
+        <w:t xml:space="preserve"> </w:t>
+      </w:r>
+      <w:proofErr w:type="spellStart"/>
+      <w:r>
+        <w:t>konten</w:t>
+      </w:r>
+      <w:proofErr w:type="spellEnd"/>
+      <w:r>
+        <w:t xml:space="preserve"> masa </w:t>
+      </w:r>
+      <w:proofErr w:type="spellStart"/>
+      <w:r>
+        <w:t>kini</w:t>
+      </w:r>
+      <w:proofErr w:type="spellEnd"/>
+      <w:r>
+        <w:t xml:space="preserve">. </w:t>
+      </w:r>
+      <w:proofErr w:type="spellStart"/>
+      <w:r>
+        <w:t>Akhirnya</w:t>
+      </w:r>
+      <w:proofErr w:type="spellEnd"/>
+      <w:r>
+        <w:t xml:space="preserve">, </w:t>
+      </w:r>
+      <w:proofErr w:type="spellStart"/>
+      <w:r>
+        <w:t>pembeda</w:t>
+      </w:r>
+      <w:proofErr w:type="spellEnd"/>
+      <w:r>
+        <w:t xml:space="preserve"> </w:t>
+      </w:r>
+      <w:proofErr w:type="spellStart"/>
+      <w:r>
+        <w:t>keempat</w:t>
+      </w:r>
+      <w:proofErr w:type="spellEnd"/>
+      <w:r>
+        <w:t xml:space="preserve"> </w:t>
+      </w:r>
+      <w:proofErr w:type="spellStart"/>
+      <w:r>
+        <w:t>ditunjukkan</w:t>
+      </w:r>
+      <w:proofErr w:type="spellEnd"/>
+      <w:r>
+        <w:t xml:space="preserve"> </w:t>
+      </w:r>
+      <w:proofErr w:type="spellStart"/>
+      <w:r>
+        <w:t>dari</w:t>
+      </w:r>
+      <w:proofErr w:type="spellEnd"/>
+      <w:r>
+        <w:t xml:space="preserve"> </w:t>
+      </w:r>
+      <w:proofErr w:type="spellStart"/>
+      <w:r>
+        <w:t>cara</w:t>
+      </w:r>
+      <w:proofErr w:type="spellEnd"/>
+      <w:r>
+        <w:t xml:space="preserve"> </w:t>
+      </w:r>
+      <w:proofErr w:type="spellStart"/>
+      <w:r>
+        <w:t>penelitian</w:t>
+      </w:r>
+      <w:proofErr w:type="spellEnd"/>
+      <w:r>
+        <w:t xml:space="preserve"> </w:t>
+      </w:r>
+      <w:proofErr w:type="spellStart"/>
+      <w:r>
+        <w:t>ini</w:t>
+      </w:r>
+      <w:proofErr w:type="spellEnd"/>
+      <w:r>
+        <w:t xml:space="preserve"> </w:t>
+      </w:r>
+      <w:proofErr w:type="spellStart"/>
+      <w:r>
+        <w:t>memposisikan</w:t>
+      </w:r>
+      <w:proofErr w:type="spellEnd"/>
+      <w:r>
+        <w:t xml:space="preserve"> </w:t>
+      </w:r>
+      <w:proofErr w:type="spellStart"/>
+      <w:r>
+        <w:t>sistem</w:t>
+      </w:r>
+      <w:proofErr w:type="spellEnd"/>
+      <w:r>
+        <w:t xml:space="preserve"> </w:t>
+      </w:r>
+      <w:proofErr w:type="spellStart"/>
+      <w:r>
+        <w:t>rekomendasi</w:t>
+      </w:r>
+      <w:proofErr w:type="spellEnd"/>
+      <w:r>
+        <w:t xml:space="preserve"> </w:t>
+      </w:r>
+      <w:proofErr w:type="spellStart"/>
+      <w:r>
+        <w:t>bukan</w:t>
+      </w:r>
+      <w:proofErr w:type="spellEnd"/>
+      <w:r>
+        <w:t xml:space="preserve"> </w:t>
+      </w:r>
+      <w:proofErr w:type="spellStart"/>
+      <w:r>
+        <w:t>sekadar</w:t>
+      </w:r>
+      <w:proofErr w:type="spellEnd"/>
+      <w:r>
+        <w:t xml:space="preserve"> </w:t>
+      </w:r>
+      <w:proofErr w:type="spellStart"/>
+      <w:r>
+        <w:t>sebagai</w:t>
+      </w:r>
+      <w:proofErr w:type="spellEnd"/>
+      <w:r>
+        <w:t xml:space="preserve"> </w:t>
+      </w:r>
+      <w:proofErr w:type="spellStart"/>
+      <w:r>
+        <w:t>alat</w:t>
+      </w:r>
+      <w:proofErr w:type="spellEnd"/>
+      <w:r>
+        <w:t xml:space="preserve"> </w:t>
+      </w:r>
+      <w:proofErr w:type="spellStart"/>
+      <w:r>
+        <w:t>teknis</w:t>
+      </w:r>
+      <w:proofErr w:type="spellEnd"/>
+      <w:r>
+        <w:t xml:space="preserve"> </w:t>
+      </w:r>
+      <w:proofErr w:type="spellStart"/>
+      <w:r>
+        <w:t>untuk</w:t>
+      </w:r>
+      <w:proofErr w:type="spellEnd"/>
+      <w:r>
+        <w:t xml:space="preserve"> </w:t>
+      </w:r>
+      <w:proofErr w:type="spellStart"/>
+      <w:r>
+        <w:t>maksimalisasi</w:t>
+      </w:r>
+      <w:proofErr w:type="spellEnd"/>
+      <w:r>
+        <w:t xml:space="preserve"> </w:t>
+      </w:r>
+      <w:proofErr w:type="spellStart"/>
+      <w:r>
+        <w:t>akurasi</w:t>
+      </w:r>
+      <w:proofErr w:type="spellEnd"/>
+      <w:r>
+        <w:t xml:space="preserve"> </w:t>
+      </w:r>
+      <w:proofErr w:type="spellStart"/>
+      <w:r>
+        <w:t>prediksi</w:t>
+      </w:r>
+      <w:proofErr w:type="spellEnd"/>
+      <w:r>
+        <w:t xml:space="preserve"> </w:t>
+      </w:r>
+      <w:proofErr w:type="spellStart"/>
+      <w:r>
+        <w:t>semata</w:t>
+      </w:r>
+      <w:proofErr w:type="spellEnd"/>
+      <w:r>
+        <w:t xml:space="preserve">, </w:t>
+      </w:r>
+      <w:proofErr w:type="spellStart"/>
+      <w:r>
+        <w:lastRenderedPageBreak/>
+        <w:t>melainkan</w:t>
+      </w:r>
+      <w:proofErr w:type="spellEnd"/>
+      <w:r>
+        <w:t xml:space="preserve"> </w:t>
+      </w:r>
+      <w:proofErr w:type="spellStart"/>
+      <w:r>
+        <w:t>sebagai</w:t>
+      </w:r>
+      <w:proofErr w:type="spellEnd"/>
+      <w:r>
+        <w:t xml:space="preserve"> </w:t>
+      </w:r>
+      <w:proofErr w:type="spellStart"/>
+      <w:r>
+        <w:t>sebuah</w:t>
+      </w:r>
+      <w:proofErr w:type="spellEnd"/>
+      <w:r>
+        <w:t xml:space="preserve"> </w:t>
+      </w:r>
+      <w:proofErr w:type="spellStart"/>
+      <w:r>
+        <w:t>ekosistem</w:t>
+      </w:r>
+      <w:proofErr w:type="spellEnd"/>
+      <w:r>
+        <w:t xml:space="preserve"> </w:t>
+      </w:r>
+      <w:proofErr w:type="spellStart"/>
+      <w:r>
+        <w:t>penemuan</w:t>
+      </w:r>
+      <w:proofErr w:type="spellEnd"/>
+      <w:r>
+        <w:t xml:space="preserve"> </w:t>
+      </w:r>
+      <w:proofErr w:type="spellStart"/>
+      <w:r>
+        <w:t>konten</w:t>
+      </w:r>
+      <w:proofErr w:type="spellEnd"/>
+      <w:r>
+        <w:t xml:space="preserve"> yang </w:t>
+      </w:r>
+      <w:proofErr w:type="spellStart"/>
+      <w:r>
+        <w:t>seimbang</w:t>
+      </w:r>
+      <w:proofErr w:type="spellEnd"/>
+      <w:r>
+        <w:t xml:space="preserve"> dan </w:t>
+      </w:r>
+      <w:proofErr w:type="spellStart"/>
+      <w:r>
+        <w:t>sehat</w:t>
+      </w:r>
+      <w:proofErr w:type="spellEnd"/>
+      <w:r>
+        <w:t xml:space="preserve">. </w:t>
+      </w:r>
+      <w:proofErr w:type="spellStart"/>
+      <w:r>
+        <w:t>Dengan</w:t>
+      </w:r>
+      <w:proofErr w:type="spellEnd"/>
+      <w:r>
+        <w:t xml:space="preserve"> </w:t>
+      </w:r>
+      <w:proofErr w:type="spellStart"/>
+      <w:r>
+        <w:t>menekankan</w:t>
+      </w:r>
+      <w:proofErr w:type="spellEnd"/>
+      <w:r>
+        <w:t xml:space="preserve"> </w:t>
+      </w:r>
+      <w:proofErr w:type="spellStart"/>
+      <w:r>
+        <w:t>titik</w:t>
+      </w:r>
+      <w:proofErr w:type="spellEnd"/>
+      <w:r>
+        <w:t xml:space="preserve"> </w:t>
+      </w:r>
+      <w:proofErr w:type="spellStart"/>
+      <w:r>
+        <w:t>kesetimbangan</w:t>
+      </w:r>
+      <w:proofErr w:type="spellEnd"/>
+      <w:r>
+        <w:t xml:space="preserve"> </w:t>
+      </w:r>
+      <w:r>
+        <w:rPr>
+          <w:i/>
+          <w:iCs/>
+        </w:rPr>
+        <w:t>(trade-off)</w:t>
+      </w:r>
+      <w:r>
+        <w:t xml:space="preserve"> yang </w:t>
+      </w:r>
+      <w:proofErr w:type="spellStart"/>
+      <w:r>
+        <w:t>presisi</w:t>
+      </w:r>
+      <w:proofErr w:type="spellEnd"/>
+      <w:r>
+        <w:t xml:space="preserve"> </w:t>
+      </w:r>
+      <w:proofErr w:type="spellStart"/>
+      <w:r>
+        <w:t>antara</w:t>
+      </w:r>
+      <w:proofErr w:type="spellEnd"/>
+      <w:r>
+        <w:t xml:space="preserve"> </w:t>
+      </w:r>
+      <w:proofErr w:type="spellStart"/>
+      <w:r>
+        <w:t>dimensi</w:t>
+      </w:r>
+      <w:proofErr w:type="spellEnd"/>
+      <w:r>
+        <w:t xml:space="preserve"> </w:t>
+      </w:r>
+      <w:proofErr w:type="spellStart"/>
+      <w:r>
+        <w:t>personalisasi</w:t>
+      </w:r>
+      <w:proofErr w:type="spellEnd"/>
+      <w:r>
+        <w:t xml:space="preserve"> dan </w:t>
+      </w:r>
+      <w:proofErr w:type="spellStart"/>
+      <w:r>
+        <w:t>kebaruan</w:t>
+      </w:r>
+      <w:proofErr w:type="spellEnd"/>
+      <w:r>
+        <w:t xml:space="preserve">, </w:t>
+      </w:r>
+      <w:proofErr w:type="spellStart"/>
+      <w:r>
+        <w:t>arsitektur</w:t>
+      </w:r>
+      <w:proofErr w:type="spellEnd"/>
+      <w:r>
+        <w:t xml:space="preserve"> yang </w:t>
+      </w:r>
+      <w:proofErr w:type="spellStart"/>
+      <w:r>
+        <w:t>dibangun</w:t>
+      </w:r>
+      <w:proofErr w:type="spellEnd"/>
+      <w:r>
+        <w:t xml:space="preserve"> </w:t>
+      </w:r>
+      <w:proofErr w:type="spellStart"/>
+      <w:r>
+        <w:t>mampu</w:t>
+      </w:r>
+      <w:proofErr w:type="spellEnd"/>
+      <w:r>
+        <w:t xml:space="preserve"> </w:t>
+      </w:r>
+      <w:proofErr w:type="spellStart"/>
+      <w:r>
+        <w:t>menyajikan</w:t>
+      </w:r>
+      <w:proofErr w:type="spellEnd"/>
+      <w:r>
+        <w:t xml:space="preserve"> </w:t>
+      </w:r>
+      <w:proofErr w:type="spellStart"/>
+      <w:r>
+        <w:t>halaman</w:t>
+      </w:r>
+      <w:proofErr w:type="spellEnd"/>
+      <w:r>
+        <w:t xml:space="preserve"> feed yang </w:t>
+      </w:r>
+      <w:proofErr w:type="spellStart"/>
+      <w:r>
+        <w:t>tidak</w:t>
+      </w:r>
+      <w:proofErr w:type="spellEnd"/>
+      <w:r>
+        <w:t xml:space="preserve"> </w:t>
+      </w:r>
+      <w:proofErr w:type="spellStart"/>
+      <w:r>
+        <w:t>hanya</w:t>
+      </w:r>
+      <w:proofErr w:type="spellEnd"/>
+      <w:r>
+        <w:t xml:space="preserve"> </w:t>
+      </w:r>
+      <w:proofErr w:type="spellStart"/>
+      <w:r>
+        <w:t>relevan</w:t>
+      </w:r>
+      <w:proofErr w:type="spellEnd"/>
+      <w:r>
+        <w:t xml:space="preserve"> </w:t>
+      </w:r>
+      <w:proofErr w:type="spellStart"/>
+      <w:r>
+        <w:t>secara</w:t>
+      </w:r>
+      <w:proofErr w:type="spellEnd"/>
+      <w:r>
+        <w:t xml:space="preserve"> personal </w:t>
+      </w:r>
+      <w:proofErr w:type="spellStart"/>
+      <w:r>
+        <w:t>bagi</w:t>
+      </w:r>
+      <w:proofErr w:type="spellEnd"/>
+      <w:r>
+        <w:t xml:space="preserve"> </w:t>
+      </w:r>
+      <w:proofErr w:type="spellStart"/>
+      <w:r>
+        <w:t>setiap</w:t>
+      </w:r>
+      <w:proofErr w:type="spellEnd"/>
+      <w:r>
+        <w:t xml:space="preserve"> </w:t>
+      </w:r>
+      <w:proofErr w:type="spellStart"/>
+      <w:r>
+        <w:t>individu</w:t>
+      </w:r>
+      <w:proofErr w:type="spellEnd"/>
+      <w:r>
+        <w:t xml:space="preserve">, </w:t>
+      </w:r>
+      <w:proofErr w:type="spellStart"/>
+      <w:r>
+        <w:t>tetapi</w:t>
       </w:r>
       <w:proofErr w:type="spellEnd"/>
       <w:r>
@@ -3751,7 +7055,123 @@
       </w:r>
       <w:proofErr w:type="spellStart"/>
       <w:r>
-        <w:t>terletak</w:t>
+        <w:t>secara</w:t>
+      </w:r>
+      <w:proofErr w:type="spellEnd"/>
+      <w:r>
+        <w:t xml:space="preserve"> </w:t>
+      </w:r>
+      <w:proofErr w:type="spellStart"/>
+      <w:r>
+        <w:t>aktif</w:t>
+      </w:r>
+      <w:proofErr w:type="spellEnd"/>
+      <w:r>
+        <w:t xml:space="preserve"> </w:t>
+      </w:r>
+      <w:proofErr w:type="spellStart"/>
+      <w:r>
+        <w:t>menjaga</w:t>
+      </w:r>
+      <w:proofErr w:type="spellEnd"/>
+      <w:r>
+        <w:t xml:space="preserve"> </w:t>
+      </w:r>
+      <w:proofErr w:type="spellStart"/>
+      <w:r>
+        <w:t>keberagaman</w:t>
+      </w:r>
+      <w:proofErr w:type="spellEnd"/>
+      <w:r>
+        <w:t xml:space="preserve"> </w:t>
+      </w:r>
+      <w:r>
+        <w:rPr>
+          <w:i/>
+          <w:iCs/>
+        </w:rPr>
+        <w:t>(diversity</w:t>
+      </w:r>
+      <w:r>
+        <w:t xml:space="preserve">) </w:t>
+      </w:r>
+      <w:proofErr w:type="spellStart"/>
+      <w:r>
+        <w:t>konten</w:t>
+      </w:r>
+      <w:proofErr w:type="spellEnd"/>
+      <w:r>
+        <w:t xml:space="preserve"> guna </w:t>
+      </w:r>
+      <w:proofErr w:type="spellStart"/>
+      <w:r>
+        <w:t>menanggulangi</w:t>
+      </w:r>
+      <w:proofErr w:type="spellEnd"/>
+      <w:r>
+        <w:t xml:space="preserve"> </w:t>
+      </w:r>
+      <w:proofErr w:type="spellStart"/>
+      <w:r>
+        <w:t>jebakan</w:t>
+      </w:r>
+      <w:proofErr w:type="spellEnd"/>
+      <w:r>
+        <w:t xml:space="preserve"> </w:t>
+      </w:r>
+      <w:proofErr w:type="spellStart"/>
+      <w:r>
+        <w:t>isolasi</w:t>
+      </w:r>
+      <w:proofErr w:type="spellEnd"/>
+      <w:r>
+        <w:t xml:space="preserve"> </w:t>
+      </w:r>
+      <w:proofErr w:type="spellStart"/>
+      <w:r>
+        <w:t>informasi</w:t>
+      </w:r>
+      <w:proofErr w:type="spellEnd"/>
+      <w:r>
+        <w:t xml:space="preserve"> (</w:t>
+      </w:r>
+      <w:r>
+        <w:rPr>
+          <w:i/>
+          <w:iCs/>
+        </w:rPr>
+        <w:t>filter bubble)</w:t>
+      </w:r>
+      <w:r>
+        <w:t xml:space="preserve"> yang </w:t>
+      </w:r>
+      <w:proofErr w:type="spellStart"/>
+      <w:r>
+        <w:t>kerap</w:t>
+      </w:r>
+      <w:proofErr w:type="spellEnd"/>
+      <w:r>
+        <w:t xml:space="preserve"> </w:t>
+      </w:r>
+      <w:proofErr w:type="spellStart"/>
+      <w:r>
+        <w:t>menjadi</w:t>
+      </w:r>
+      <w:proofErr w:type="spellEnd"/>
+      <w:r>
+        <w:t xml:space="preserve"> </w:t>
+      </w:r>
+      <w:proofErr w:type="spellStart"/>
+      <w:r>
+        <w:t>kelemahan</w:t>
+      </w:r>
+      <w:proofErr w:type="spellEnd"/>
+      <w:r>
+        <w:t xml:space="preserve"> </w:t>
+      </w:r>
+      <w:proofErr w:type="spellStart"/>
+      <w:r>
+        <w:t>mendasar</w:t>
       </w:r>
       <w:proofErr w:type="spellEnd"/>
       <w:r>
@@ -3759,368 +7179,11 @@
       </w:r>
       <w:proofErr w:type="spellStart"/>
       <w:r>
-        <w:t>fokus</w:t>
-      </w:r>
-      <w:proofErr w:type="spellEnd"/>
-      <w:r>
-        <w:t xml:space="preserve"> </w:t>
-      </w:r>
-      <w:proofErr w:type="spellStart"/>
-      <w:r>
-        <w:t>penanganan</w:t>
-      </w:r>
-      <w:proofErr w:type="spellEnd"/>
-      <w:r>
-        <w:t xml:space="preserve"> </w:t>
-      </w:r>
-      <w:proofErr w:type="spellStart"/>
-      <w:r>
-        <w:t>dimensi</w:t>
-      </w:r>
-      <w:proofErr w:type="spellEnd"/>
-      <w:r>
-        <w:t xml:space="preserve"> </w:t>
-      </w:r>
-      <w:proofErr w:type="spellStart"/>
-      <w:r>
-        <w:t>waktu</w:t>
-      </w:r>
-      <w:proofErr w:type="spellEnd"/>
-      <w:r>
-        <w:t xml:space="preserve"> (</w:t>
-      </w:r>
-      <w:r>
-        <w:rPr>
-          <w:i/>
-        </w:rPr>
-        <w:t>temporal dimension</w:t>
-      </w:r>
-      <w:r>
-        <w:t xml:space="preserve">). Sebagian </w:t>
-      </w:r>
-      <w:proofErr w:type="spellStart"/>
-      <w:r>
-        <w:t>penelitian</w:t>
-      </w:r>
-      <w:proofErr w:type="spellEnd"/>
-      <w:r>
-        <w:t xml:space="preserve"> </w:t>
-      </w:r>
-      <w:proofErr w:type="spellStart"/>
-      <w:r>
-        <w:t>sebelumnya</w:t>
-      </w:r>
-      <w:proofErr w:type="spellEnd"/>
-      <w:r>
-        <w:t xml:space="preserve"> </w:t>
-      </w:r>
-      <w:proofErr w:type="spellStart"/>
-      <w:r>
-        <w:t>menggunakan</w:t>
-      </w:r>
-      <w:proofErr w:type="spellEnd"/>
-      <w:r>
-        <w:t xml:space="preserve"> </w:t>
-      </w:r>
-      <w:proofErr w:type="spellStart"/>
-      <w:r>
-        <w:t>faktor</w:t>
-      </w:r>
-      <w:proofErr w:type="spellEnd"/>
-      <w:r>
-        <w:t xml:space="preserve"> </w:t>
-      </w:r>
-      <w:proofErr w:type="spellStart"/>
-      <w:r>
-        <w:t>waktu</w:t>
-      </w:r>
-      <w:proofErr w:type="spellEnd"/>
-      <w:r>
-        <w:t xml:space="preserve"> </w:t>
-      </w:r>
-      <w:proofErr w:type="spellStart"/>
-      <w:r>
-        <w:t>untuk</w:t>
-      </w:r>
-      <w:proofErr w:type="spellEnd"/>
-      <w:r>
-        <w:t xml:space="preserve"> </w:t>
-      </w:r>
-      <w:proofErr w:type="spellStart"/>
-      <w:r>
-        <w:t>sekadar</w:t>
-      </w:r>
-      <w:proofErr w:type="spellEnd"/>
-      <w:r>
-        <w:t xml:space="preserve"> </w:t>
-      </w:r>
-      <w:proofErr w:type="spellStart"/>
-      <w:r>
-        <w:t>mendeteksi</w:t>
-      </w:r>
-      <w:proofErr w:type="spellEnd"/>
-      <w:r>
-        <w:t xml:space="preserve"> </w:t>
-      </w:r>
-      <w:proofErr w:type="spellStart"/>
-      <w:r>
-        <w:t>pergeseran</w:t>
-      </w:r>
-      <w:proofErr w:type="spellEnd"/>
-      <w:r>
-        <w:t xml:space="preserve"> </w:t>
-      </w:r>
-      <w:proofErr w:type="spellStart"/>
-      <w:r>
-        <w:t>minat</w:t>
-      </w:r>
-      <w:proofErr w:type="spellEnd"/>
-      <w:r>
-        <w:t xml:space="preserve"> </w:t>
-      </w:r>
-      <w:proofErr w:type="spellStart"/>
-      <w:r>
-        <w:t>pengguna</w:t>
-      </w:r>
-      <w:proofErr w:type="spellEnd"/>
-      <w:r>
-        <w:t xml:space="preserve"> (</w:t>
-      </w:r>
-      <w:r>
-        <w:rPr>
-          <w:i/>
-        </w:rPr>
-        <w:t>concept-drifting</w:t>
-      </w:r>
-      <w:r>
-        <w:t xml:space="preserve">) pada </w:t>
-      </w:r>
-      <w:proofErr w:type="spellStart"/>
-      <w:r>
-        <w:t>algoritma</w:t>
-      </w:r>
-      <w:proofErr w:type="spellEnd"/>
-      <w:r>
-        <w:t xml:space="preserve"> </w:t>
-      </w:r>
-      <w:r>
-        <w:rPr>
-          <w:i/>
-        </w:rPr>
-        <w:t>Collaborative Filtering</w:t>
-      </w:r>
-      <w:r>
-        <w:t xml:space="preserve">. </w:t>
-      </w:r>
-      <w:proofErr w:type="spellStart"/>
-      <w:r>
-        <w:t>Sementara</w:t>
-      </w:r>
-      <w:proofErr w:type="spellEnd"/>
-      <w:r>
-        <w:t xml:space="preserve"> </w:t>
-      </w:r>
-      <w:proofErr w:type="spellStart"/>
-      <w:r>
-        <w:t>itu</w:t>
-      </w:r>
-      <w:proofErr w:type="spellEnd"/>
-      <w:r>
-        <w:t xml:space="preserve">, </w:t>
-      </w:r>
-      <w:proofErr w:type="spellStart"/>
-      <w:r>
-        <w:t>penelitian</w:t>
-      </w:r>
-      <w:proofErr w:type="spellEnd"/>
-      <w:r>
-        <w:t xml:space="preserve"> </w:t>
-      </w:r>
-      <w:proofErr w:type="spellStart"/>
-      <w:r>
-        <w:t>ini</w:t>
-      </w:r>
-      <w:proofErr w:type="spellEnd"/>
-      <w:r>
-        <w:t xml:space="preserve"> </w:t>
-      </w:r>
-      <w:proofErr w:type="spellStart"/>
-      <w:r>
-        <w:t>secara</w:t>
-      </w:r>
-      <w:proofErr w:type="spellEnd"/>
-      <w:r>
-        <w:t xml:space="preserve"> </w:t>
-      </w:r>
-      <w:proofErr w:type="spellStart"/>
-      <w:r>
-        <w:t>khusus</w:t>
-      </w:r>
-      <w:proofErr w:type="spellEnd"/>
-      <w:r>
-        <w:t xml:space="preserve"> </w:t>
-      </w:r>
-      <w:proofErr w:type="spellStart"/>
-      <w:r>
-        <w:t>menggunakan</w:t>
-      </w:r>
-      <w:proofErr w:type="spellEnd"/>
-      <w:r>
-        <w:t xml:space="preserve"> </w:t>
-      </w:r>
-      <w:proofErr w:type="spellStart"/>
-      <w:r>
-        <w:t>waktu</w:t>
-      </w:r>
-      <w:proofErr w:type="spellEnd"/>
-      <w:r>
-        <w:t xml:space="preserve"> </w:t>
-      </w:r>
-      <w:proofErr w:type="spellStart"/>
-      <w:r>
-        <w:t>sebagai</w:t>
-      </w:r>
-      <w:proofErr w:type="spellEnd"/>
-      <w:r>
-        <w:t xml:space="preserve"> pilar </w:t>
-      </w:r>
-      <w:proofErr w:type="spellStart"/>
-      <w:r>
-        <w:t>independen</w:t>
-      </w:r>
-      <w:proofErr w:type="spellEnd"/>
-      <w:r>
-        <w:t xml:space="preserve"> (Skor </w:t>
-      </w:r>
-      <w:r>
-        <w:rPr>
-          <w:i/>
-        </w:rPr>
-        <w:t>Freshness</w:t>
-      </w:r>
-      <w:r>
-        <w:t xml:space="preserve">) </w:t>
-      </w:r>
-      <w:proofErr w:type="spellStart"/>
-      <w:r>
-        <w:t>melalui</w:t>
-      </w:r>
-      <w:proofErr w:type="spellEnd"/>
-      <w:r>
-        <w:t xml:space="preserve"> </w:t>
-      </w:r>
-      <w:proofErr w:type="spellStart"/>
-      <w:r>
-        <w:t>implementasi</w:t>
-      </w:r>
-      <w:proofErr w:type="spellEnd"/>
-      <w:r>
-        <w:t xml:space="preserve"> </w:t>
-      </w:r>
-      <w:proofErr w:type="spellStart"/>
-      <w:r>
-        <w:t>fungsi</w:t>
-      </w:r>
-      <w:proofErr w:type="spellEnd"/>
-      <w:r>
-        <w:t xml:space="preserve"> </w:t>
-      </w:r>
-      <w:r>
-        <w:rPr>
-          <w:i/>
-        </w:rPr>
-        <w:t>Exponential Time Decay</w:t>
-      </w:r>
-      <w:r>
-        <w:t xml:space="preserve">. </w:t>
-      </w:r>
-      <w:proofErr w:type="spellStart"/>
-      <w:r>
-        <w:t>Pendekatan</w:t>
-      </w:r>
-      <w:proofErr w:type="spellEnd"/>
-      <w:r>
-        <w:t xml:space="preserve"> </w:t>
-      </w:r>
-      <w:proofErr w:type="spellStart"/>
-      <w:r>
-        <w:t>ini</w:t>
-      </w:r>
-      <w:proofErr w:type="spellEnd"/>
-      <w:r>
-        <w:t xml:space="preserve"> </w:t>
-      </w:r>
-      <w:proofErr w:type="spellStart"/>
-      <w:r>
-        <w:t>bertujuan</w:t>
-      </w:r>
-      <w:proofErr w:type="spellEnd"/>
-      <w:r>
-        <w:t xml:space="preserve"> </w:t>
-      </w:r>
-      <w:proofErr w:type="spellStart"/>
-      <w:r>
-        <w:t>untuk</w:t>
-      </w:r>
-      <w:proofErr w:type="spellEnd"/>
-      <w:r>
-        <w:t xml:space="preserve"> </w:t>
-      </w:r>
-      <w:proofErr w:type="spellStart"/>
-      <w:r>
-        <w:t>memberikan</w:t>
-      </w:r>
-      <w:proofErr w:type="spellEnd"/>
-      <w:r>
-        <w:t xml:space="preserve"> "</w:t>
-      </w:r>
-      <w:proofErr w:type="spellStart"/>
-      <w:r>
-        <w:t>penalti</w:t>
-      </w:r>
-      <w:proofErr w:type="spellEnd"/>
-      <w:r>
-        <w:t xml:space="preserve"> </w:t>
-      </w:r>
-      <w:proofErr w:type="spellStart"/>
-      <w:r>
-        <w:t>usia</w:t>
-      </w:r>
-      <w:proofErr w:type="spellEnd"/>
-      <w:r>
-        <w:t xml:space="preserve">" pada </w:t>
-      </w:r>
-      <w:proofErr w:type="spellStart"/>
-      <w:r>
-        <w:t>konten</w:t>
-      </w:r>
-      <w:proofErr w:type="spellEnd"/>
-      <w:r>
-        <w:t xml:space="preserve"> lama, </w:t>
-      </w:r>
-      <w:proofErr w:type="spellStart"/>
-      <w:r>
-        <w:t>sehingga</w:t>
-      </w:r>
-      <w:proofErr w:type="spellEnd"/>
-      <w:r>
-        <w:t xml:space="preserve"> </w:t>
-      </w:r>
-      <w:proofErr w:type="spellStart"/>
-      <w:r>
-        <w:t>algoritma</w:t>
-      </w:r>
-      <w:proofErr w:type="spellEnd"/>
-      <w:r>
-        <w:t xml:space="preserve"> </w:t>
-      </w:r>
-      <w:proofErr w:type="spellStart"/>
-      <w:r>
-        <w:t>tidak</w:t>
-      </w:r>
-      <w:proofErr w:type="spellEnd"/>
-      <w:r>
-        <w:t xml:space="preserve"> </w:t>
+        <w:t>sistem</w:t>
+      </w:r>
+      <w:proofErr w:type="spellEnd"/>
+      <w:r>
+        <w:t xml:space="preserve"> yang </w:t>
       </w:r>
       <w:proofErr w:type="spellStart"/>
       <w:r>
@@ -4132,353 +7195,7 @@
       </w:r>
       <w:proofErr w:type="spellStart"/>
       <w:r>
-        <w:t>melayani</w:t>
-      </w:r>
-      <w:proofErr w:type="spellEnd"/>
-      <w:r>
-        <w:t xml:space="preserve"> </w:t>
-      </w:r>
-      <w:proofErr w:type="spellStart"/>
-      <w:r>
-        <w:t>preferensi</w:t>
-      </w:r>
-      <w:proofErr w:type="spellEnd"/>
-      <w:r>
-        <w:t xml:space="preserve"> </w:t>
-      </w:r>
-      <w:proofErr w:type="spellStart"/>
-      <w:r>
-        <w:t>pengguna</w:t>
-      </w:r>
-      <w:proofErr w:type="spellEnd"/>
-      <w:r>
-        <w:t xml:space="preserve">, </w:t>
-      </w:r>
-      <w:proofErr w:type="spellStart"/>
-      <w:r>
-        <w:t>tetapi</w:t>
-      </w:r>
-      <w:proofErr w:type="spellEnd"/>
-      <w:r>
-        <w:t xml:space="preserve"> juga </w:t>
-      </w:r>
-      <w:proofErr w:type="spellStart"/>
-      <w:r>
-        <w:t>secara</w:t>
-      </w:r>
-      <w:proofErr w:type="spellEnd"/>
-      <w:r>
-        <w:t xml:space="preserve"> </w:t>
-      </w:r>
-      <w:proofErr w:type="spellStart"/>
-      <w:r>
-        <w:t>aktif</w:t>
-      </w:r>
-      <w:proofErr w:type="spellEnd"/>
-      <w:r>
-        <w:t xml:space="preserve"> </w:t>
-      </w:r>
-      <w:proofErr w:type="spellStart"/>
-      <w:r>
-        <w:t>memberikan</w:t>
-      </w:r>
-      <w:proofErr w:type="spellEnd"/>
-      <w:r>
-        <w:t xml:space="preserve"> </w:t>
-      </w:r>
-      <w:proofErr w:type="spellStart"/>
-      <w:r>
-        <w:t>visibilitas</w:t>
-      </w:r>
-      <w:proofErr w:type="spellEnd"/>
-      <w:r>
-        <w:t xml:space="preserve"> yang </w:t>
-      </w:r>
-      <w:proofErr w:type="spellStart"/>
-      <w:r>
-        <w:t>adil</w:t>
-      </w:r>
-      <w:proofErr w:type="spellEnd"/>
-      <w:r>
-        <w:t xml:space="preserve"> </w:t>
-      </w:r>
-      <w:proofErr w:type="spellStart"/>
-      <w:r>
-        <w:t>bagi</w:t>
-      </w:r>
-      <w:proofErr w:type="spellEnd"/>
-      <w:r>
-        <w:t xml:space="preserve"> </w:t>
-      </w:r>
-      <w:proofErr w:type="spellStart"/>
-      <w:r>
-        <w:t>konten-konten</w:t>
-      </w:r>
-      <w:proofErr w:type="spellEnd"/>
-      <w:r>
-        <w:t xml:space="preserve"> </w:t>
-      </w:r>
-      <w:proofErr w:type="spellStart"/>
-      <w:r>
-        <w:t>baru</w:t>
-      </w:r>
-      <w:proofErr w:type="spellEnd"/>
-      <w:r>
-        <w:t xml:space="preserve"> </w:t>
-      </w:r>
-      <w:proofErr w:type="spellStart"/>
-      <w:r>
-        <w:t>untuk</w:t>
-      </w:r>
-      <w:proofErr w:type="spellEnd"/>
-      <w:r>
-        <w:t xml:space="preserve"> </w:t>
-      </w:r>
-      <w:proofErr w:type="spellStart"/>
-      <w:r>
-        <w:t>bersaing</w:t>
-      </w:r>
-      <w:proofErr w:type="spellEnd"/>
-      <w:r>
-        <w:t xml:space="preserve"> di </w:t>
-      </w:r>
-      <w:proofErr w:type="spellStart"/>
-      <w:r>
-        <w:t>halaman</w:t>
-      </w:r>
-      <w:proofErr w:type="spellEnd"/>
-      <w:r>
-        <w:t xml:space="preserve"> </w:t>
-      </w:r>
-      <w:proofErr w:type="spellStart"/>
-      <w:r>
-        <w:t>utama</w:t>
-      </w:r>
-      <w:proofErr w:type="spellEnd"/>
-      <w:r>
-        <w:t xml:space="preserve">. </w:t>
-      </w:r>
-    </w:p>
-    <w:p>
-      <w:pPr>
-        <w:spacing w:after="0" w:line="480" w:lineRule="auto"/>
-        <w:ind w:left="0" w:firstLine="720"/>
-        <w:contextualSpacing/>
-      </w:pPr>
-      <w:proofErr w:type="spellStart"/>
-      <w:r>
-        <w:t>Ketiga</w:t>
-      </w:r>
-      <w:proofErr w:type="spellEnd"/>
-      <w:r>
-        <w:t xml:space="preserve">, </w:t>
-      </w:r>
-      <w:proofErr w:type="spellStart"/>
-      <w:r>
-        <w:t>penelitian</w:t>
-      </w:r>
-      <w:proofErr w:type="spellEnd"/>
-      <w:r>
-        <w:t xml:space="preserve"> </w:t>
-      </w:r>
-      <w:proofErr w:type="spellStart"/>
-      <w:r>
-        <w:t>ini</w:t>
-      </w:r>
-      <w:proofErr w:type="spellEnd"/>
-      <w:r>
-        <w:t xml:space="preserve"> </w:t>
-      </w:r>
-      <w:proofErr w:type="spellStart"/>
-      <w:r>
-        <w:t>membedakan</w:t>
-      </w:r>
-      <w:proofErr w:type="spellEnd"/>
-      <w:r>
-        <w:t xml:space="preserve"> </w:t>
-      </w:r>
-      <w:proofErr w:type="spellStart"/>
-      <w:r>
-        <w:t>diri</w:t>
-      </w:r>
-      <w:proofErr w:type="spellEnd"/>
-      <w:r>
-        <w:t xml:space="preserve"> </w:t>
-      </w:r>
-      <w:proofErr w:type="spellStart"/>
-      <w:r>
-        <w:t>dalam</w:t>
-      </w:r>
-      <w:proofErr w:type="spellEnd"/>
-      <w:r>
-        <w:t xml:space="preserve"> </w:t>
-      </w:r>
-      <w:proofErr w:type="spellStart"/>
-      <w:r>
-        <w:t>cara</w:t>
-      </w:r>
-      <w:proofErr w:type="spellEnd"/>
-      <w:r>
-        <w:t xml:space="preserve"> </w:t>
-      </w:r>
-      <w:proofErr w:type="spellStart"/>
-      <w:r>
-        <w:t>memproses</w:t>
-      </w:r>
-      <w:proofErr w:type="spellEnd"/>
-      <w:r>
-        <w:t xml:space="preserve"> dan </w:t>
-      </w:r>
-      <w:proofErr w:type="spellStart"/>
-      <w:r>
-        <w:t>mengkuantifikasi</w:t>
-      </w:r>
-      <w:proofErr w:type="spellEnd"/>
-      <w:r>
-        <w:t xml:space="preserve"> </w:t>
-      </w:r>
-      <w:proofErr w:type="spellStart"/>
-      <w:r>
-        <w:t>metrik</w:t>
-      </w:r>
-      <w:proofErr w:type="spellEnd"/>
-      <w:r>
-        <w:t xml:space="preserve"> </w:t>
-      </w:r>
-      <w:proofErr w:type="spellStart"/>
-      <w:r>
-        <w:t>interaksi</w:t>
-      </w:r>
-      <w:proofErr w:type="spellEnd"/>
-      <w:r>
-        <w:t xml:space="preserve"> (</w:t>
-      </w:r>
-      <w:r>
-        <w:rPr>
-          <w:i/>
-        </w:rPr>
-        <w:t>engagement metrics</w:t>
-      </w:r>
-      <w:r>
-        <w:t xml:space="preserve">). Banyak </w:t>
-      </w:r>
-      <w:proofErr w:type="spellStart"/>
-      <w:r>
-        <w:t>literatur</w:t>
-      </w:r>
-      <w:proofErr w:type="spellEnd"/>
-      <w:r>
-        <w:t xml:space="preserve"> </w:t>
-      </w:r>
-      <w:proofErr w:type="spellStart"/>
-      <w:r>
-        <w:t>terdahulu</w:t>
-      </w:r>
-      <w:proofErr w:type="spellEnd"/>
-      <w:r>
-        <w:t xml:space="preserve"> yang </w:t>
-      </w:r>
-      <w:proofErr w:type="spellStart"/>
-      <w:r>
-        <w:t>masih</w:t>
-      </w:r>
-      <w:proofErr w:type="spellEnd"/>
-      <w:r>
-        <w:t xml:space="preserve"> </w:t>
-      </w:r>
-      <w:proofErr w:type="spellStart"/>
-      <w:r>
-        <w:t>mengandalkan</w:t>
-      </w:r>
-      <w:proofErr w:type="spellEnd"/>
-      <w:r>
-        <w:t xml:space="preserve"> data </w:t>
-      </w:r>
-      <w:proofErr w:type="spellStart"/>
-      <w:r>
-        <w:t>interaksi</w:t>
-      </w:r>
-      <w:proofErr w:type="spellEnd"/>
-      <w:r>
-        <w:t xml:space="preserve"> </w:t>
-      </w:r>
-      <w:proofErr w:type="spellStart"/>
-      <w:r>
-        <w:t>eksplisit</w:t>
-      </w:r>
-      <w:proofErr w:type="spellEnd"/>
-      <w:r>
-        <w:t xml:space="preserve"> (</w:t>
-      </w:r>
-      <w:r>
-        <w:rPr>
-          <w:i/>
-        </w:rPr>
-        <w:t>explicit feedback</w:t>
-      </w:r>
-      <w:r>
-        <w:t xml:space="preserve">) </w:t>
-      </w:r>
-      <w:proofErr w:type="spellStart"/>
-      <w:r>
-        <w:t>seperti</w:t>
-      </w:r>
-      <w:proofErr w:type="spellEnd"/>
-      <w:r>
-        <w:t xml:space="preserve"> </w:t>
-      </w:r>
-      <w:r>
-        <w:rPr>
-          <w:i/>
-        </w:rPr>
-        <w:t>rating</w:t>
-      </w:r>
-      <w:r>
-        <w:t xml:space="preserve"> </w:t>
-      </w:r>
-      <w:proofErr w:type="spellStart"/>
-      <w:r>
-        <w:t>skala</w:t>
-      </w:r>
-      <w:proofErr w:type="spellEnd"/>
-      <w:r>
-        <w:t xml:space="preserve"> 1 </w:t>
-      </w:r>
-      <w:proofErr w:type="spellStart"/>
-      <w:r>
-        <w:t>hingga</w:t>
-      </w:r>
-      <w:proofErr w:type="spellEnd"/>
-      <w:r>
-        <w:t xml:space="preserve"> 5. </w:t>
-      </w:r>
-      <w:proofErr w:type="spellStart"/>
-      <w:r>
-        <w:t>Sebaliknya</w:t>
-      </w:r>
-      <w:proofErr w:type="spellEnd"/>
-      <w:r>
-        <w:t xml:space="preserve">, </w:t>
-      </w:r>
-      <w:proofErr w:type="spellStart"/>
-      <w:r>
-        <w:t>penelitian</w:t>
-      </w:r>
-      <w:proofErr w:type="spellEnd"/>
-      <w:r>
-        <w:t xml:space="preserve"> </w:t>
-      </w:r>
-      <w:proofErr w:type="spellStart"/>
-      <w:r>
-        <w:t>ini</w:t>
-      </w:r>
-      <w:proofErr w:type="spellEnd"/>
-      <w:r>
-        <w:t xml:space="preserve"> </w:t>
-      </w:r>
-      <w:proofErr w:type="spellStart"/>
-      <w:r>
-        <w:t>berfokus</w:t>
+        <w:t>berorientasi</w:t>
       </w:r>
       <w:proofErr w:type="spellEnd"/>
       <w:r>
@@ -4486,14 +7203,6 @@
       </w:r>
       <w:proofErr w:type="spellStart"/>
       <w:r>
-        <w:t>ekstraksi</w:t>
-      </w:r>
-      <w:proofErr w:type="spellEnd"/>
-      <w:r>
-        <w:t xml:space="preserve"> </w:t>
-      </w:r>
-      <w:proofErr w:type="spellStart"/>
-      <w:r>
         <w:t>nilai</w:t>
       </w:r>
       <w:proofErr w:type="spellEnd"/>
@@ -4502,347 +7211,6 @@
       </w:r>
       <w:proofErr w:type="spellStart"/>
       <w:r>
-        <w:t>dari</w:t>
-      </w:r>
-      <w:proofErr w:type="spellEnd"/>
-      <w:r>
-        <w:t xml:space="preserve"> </w:t>
-      </w:r>
-      <w:r>
-        <w:rPr>
-          <w:i/>
-        </w:rPr>
-        <w:t>implicit feedback</w:t>
-      </w:r>
-      <w:r>
-        <w:t xml:space="preserve"> yang </w:t>
-      </w:r>
-      <w:proofErr w:type="spellStart"/>
-      <w:r>
-        <w:t>dinormalisasi</w:t>
-      </w:r>
-      <w:proofErr w:type="spellEnd"/>
-      <w:r>
-        <w:t xml:space="preserve">. </w:t>
-      </w:r>
-      <w:proofErr w:type="spellStart"/>
-      <w:r>
-        <w:t>Metrik</w:t>
-      </w:r>
-      <w:proofErr w:type="spellEnd"/>
-      <w:r>
-        <w:t xml:space="preserve"> </w:t>
-      </w:r>
-      <w:proofErr w:type="spellStart"/>
-      <w:r>
-        <w:t>interaksi</w:t>
-      </w:r>
-      <w:proofErr w:type="spellEnd"/>
-      <w:r>
-        <w:t xml:space="preserve"> yang </w:t>
-      </w:r>
-      <w:proofErr w:type="spellStart"/>
-      <w:r>
-        <w:t>kompleks</w:t>
-      </w:r>
-      <w:proofErr w:type="spellEnd"/>
-      <w:r>
-        <w:t xml:space="preserve"> </w:t>
-      </w:r>
-      <w:proofErr w:type="spellStart"/>
-      <w:r>
-        <w:t>seperti</w:t>
-      </w:r>
-      <w:proofErr w:type="spellEnd"/>
-      <w:r>
-        <w:t xml:space="preserve"> </w:t>
-      </w:r>
-      <w:proofErr w:type="spellStart"/>
-      <w:r>
-        <w:t>jumlah</w:t>
-      </w:r>
-      <w:proofErr w:type="spellEnd"/>
-      <w:r>
-        <w:t xml:space="preserve"> </w:t>
-      </w:r>
-      <w:proofErr w:type="spellStart"/>
-      <w:r>
-        <w:t>penggunaan</w:t>
-      </w:r>
-      <w:proofErr w:type="spellEnd"/>
-      <w:r>
-        <w:t xml:space="preserve"> </w:t>
-      </w:r>
-      <w:proofErr w:type="spellStart"/>
-      <w:r>
-        <w:t>templat</w:t>
-      </w:r>
-      <w:proofErr w:type="spellEnd"/>
-      <w:r>
-        <w:t xml:space="preserve"> (</w:t>
-      </w:r>
-      <w:r>
-        <w:rPr>
-          <w:i/>
-        </w:rPr>
-        <w:t>Used/Recreate Count</w:t>
-      </w:r>
-      <w:r>
-        <w:t xml:space="preserve">), </w:t>
-      </w:r>
-      <w:proofErr w:type="spellStart"/>
-      <w:r>
-        <w:t>jumlah</w:t>
-      </w:r>
-      <w:proofErr w:type="spellEnd"/>
-      <w:r>
-        <w:t xml:space="preserve"> </w:t>
-      </w:r>
-      <w:proofErr w:type="spellStart"/>
-      <w:r>
-        <w:t>tayangan</w:t>
-      </w:r>
-      <w:proofErr w:type="spellEnd"/>
-      <w:r>
-        <w:t xml:space="preserve"> (</w:t>
-      </w:r>
-      <w:r>
-        <w:rPr>
-          <w:i/>
-        </w:rPr>
-        <w:t>Watch Count</w:t>
-      </w:r>
-      <w:r>
-        <w:t xml:space="preserve">), dan </w:t>
-      </w:r>
-      <w:proofErr w:type="spellStart"/>
-      <w:r>
-        <w:t>jumlah</w:t>
-      </w:r>
-      <w:proofErr w:type="spellEnd"/>
-      <w:r>
-        <w:t xml:space="preserve"> </w:t>
-      </w:r>
-      <w:proofErr w:type="spellStart"/>
-      <w:r>
-        <w:t>suka</w:t>
-      </w:r>
-      <w:proofErr w:type="spellEnd"/>
-      <w:r>
-        <w:t xml:space="preserve"> </w:t>
-      </w:r>
-      <w:proofErr w:type="spellStart"/>
-      <w:r>
-        <w:t>disintesis</w:t>
-      </w:r>
-      <w:proofErr w:type="spellEnd"/>
-      <w:r>
-        <w:t xml:space="preserve"> </w:t>
-      </w:r>
-      <w:proofErr w:type="spellStart"/>
-      <w:r>
-        <w:t>menjadi</w:t>
-      </w:r>
-      <w:proofErr w:type="spellEnd"/>
-      <w:r>
-        <w:t xml:space="preserve"> </w:t>
-      </w:r>
-      <w:proofErr w:type="spellStart"/>
-      <w:r>
-        <w:t>satu</w:t>
-      </w:r>
-      <w:proofErr w:type="spellEnd"/>
-      <w:r>
-        <w:t xml:space="preserve"> </w:t>
-      </w:r>
-      <w:proofErr w:type="spellStart"/>
-      <w:r>
-        <w:t>skor</w:t>
-      </w:r>
-      <w:proofErr w:type="spellEnd"/>
-      <w:r>
-        <w:t xml:space="preserve"> </w:t>
-      </w:r>
-      <w:r>
-        <w:t xml:space="preserve"> </w:t>
-      </w:r>
-      <w:proofErr w:type="spellStart"/>
-      <w:r>
-        <w:t>Kualitas</w:t>
-      </w:r>
-      <w:proofErr w:type="spellEnd"/>
-      <w:r>
-        <w:t xml:space="preserve"> </w:t>
-      </w:r>
-      <w:proofErr w:type="spellStart"/>
-      <w:r>
-        <w:t>terpadu</w:t>
-      </w:r>
-      <w:proofErr w:type="spellEnd"/>
-      <w:r>
-        <w:t xml:space="preserve">, yang </w:t>
-      </w:r>
-      <w:proofErr w:type="spellStart"/>
-      <w:r>
-        <w:t>lebih</w:t>
-      </w:r>
-      <w:proofErr w:type="spellEnd"/>
-      <w:r>
-        <w:t xml:space="preserve"> </w:t>
-      </w:r>
-      <w:proofErr w:type="spellStart"/>
-      <w:r>
-        <w:t>akurat</w:t>
-      </w:r>
-      <w:proofErr w:type="spellEnd"/>
-      <w:r>
-        <w:t xml:space="preserve"> </w:t>
-      </w:r>
-      <w:proofErr w:type="spellStart"/>
-      <w:r>
-        <w:t>merepresentasikan</w:t>
-      </w:r>
-      <w:proofErr w:type="spellEnd"/>
-      <w:r>
-        <w:t xml:space="preserve"> </w:t>
-      </w:r>
-      <w:proofErr w:type="spellStart"/>
-      <w:r>
-        <w:t>lanskap</w:t>
-      </w:r>
-      <w:proofErr w:type="spellEnd"/>
-      <w:r>
-        <w:t xml:space="preserve"> </w:t>
-      </w:r>
-      <w:proofErr w:type="spellStart"/>
-      <w:r>
-        <w:t>interaksi</w:t>
-      </w:r>
-      <w:proofErr w:type="spellEnd"/>
-      <w:r>
-        <w:t xml:space="preserve"> pada platform </w:t>
-      </w:r>
-      <w:proofErr w:type="spellStart"/>
-      <w:r>
-        <w:t>penyedia</w:t>
-      </w:r>
-      <w:proofErr w:type="spellEnd"/>
-      <w:r>
-        <w:t xml:space="preserve"> </w:t>
-      </w:r>
-      <w:proofErr w:type="spellStart"/>
-      <w:r>
-        <w:t>konten</w:t>
-      </w:r>
-      <w:proofErr w:type="spellEnd"/>
-      <w:r>
-        <w:t xml:space="preserve"> modern. </w:t>
-      </w:r>
-    </w:p>
-    <w:p>
-      <w:pPr>
-        <w:spacing w:after="0" w:line="480" w:lineRule="auto"/>
-        <w:ind w:left="0" w:firstLine="720"/>
-        <w:contextualSpacing/>
-      </w:pPr>
-      <w:proofErr w:type="spellStart"/>
-      <w:r>
-        <w:t>Keempat</w:t>
-      </w:r>
-      <w:proofErr w:type="spellEnd"/>
-      <w:r>
-        <w:t xml:space="preserve">, </w:t>
-      </w:r>
-      <w:proofErr w:type="spellStart"/>
-      <w:r>
-        <w:t>penelitian</w:t>
-      </w:r>
-      <w:proofErr w:type="spellEnd"/>
-      <w:r>
-        <w:t xml:space="preserve"> </w:t>
-      </w:r>
-      <w:proofErr w:type="spellStart"/>
-      <w:r>
-        <w:t>ini</w:t>
-      </w:r>
-      <w:proofErr w:type="spellEnd"/>
-      <w:r>
-        <w:t xml:space="preserve"> </w:t>
-      </w:r>
-      <w:proofErr w:type="spellStart"/>
-      <w:r>
-        <w:t>memposisikan</w:t>
-      </w:r>
-      <w:proofErr w:type="spellEnd"/>
-      <w:r>
-        <w:t xml:space="preserve"> </w:t>
-      </w:r>
-      <w:proofErr w:type="spellStart"/>
-      <w:r>
-        <w:t>sistem</w:t>
-      </w:r>
-      <w:proofErr w:type="spellEnd"/>
-      <w:r>
-        <w:t xml:space="preserve"> </w:t>
-      </w:r>
-      <w:proofErr w:type="spellStart"/>
-      <w:r>
-        <w:t>rekomendasi</w:t>
-      </w:r>
-      <w:proofErr w:type="spellEnd"/>
-      <w:r>
-        <w:t xml:space="preserve"> </w:t>
-      </w:r>
-      <w:proofErr w:type="spellStart"/>
-      <w:r>
-        <w:t>bukan</w:t>
-      </w:r>
-      <w:proofErr w:type="spellEnd"/>
-      <w:r>
-        <w:t xml:space="preserve"> </w:t>
-      </w:r>
-      <w:proofErr w:type="spellStart"/>
-      <w:r>
-        <w:t>hanya</w:t>
-      </w:r>
-      <w:proofErr w:type="spellEnd"/>
-      <w:r>
-        <w:t xml:space="preserve"> </w:t>
-      </w:r>
-      <w:proofErr w:type="spellStart"/>
-      <w:r>
-        <w:t>sebagai</w:t>
-      </w:r>
-      <w:proofErr w:type="spellEnd"/>
-      <w:r>
-        <w:t xml:space="preserve"> </w:t>
-      </w:r>
-      <w:proofErr w:type="spellStart"/>
-      <w:r>
-        <w:t>alat</w:t>
-      </w:r>
-      <w:proofErr w:type="spellEnd"/>
-      <w:r>
-        <w:t xml:space="preserve"> </w:t>
-      </w:r>
-      <w:proofErr w:type="spellStart"/>
-      <w:r>
-        <w:t>untuk</w:t>
-      </w:r>
-      <w:proofErr w:type="spellEnd"/>
-      <w:r>
-        <w:t xml:space="preserve"> </w:t>
-      </w:r>
-      <w:proofErr w:type="spellStart"/>
-      <w:r>
-        <w:t>memaksimalkan</w:t>
-      </w:r>
-      <w:proofErr w:type="spellEnd"/>
-      <w:r>
-        <w:t xml:space="preserve"> </w:t>
-      </w:r>
-      <w:proofErr w:type="spellStart"/>
-      <w:r>
         <w:t>akurasi</w:t>
       </w:r>
       <w:proofErr w:type="spellEnd"/>
@@ -4851,394 +7219,11 @@
       </w:r>
       <w:proofErr w:type="spellStart"/>
       <w:r>
-        <w:t>prediksi</w:t>
-      </w:r>
-      <w:proofErr w:type="spellEnd"/>
-      <w:r>
-        <w:t xml:space="preserve">, </w:t>
-      </w:r>
-      <w:proofErr w:type="spellStart"/>
-      <w:r>
-        <w:t>melainkan</w:t>
-      </w:r>
-      <w:proofErr w:type="spellEnd"/>
-      <w:r>
-        <w:t xml:space="preserve"> </w:t>
-      </w:r>
-      <w:proofErr w:type="spellStart"/>
-      <w:r>
-        <w:t>sebagai</w:t>
-      </w:r>
-      <w:proofErr w:type="spellEnd"/>
-      <w:r>
-        <w:t xml:space="preserve"> </w:t>
-      </w:r>
-      <w:proofErr w:type="spellStart"/>
-      <w:r>
-        <w:t>ekosistem</w:t>
-      </w:r>
-      <w:proofErr w:type="spellEnd"/>
-      <w:r>
-        <w:t xml:space="preserve"> </w:t>
-      </w:r>
-      <w:proofErr w:type="spellStart"/>
-      <w:r>
-        <w:t>penemuan</w:t>
-      </w:r>
-      <w:proofErr w:type="spellEnd"/>
-      <w:r>
-        <w:t xml:space="preserve"> </w:t>
-      </w:r>
-      <w:proofErr w:type="spellStart"/>
-      <w:r>
-        <w:t>konten</w:t>
-      </w:r>
-      <w:proofErr w:type="spellEnd"/>
-      <w:r>
-        <w:t xml:space="preserve"> yang </w:t>
-      </w:r>
-      <w:proofErr w:type="spellStart"/>
-      <w:r>
-        <w:t>sehat</w:t>
-      </w:r>
-      <w:proofErr w:type="spellEnd"/>
-      <w:r>
-        <w:t xml:space="preserve">. </w:t>
-      </w:r>
-      <w:proofErr w:type="spellStart"/>
-      <w:r>
-        <w:t>Berbeda</w:t>
-      </w:r>
-      <w:proofErr w:type="spellEnd"/>
-      <w:r>
-        <w:t xml:space="preserve"> </w:t>
-      </w:r>
-      <w:proofErr w:type="spellStart"/>
-      <w:r>
-        <w:t>dengan</w:t>
-      </w:r>
-      <w:proofErr w:type="spellEnd"/>
-      <w:r>
-        <w:t xml:space="preserve"> </w:t>
-      </w:r>
-      <w:proofErr w:type="spellStart"/>
-      <w:r>
-        <w:t>penelitian</w:t>
-      </w:r>
-      <w:proofErr w:type="spellEnd"/>
-      <w:r>
-        <w:t xml:space="preserve"> </w:t>
-      </w:r>
-      <w:proofErr w:type="spellStart"/>
-      <w:r>
-        <w:t>sebelumnya</w:t>
-      </w:r>
-      <w:proofErr w:type="spellEnd"/>
-      <w:r>
-        <w:t xml:space="preserve"> yang </w:t>
-      </w:r>
-      <w:proofErr w:type="spellStart"/>
-      <w:r>
-        <w:t>kerap</w:t>
-      </w:r>
-      <w:proofErr w:type="spellEnd"/>
-      <w:r>
-        <w:t xml:space="preserve"> </w:t>
-      </w:r>
-      <w:proofErr w:type="spellStart"/>
-      <w:r>
-        <w:t>didorong</w:t>
-      </w:r>
-      <w:proofErr w:type="spellEnd"/>
-      <w:r>
-        <w:t xml:space="preserve"> </w:t>
-      </w:r>
-      <w:proofErr w:type="spellStart"/>
-      <w:r>
-        <w:t>semata-mata</w:t>
-      </w:r>
-      <w:proofErr w:type="spellEnd"/>
-      <w:r>
-        <w:t xml:space="preserve"> oleh </w:t>
-      </w:r>
-      <w:proofErr w:type="spellStart"/>
-      <w:r>
-        <w:t>tingkat</w:t>
-      </w:r>
-      <w:proofErr w:type="spellEnd"/>
-      <w:r>
-        <w:t xml:space="preserve"> </w:t>
-      </w:r>
-      <w:proofErr w:type="spellStart"/>
-      <w:r>
-        <w:t>akurasi</w:t>
-      </w:r>
-      <w:proofErr w:type="spellEnd"/>
-      <w:r>
-        <w:t xml:space="preserve"> (yang </w:t>
-      </w:r>
-      <w:proofErr w:type="spellStart"/>
-      <w:r>
-        <w:t>sering</w:t>
-      </w:r>
-      <w:proofErr w:type="spellEnd"/>
-      <w:r>
-        <w:t xml:space="preserve"> kali </w:t>
-      </w:r>
-      <w:proofErr w:type="spellStart"/>
-      <w:r>
-        <w:t>berujung</w:t>
-      </w:r>
-      <w:proofErr w:type="spellEnd"/>
-      <w:r>
-        <w:t xml:space="preserve"> pada </w:t>
-      </w:r>
-      <w:proofErr w:type="spellStart"/>
-      <w:r>
-        <w:t>fenomena</w:t>
-      </w:r>
-      <w:proofErr w:type="spellEnd"/>
-      <w:r>
-        <w:t xml:space="preserve"> </w:t>
-      </w:r>
-      <w:r>
-        <w:rPr>
-          <w:i/>
-        </w:rPr>
-        <w:t>filter bubble</w:t>
-      </w:r>
-      <w:r>
-        <w:t xml:space="preserve"> </w:t>
-      </w:r>
-      <w:proofErr w:type="spellStart"/>
-      <w:r>
-        <w:t>atau</w:t>
-      </w:r>
-      <w:proofErr w:type="spellEnd"/>
-      <w:r>
-        <w:t xml:space="preserve"> </w:t>
-      </w:r>
-      <w:r>
-        <w:rPr>
-          <w:i/>
-        </w:rPr>
-        <w:t>rich-get-richer</w:t>
-      </w:r>
-      <w:r>
-        <w:t xml:space="preserve">), </w:t>
-      </w:r>
-      <w:proofErr w:type="spellStart"/>
-      <w:r>
-        <w:t>penelitian</w:t>
-      </w:r>
-      <w:proofErr w:type="spellEnd"/>
-      <w:r>
-        <w:t xml:space="preserve"> </w:t>
-      </w:r>
-      <w:proofErr w:type="spellStart"/>
-      <w:r>
-        <w:t>ini</w:t>
-      </w:r>
-      <w:proofErr w:type="spellEnd"/>
-      <w:r>
-        <w:t xml:space="preserve"> </w:t>
-      </w:r>
-      <w:proofErr w:type="spellStart"/>
-      <w:r>
-        <w:t>menekankan</w:t>
-      </w:r>
-      <w:proofErr w:type="spellEnd"/>
-      <w:r>
-        <w:t xml:space="preserve"> </w:t>
-      </w:r>
-      <w:proofErr w:type="spellStart"/>
-      <w:r>
-        <w:lastRenderedPageBreak/>
-        <w:t>keseimbangan</w:t>
-      </w:r>
-      <w:proofErr w:type="spellEnd"/>
-      <w:r>
-        <w:t xml:space="preserve"> (</w:t>
-      </w:r>
-      <w:r>
-        <w:rPr>
-          <w:i/>
-        </w:rPr>
-        <w:t>trade-off</w:t>
-      </w:r>
-      <w:r>
-        <w:t xml:space="preserve">) </w:t>
-      </w:r>
-      <w:proofErr w:type="spellStart"/>
-      <w:r>
-        <w:t>antara</w:t>
-      </w:r>
-      <w:proofErr w:type="spellEnd"/>
-      <w:r>
-        <w:t xml:space="preserve"> </w:t>
-      </w:r>
-      <w:proofErr w:type="spellStart"/>
-      <w:r>
-        <w:t>personalisasi</w:t>
-      </w:r>
-      <w:proofErr w:type="spellEnd"/>
-      <w:r>
-        <w:t xml:space="preserve"> dan </w:t>
-      </w:r>
-      <w:proofErr w:type="spellStart"/>
-      <w:r>
-        <w:t>kebaruan</w:t>
-      </w:r>
-      <w:proofErr w:type="spellEnd"/>
-      <w:r>
-        <w:t xml:space="preserve">. </w:t>
-      </w:r>
-      <w:proofErr w:type="spellStart"/>
-      <w:r>
-        <w:t>Dengan</w:t>
-      </w:r>
-      <w:proofErr w:type="spellEnd"/>
-      <w:r>
-        <w:t xml:space="preserve"> </w:t>
-      </w:r>
-      <w:proofErr w:type="spellStart"/>
-      <w:r>
-        <w:t>menggabungkan</w:t>
-      </w:r>
-      <w:proofErr w:type="spellEnd"/>
-      <w:r>
-        <w:t xml:space="preserve"> </w:t>
-      </w:r>
-      <w:r>
-        <w:rPr>
-          <w:i/>
-        </w:rPr>
-        <w:t>Cosine Similarity</w:t>
-      </w:r>
-      <w:r>
-        <w:t xml:space="preserve"> dan </w:t>
-      </w:r>
-      <w:r>
-        <w:rPr>
-          <w:i/>
-        </w:rPr>
-        <w:t>Time Decay</w:t>
-      </w:r>
-      <w:r>
-        <w:t xml:space="preserve">, </w:t>
-      </w:r>
-      <w:proofErr w:type="spellStart"/>
-      <w:r>
-        <w:t>sistem</w:t>
-      </w:r>
-      <w:proofErr w:type="spellEnd"/>
-      <w:r>
-        <w:t xml:space="preserve"> yang </w:t>
-      </w:r>
-      <w:proofErr w:type="spellStart"/>
-      <w:r>
-        <w:t>dibangun</w:t>
-      </w:r>
-      <w:proofErr w:type="spellEnd"/>
-      <w:r>
-        <w:t xml:space="preserve"> </w:t>
-      </w:r>
-      <w:proofErr w:type="spellStart"/>
-      <w:r>
-        <w:t>diharapkan</w:t>
-      </w:r>
-      <w:proofErr w:type="spellEnd"/>
-      <w:r>
-        <w:t xml:space="preserve"> </w:t>
-      </w:r>
-      <w:proofErr w:type="spellStart"/>
-      <w:r>
-        <w:t>mampu</w:t>
-      </w:r>
-      <w:proofErr w:type="spellEnd"/>
-      <w:r>
-        <w:t xml:space="preserve"> </w:t>
-      </w:r>
-      <w:proofErr w:type="spellStart"/>
-      <w:r>
-        <w:t>memberikan</w:t>
-      </w:r>
-      <w:proofErr w:type="spellEnd"/>
-      <w:r>
-        <w:t xml:space="preserve"> </w:t>
-      </w:r>
-      <w:r>
-        <w:rPr>
-          <w:i/>
-        </w:rPr>
-        <w:t>feed</w:t>
-      </w:r>
-      <w:r>
-        <w:t xml:space="preserve"> yang </w:t>
-      </w:r>
-      <w:proofErr w:type="spellStart"/>
-      <w:r>
-        <w:t>relevan</w:t>
-      </w:r>
-      <w:proofErr w:type="spellEnd"/>
-      <w:r>
-        <w:t xml:space="preserve"> </w:t>
-      </w:r>
-      <w:proofErr w:type="spellStart"/>
-      <w:r>
-        <w:t>secara</w:t>
-      </w:r>
-      <w:proofErr w:type="spellEnd"/>
-      <w:r>
-        <w:t xml:space="preserve"> personal </w:t>
-      </w:r>
-      <w:proofErr w:type="spellStart"/>
-      <w:r>
-        <w:t>sekaligus</w:t>
-      </w:r>
-      <w:proofErr w:type="spellEnd"/>
-      <w:r>
-        <w:t xml:space="preserve"> </w:t>
-      </w:r>
-      <w:proofErr w:type="spellStart"/>
-      <w:r>
-        <w:t>menjaga</w:t>
-      </w:r>
-      <w:proofErr w:type="spellEnd"/>
-      <w:r>
-        <w:t xml:space="preserve"> </w:t>
-      </w:r>
-      <w:proofErr w:type="spellStart"/>
-      <w:r>
-        <w:t>keberagaman</w:t>
-      </w:r>
-      <w:proofErr w:type="spellEnd"/>
-      <w:r>
-        <w:t xml:space="preserve"> </w:t>
-      </w:r>
-      <w:proofErr w:type="spellStart"/>
-      <w:r>
-        <w:t>konten</w:t>
-      </w:r>
-      <w:proofErr w:type="spellEnd"/>
-      <w:r>
-        <w:t xml:space="preserve"> </w:t>
-      </w:r>
-      <w:proofErr w:type="spellStart"/>
-      <w:r>
-        <w:t>bagi</w:t>
-      </w:r>
-      <w:proofErr w:type="spellEnd"/>
-      <w:r>
-        <w:t xml:space="preserve"> </w:t>
-      </w:r>
-      <w:proofErr w:type="spellStart"/>
-      <w:r>
-        <w:t>penggunaa</w:t>
-      </w:r>
-      <w:proofErr w:type="spellEnd"/>
-      <w:r>
-        <w:t xml:space="preserve">. </w:t>
+        <w:t>mutlak</w:t>
+      </w:r>
+      <w:proofErr w:type="spellEnd"/>
+      <w:r>
+        <w:t>.</w:t>
       </w:r>
     </w:p>
     <w:p>
@@ -5266,6 +7251,7 @@
         <w:t xml:space="preserve">Dasar Teori </w:t>
       </w:r>
     </w:p>
+    <w:p/>
     <w:p>
       <w:pPr>
         <w:pStyle w:val="Heading3"/>
@@ -6027,6 +8013,7 @@
       </w:r>
       <w:proofErr w:type="spellStart"/>
       <w:r>
+        <w:lastRenderedPageBreak/>
         <w:t>secara</w:t>
       </w:r>
       <w:proofErr w:type="spellEnd"/>
@@ -6235,7 +8222,6 @@
       </w:r>
       <w:proofErr w:type="spellStart"/>
       <w:r>
-        <w:lastRenderedPageBreak/>
         <w:t>tradisional</w:t>
       </w:r>
       <w:proofErr w:type="spellEnd"/>
@@ -7276,6 +9262,7 @@
       </w:r>
       <w:proofErr w:type="spellStart"/>
       <w:r>
+        <w:lastRenderedPageBreak/>
         <w:t>direkomendasikan</w:t>
       </w:r>
       <w:proofErr w:type="spellEnd"/>
@@ -7538,7 +9525,6 @@
       </w:r>
       <w:proofErr w:type="spellStart"/>
       <w:r>
-        <w:lastRenderedPageBreak/>
         <w:t>rekomendasi</w:t>
       </w:r>
       <w:proofErr w:type="spellEnd"/>
@@ -9016,6 +11002,7 @@
         <w:rPr>
           <w:rStyle w:val="citation-181"/>
         </w:rPr>
+        <w:lastRenderedPageBreak/>
         <w:t>popularitas</w:t>
       </w:r>
       <w:proofErr w:type="spellEnd"/>
@@ -9292,7 +11279,6 @@
       </w:pPr>
       <w:proofErr w:type="spellStart"/>
       <w:r>
-        <w:lastRenderedPageBreak/>
         <w:t>Untuk</w:t>
       </w:r>
       <w:proofErr w:type="spellEnd"/>
@@ -9454,7 +11440,31 @@
       </w:r>
       <w:proofErr w:type="spellEnd"/>
       <w:r>
-        <w:t xml:space="preserve"> nol. Sistem mendeteksi kondisi ini dan secara otomatis mengaktifkan </w:t>
+        <w:t xml:space="preserve"> nol. Sistem mendeteksi kondisi ini dan </w:t>
+      </w:r>
+      <w:proofErr w:type="spellStart"/>
+      <w:r>
+        <w:t>secara</w:t>
+      </w:r>
+      <w:proofErr w:type="spellEnd"/>
+      <w:r>
+        <w:t xml:space="preserve"> </w:t>
+      </w:r>
+      <w:proofErr w:type="spellStart"/>
+      <w:r>
+        <w:t>otomatis</w:t>
+      </w:r>
+      <w:proofErr w:type="spellEnd"/>
+      <w:r>
+        <w:t xml:space="preserve"> </w:t>
+      </w:r>
+      <w:proofErr w:type="spellStart"/>
+      <w:r>
+        <w:t>mengaktifkan</w:t>
+      </w:r>
+      <w:proofErr w:type="spellEnd"/>
+      <w:r>
+        <w:t xml:space="preserve"> </w:t>
       </w:r>
       <w:proofErr w:type="spellStart"/>
       <w:r>
@@ -9912,7 +11922,39 @@
           <w:rStyle w:val="citation-176"/>
           <w:rFonts w:ascii="Arial" w:hAnsi="Arial" w:cs="Arial"/>
         </w:rPr>
-        <w:t xml:space="preserve"> untuk memberikan dorongan awal pada </w:t>
+        <w:t xml:space="preserve"> untuk memberikan </w:t>
+      </w:r>
+      <w:proofErr w:type="spellStart"/>
+      <w:r>
+        <w:rPr>
+          <w:rStyle w:val="citation-176"/>
+          <w:rFonts w:ascii="Arial" w:hAnsi="Arial" w:cs="Arial"/>
+        </w:rPr>
+        <w:t>dorongan</w:t>
+      </w:r>
+      <w:proofErr w:type="spellEnd"/>
+      <w:r>
+        <w:rPr>
+          <w:rStyle w:val="citation-176"/>
+          <w:rFonts w:ascii="Arial" w:hAnsi="Arial" w:cs="Arial"/>
+        </w:rPr>
+        <w:t xml:space="preserve"> </w:t>
+      </w:r>
+      <w:proofErr w:type="spellStart"/>
+      <w:r>
+        <w:rPr>
+          <w:rStyle w:val="citation-176"/>
+          <w:rFonts w:ascii="Arial" w:hAnsi="Arial" w:cs="Arial"/>
+        </w:rPr>
+        <w:t>awal</w:t>
+      </w:r>
+      <w:proofErr w:type="spellEnd"/>
+      <w:r>
+        <w:rPr>
+          <w:rStyle w:val="citation-176"/>
+          <w:rFonts w:ascii="Arial" w:hAnsi="Arial" w:cs="Arial"/>
+        </w:rPr>
+        <w:t xml:space="preserve"> pada </w:t>
       </w:r>
       <w:proofErr w:type="spellStart"/>
       <w:r>
@@ -10551,6 +12593,7 @@
       </w:r>
       <w:proofErr w:type="spellStart"/>
       <w:r>
+        <w:lastRenderedPageBreak/>
         <w:t>sistem</w:t>
       </w:r>
       <w:proofErr w:type="spellEnd"/>
@@ -10702,7 +12745,6 @@
           <w:bCs/>
           <w:sz w:val="24"/>
         </w:rPr>
-        <w:lastRenderedPageBreak/>
         <w:t>Tahap</w:t>
       </w:r>
       <w:proofErr w:type="spellEnd"/>
@@ -11964,6 +14006,7 @@
       </w:r>
       <w:proofErr w:type="spellStart"/>
       <w:r>
+        <w:lastRenderedPageBreak/>
         <w:t>konten</w:t>
       </w:r>
       <w:proofErr w:type="spellEnd"/>
@@ -12163,7 +14206,6 @@
       </w:r>
       <w:proofErr w:type="spellStart"/>
       <w:r>
-        <w:lastRenderedPageBreak/>
         <w:t>penalti</w:t>
       </w:r>
       <w:proofErr w:type="spellEnd"/>
@@ -13247,6 +15289,7 @@
         <w:rPr>
           <w:rFonts w:ascii="Cambria Math" w:eastAsia="Cambria Math" w:hAnsi="Cambria Math" w:cs="Cambria Math"/>
         </w:rPr>
+        <w:lastRenderedPageBreak/>
         <w:t>(𝐶)</w:t>
       </w:r>
       <w:r>
@@ -13722,7 +15765,19 @@
             <w:rPr>
               <w:rFonts w:ascii="Cambria Math" w:hAnsi="Cambria Math"/>
             </w:rPr>
-            <m:t xml:space="preserve">   (Persamaan 3.2.3)</m:t>
+            <m:t xml:space="preserve">   (Persamaan 3.</m:t>
+          </m:r>
+          <m:r>
+            <w:rPr>
+              <w:rFonts w:ascii="Cambria Math" w:hAnsi="Cambria Math"/>
+            </w:rPr>
+            <m:t>1</m:t>
+          </m:r>
+          <m:r>
+            <w:rPr>
+              <w:rFonts w:ascii="Cambria Math" w:hAnsi="Cambria Math"/>
+            </w:rPr>
+            <m:t>)</m:t>
           </m:r>
         </m:oMath>
       </m:oMathPara>
@@ -14958,6 +17013,13 @@
     </w:p>
     <w:p>
       <w:pPr>
+        <w:spacing w:after="0" w:line="480" w:lineRule="auto"/>
+        <w:ind w:left="0" w:firstLine="720"/>
+        <w:contextualSpacing/>
+      </w:pPr>
+    </w:p>
+    <w:p>
+      <w:pPr>
         <w:pStyle w:val="Heading3"/>
         <w:spacing w:after="0" w:line="480" w:lineRule="auto"/>
         <w:rPr>
@@ -14973,6 +17035,7 @@
           <w:sz w:val="24"/>
           <w:szCs w:val="22"/>
         </w:rPr>
+        <w:lastRenderedPageBreak/>
         <w:t xml:space="preserve">Time-Aware Ranking dan Exponential Time Decay </w:t>
       </w:r>
     </w:p>
@@ -15338,7 +17401,6 @@
       </w:r>
       <w:proofErr w:type="spellStart"/>
       <w:r>
-        <w:lastRenderedPageBreak/>
         <w:t>memodelkan</w:t>
       </w:r>
       <w:proofErr w:type="spellEnd"/>
@@ -16302,6 +18364,7 @@
         <w:rPr>
           <w:rFonts w:ascii="Cambria Math" w:eastAsia="Cambria Math" w:hAnsi="Cambria Math" w:cs="Cambria Math"/>
         </w:rPr>
+        <w:lastRenderedPageBreak/>
         <w:t>∆𝑡</w:t>
       </w:r>
       <w:r>
@@ -16753,7 +18816,6 @@
         <w:rPr>
           <w:sz w:val="22"/>
         </w:rPr>
-        <w:lastRenderedPageBreak/>
         <w:t>Melalui</w:t>
       </w:r>
       <w:proofErr w:type="spellEnd"/>
@@ -18050,6 +20112,7 @@
       </w:r>
       <w:proofErr w:type="spellStart"/>
       <w:r>
+        <w:lastRenderedPageBreak/>
         <w:t>dari</w:t>
       </w:r>
       <w:proofErr w:type="spellEnd"/>
@@ -18303,7 +20366,7 @@
           <w:rPr>
             <w:rFonts w:ascii="Cambria Math" w:hAnsi="Cambria Math"/>
           </w:rPr>
-          <m:t xml:space="preserve">   (Persamaan 3.2.5)</m:t>
+          <m:t xml:space="preserve">   (Persamaan 3.2)</m:t>
         </m:r>
       </m:oMath>
       <w:r>
@@ -18317,7 +20380,6 @@
         <w:contextualSpacing/>
       </w:pPr>
       <w:r>
-        <w:lastRenderedPageBreak/>
         <w:t xml:space="preserve">Di mana </w:t>
       </w:r>
       <w:r>
@@ -19417,6 +21479,30 @@
             </w:rPr>
             <m:t xml:space="preserve"> </m:t>
           </m:r>
+          <m:r>
+            <w:rPr>
+              <w:rFonts w:ascii="Cambria Math" w:hAnsi="Cambria Math"/>
+            </w:rPr>
+            <m:t>(Persamaan 3.</m:t>
+          </m:r>
+          <m:r>
+            <w:rPr>
+              <w:rFonts w:ascii="Cambria Math" w:hAnsi="Cambria Math"/>
+            </w:rPr>
+            <m:t>3</m:t>
+          </m:r>
+          <m:r>
+            <w:rPr>
+              <w:rFonts w:ascii="Cambria Math" w:hAnsi="Cambria Math"/>
+            </w:rPr>
+            <m:t>)</m:t>
+          </m:r>
+          <m:r>
+            <w:rPr>
+              <w:rFonts w:ascii="Cambria Math" w:hAnsi="Cambria Math"/>
+            </w:rPr>
+            <m:t xml:space="preserve"> </m:t>
+          </m:r>
         </m:oMath>
       </m:oMathPara>
     </w:p>
@@ -19438,6 +21524,7 @@
           <w:kern w:val="0"/>
           <w14:ligatures w14:val="none"/>
         </w:rPr>
+        <w:lastRenderedPageBreak/>
         <w:t>Keterangan</w:t>
       </w:r>
       <w:proofErr w:type="spellEnd"/>
@@ -21288,147 +23375,157 @@
       <w:pPr>
         <w:spacing w:after="0" w:line="480" w:lineRule="auto"/>
       </w:pPr>
-      <m:oMathPara>
-        <m:oMathParaPr>
-          <m:jc m:val="left"/>
-        </m:oMathParaPr>
-        <m:oMath>
-          <m:r>
-            <w:rPr>
-              <w:rFonts w:ascii="Cambria Math" w:hAnsi="Cambria Math"/>
-            </w:rPr>
-            <m:t xml:space="preserve">ORDER BY </m:t>
-          </m:r>
-          <m:sSub>
-            <m:sSubPr>
-              <m:ctrlPr>
-                <w:rPr>
-                  <w:rFonts w:ascii="Cambria Math" w:hAnsi="Cambria Math"/>
-                  <w:i/>
-                </w:rPr>
-              </m:ctrlPr>
-            </m:sSubPr>
-            <m:e>
-              <m:r>
-                <w:rPr>
-                  <w:rFonts w:ascii="Cambria Math" w:hAnsi="Cambria Math"/>
-                </w:rPr>
-                <m:t>Score</m:t>
-              </m:r>
-            </m:e>
-            <m:sub>
-              <m:r>
-                <w:rPr>
-                  <w:rFonts w:ascii="Cambria Math" w:hAnsi="Cambria Math"/>
-                </w:rPr>
-                <m:t>final</m:t>
-              </m:r>
-            </m:sub>
-          </m:sSub>
-          <m:d>
-            <m:dPr>
-              <m:ctrlPr>
-                <w:rPr>
-                  <w:rFonts w:ascii="Cambria Math" w:hAnsi="Cambria Math"/>
-                  <w:i/>
-                </w:rPr>
-              </m:ctrlPr>
-            </m:dPr>
-            <m:e>
-              <m:r>
-                <w:rPr>
-                  <w:rFonts w:ascii="Cambria Math" w:hAnsi="Cambria Math"/>
-                </w:rPr>
-                <m:t>c</m:t>
-              </m:r>
-            </m:e>
-          </m:d>
-          <m:r>
-            <w:rPr>
-              <w:rFonts w:ascii="Cambria Math" w:hAnsi="Cambria Math"/>
-            </w:rPr>
-            <m:t xml:space="preserve"> DESC→ </m:t>
-          </m:r>
-          <m:sSub>
-            <m:sSubPr>
-              <m:ctrlPr>
-                <w:rPr>
-                  <w:rFonts w:ascii="Cambria Math" w:hAnsi="Cambria Math"/>
-                  <w:i/>
-                </w:rPr>
-              </m:ctrlPr>
-            </m:sSubPr>
-            <m:e>
-              <m:r>
-                <w:rPr>
-                  <w:rFonts w:ascii="Cambria Math" w:hAnsi="Cambria Math"/>
-                </w:rPr>
-                <m:t>t</m:t>
-              </m:r>
-            </m:e>
-            <m:sub>
-              <m:r>
-                <w:rPr>
-                  <w:rFonts w:ascii="Cambria Math" w:hAnsi="Cambria Math"/>
-                </w:rPr>
-                <m:t>c</m:t>
-              </m:r>
-            </m:sub>
-          </m:sSub>
-          <m:r>
-            <w:rPr>
-              <w:rFonts w:ascii="Cambria Math" w:hAnsi="Cambria Math"/>
-            </w:rPr>
-            <m:t xml:space="preserve"> DESC→</m:t>
-          </m:r>
-          <m:sSub>
-            <m:sSubPr>
-              <m:ctrlPr>
-                <w:rPr>
-                  <w:rFonts w:ascii="Cambria Math" w:hAnsi="Cambria Math"/>
-                  <w:i/>
-                </w:rPr>
-              </m:ctrlPr>
-            </m:sSubPr>
-            <m:e>
-              <m:r>
-                <w:rPr>
-                  <w:rFonts w:ascii="Cambria Math" w:hAnsi="Cambria Math"/>
-                </w:rPr>
-                <m:t>ID</m:t>
-              </m:r>
-            </m:e>
-            <m:sub>
-              <m:r>
-                <w:rPr>
-                  <w:rFonts w:ascii="Cambria Math" w:hAnsi="Cambria Math"/>
-                </w:rPr>
-                <m:t>(c)</m:t>
-              </m:r>
-            </m:sub>
-          </m:sSub>
-          <m:r>
-            <w:rPr>
-              <w:rFonts w:ascii="Cambria Math" w:hAnsi="Cambria Math"/>
-            </w:rPr>
-            <m:t xml:space="preserve"> DESC</m:t>
-          </m:r>
-        </m:oMath>
-      </m:oMathPara>
+      <m:oMath>
+        <m:r>
+          <w:rPr>
+            <w:rFonts w:ascii="Cambria Math" w:hAnsi="Cambria Math"/>
+          </w:rPr>
+          <w:lastRenderedPageBreak/>
+          <m:t xml:space="preserve">ORDER BY </m:t>
+        </m:r>
+        <m:sSub>
+          <m:sSubPr>
+            <m:ctrlPr>
+              <w:rPr>
+                <w:rFonts w:ascii="Cambria Math" w:hAnsi="Cambria Math"/>
+                <w:i/>
+              </w:rPr>
+            </m:ctrlPr>
+          </m:sSubPr>
+          <m:e>
+            <m:r>
+              <w:rPr>
+                <w:rFonts w:ascii="Cambria Math" w:hAnsi="Cambria Math"/>
+              </w:rPr>
+              <m:t>Score</m:t>
+            </m:r>
+          </m:e>
+          <m:sub>
+            <m:r>
+              <w:rPr>
+                <w:rFonts w:ascii="Cambria Math" w:hAnsi="Cambria Math"/>
+              </w:rPr>
+              <m:t>final</m:t>
+            </m:r>
+          </m:sub>
+        </m:sSub>
+        <m:d>
+          <m:dPr>
+            <m:ctrlPr>
+              <w:rPr>
+                <w:rFonts w:ascii="Cambria Math" w:hAnsi="Cambria Math"/>
+                <w:i/>
+              </w:rPr>
+            </m:ctrlPr>
+          </m:dPr>
+          <m:e>
+            <m:r>
+              <w:rPr>
+                <w:rFonts w:ascii="Cambria Math" w:hAnsi="Cambria Math"/>
+              </w:rPr>
+              <m:t>c</m:t>
+            </m:r>
+          </m:e>
+        </m:d>
+        <m:r>
+          <w:rPr>
+            <w:rFonts w:ascii="Cambria Math" w:hAnsi="Cambria Math"/>
+          </w:rPr>
+          <m:t xml:space="preserve"> DESC→ </m:t>
+        </m:r>
+        <m:sSub>
+          <m:sSubPr>
+            <m:ctrlPr>
+              <w:rPr>
+                <w:rFonts w:ascii="Cambria Math" w:hAnsi="Cambria Math"/>
+                <w:i/>
+              </w:rPr>
+            </m:ctrlPr>
+          </m:sSubPr>
+          <m:e>
+            <m:r>
+              <w:rPr>
+                <w:rFonts w:ascii="Cambria Math" w:hAnsi="Cambria Math"/>
+              </w:rPr>
+              <m:t>t</m:t>
+            </m:r>
+          </m:e>
+          <m:sub>
+            <m:r>
+              <w:rPr>
+                <w:rFonts w:ascii="Cambria Math" w:hAnsi="Cambria Math"/>
+              </w:rPr>
+              <m:t>c</m:t>
+            </m:r>
+          </m:sub>
+        </m:sSub>
+        <m:r>
+          <w:rPr>
+            <w:rFonts w:ascii="Cambria Math" w:hAnsi="Cambria Math"/>
+          </w:rPr>
+          <m:t xml:space="preserve"> DESC→</m:t>
+        </m:r>
+        <m:sSub>
+          <m:sSubPr>
+            <m:ctrlPr>
+              <w:rPr>
+                <w:rFonts w:ascii="Cambria Math" w:hAnsi="Cambria Math"/>
+                <w:i/>
+              </w:rPr>
+            </m:ctrlPr>
+          </m:sSubPr>
+          <m:e>
+            <m:r>
+              <w:rPr>
+                <w:rFonts w:ascii="Cambria Math" w:hAnsi="Cambria Math"/>
+              </w:rPr>
+              <m:t>ID</m:t>
+            </m:r>
+          </m:e>
+          <m:sub>
+            <m:r>
+              <w:rPr>
+                <w:rFonts w:ascii="Cambria Math" w:hAnsi="Cambria Math"/>
+              </w:rPr>
+              <m:t>(c)</m:t>
+            </m:r>
+          </m:sub>
+        </m:sSub>
+        <m:r>
+          <w:rPr>
+            <w:rFonts w:ascii="Cambria Math" w:hAnsi="Cambria Math"/>
+          </w:rPr>
+          <m:t xml:space="preserve"> DESC</m:t>
+        </m:r>
+      </m:oMath>
+      <w:r>
+        <w:t xml:space="preserve"> </w:t>
+      </w:r>
+      <m:oMath>
+        <m:r>
+          <w:rPr>
+            <w:rFonts w:ascii="Cambria Math" w:hAnsi="Cambria Math"/>
+          </w:rPr>
+          <m:t>(Persamaan 3.</m:t>
+        </m:r>
+        <m:r>
+          <w:rPr>
+            <w:rFonts w:ascii="Cambria Math" w:hAnsi="Cambria Math"/>
+          </w:rPr>
+          <m:t>4</m:t>
+        </m:r>
+        <m:r>
+          <w:rPr>
+            <w:rFonts w:ascii="Cambria Math" w:hAnsi="Cambria Math"/>
+          </w:rPr>
+          <m:t>)</m:t>
+        </m:r>
+      </m:oMath>
     </w:p>
     <w:p>
       <w:pPr>
         <w:spacing w:after="0" w:line="480" w:lineRule="auto"/>
-      </w:pPr>
-    </w:p>
-    <w:p>
-      <w:pPr>
-        <w:spacing w:after="0" w:line="480" w:lineRule="auto"/>
-      </w:pPr>
-    </w:p>
-    <w:p>
-      <w:pPr>
-        <w:spacing w:after="0" w:line="480" w:lineRule="auto"/>
+        <w:ind w:left="0" w:firstLine="0"/>
       </w:pPr>
     </w:p>
     <w:p>
@@ -21449,7 +23546,6 @@
           <w:sz w:val="24"/>
           <w:szCs w:val="22"/>
         </w:rPr>
-        <w:lastRenderedPageBreak/>
         <w:t>Hybrid Final Score</w:t>
       </w:r>
     </w:p>
@@ -21869,10 +23965,40 @@
                 <w:rPr>
                   <w:rFonts w:ascii="Cambria Math" w:hAnsi="Cambria Math"/>
                 </w:rPr>
+                <m:t xml:space="preserve"> </m:t>
+              </m:r>
+              <m:r>
+                <w:rPr>
+                  <w:rFonts w:ascii="Cambria Math" w:hAnsi="Cambria Math"/>
+                </w:rPr>
                 <m:t>K</m:t>
               </m:r>
             </m:den>
           </m:f>
+          <m:r>
+            <w:rPr>
+              <w:rFonts w:ascii="Cambria Math" w:hAnsi="Cambria Math"/>
+            </w:rPr>
+            <m:t xml:space="preserve"> </m:t>
+          </m:r>
+          <m:r>
+            <w:rPr>
+              <w:rFonts w:ascii="Cambria Math" w:hAnsi="Cambria Math"/>
+            </w:rPr>
+            <m:t>(Persamaan 3.</m:t>
+          </m:r>
+          <m:r>
+            <w:rPr>
+              <w:rFonts w:ascii="Cambria Math" w:hAnsi="Cambria Math"/>
+            </w:rPr>
+            <m:t>5</m:t>
+          </m:r>
+          <m:r>
+            <w:rPr>
+              <w:rFonts w:ascii="Cambria Math" w:hAnsi="Cambria Math"/>
+            </w:rPr>
+            <m:t>)</m:t>
+          </m:r>
         </m:oMath>
       </m:oMathPara>
     </w:p>
@@ -22074,13 +24200,7 @@
             <w:rPr>
               <w:rFonts w:ascii="Cambria Math" w:hAnsi="Cambria Math"/>
             </w:rPr>
-            <m:t>Recall</m:t>
-          </m:r>
-          <m:r>
-            <w:rPr>
-              <w:rFonts w:ascii="Cambria Math" w:hAnsi="Cambria Math"/>
-            </w:rPr>
-            <m:t xml:space="preserve">@K= </m:t>
+            <m:t xml:space="preserve">Recall@K= </m:t>
           </m:r>
           <m:f>
             <m:fPr>
@@ -22214,6 +24334,30 @@
               </m:r>
             </m:den>
           </m:f>
+          <m:r>
+            <w:rPr>
+              <w:rFonts w:ascii="Cambria Math" w:hAnsi="Cambria Math"/>
+            </w:rPr>
+            <m:t xml:space="preserve"> </m:t>
+          </m:r>
+          <m:r>
+            <w:rPr>
+              <w:rFonts w:ascii="Cambria Math" w:hAnsi="Cambria Math"/>
+            </w:rPr>
+            <m:t>(Persamaan 3.</m:t>
+          </m:r>
+          <m:r>
+            <w:rPr>
+              <w:rFonts w:ascii="Cambria Math" w:hAnsi="Cambria Math"/>
+            </w:rPr>
+            <m:t>6</m:t>
+          </m:r>
+          <m:r>
+            <w:rPr>
+              <w:rFonts w:ascii="Cambria Math" w:hAnsi="Cambria Math"/>
+            </w:rPr>
+            <m:t>)</m:t>
+          </m:r>
         </m:oMath>
       </m:oMathPara>
     </w:p>
@@ -22377,13 +24521,7 @@
         <w:rPr>
           <w:rStyle w:val="citation-371"/>
         </w:rPr>
-        <w:t xml:space="preserve"> top-K</w:t>
-      </w:r>
-      <w:r>
-        <w:rPr>
-          <w:rStyle w:val="citation-371"/>
-        </w:rPr>
-        <w:t>.</w:t>
+        <w:t xml:space="preserve"> top-K.</w:t>
       </w:r>
     </w:p>
     <w:p>
@@ -22867,32 +25005,20 @@
               <m:nor/>
             </m:rPr>
             <w:rPr>
-              <w:i/>
+              <w:iCs/>
               <w:color w:val="000000" w:themeColor="text1"/>
             </w:rPr>
-            <m:t>(</m:t>
+            <m:t>(Persamaan </m:t>
           </m:r>
-          <w:proofErr w:type="spellStart"/>
           <m:r>
             <m:rPr>
               <m:nor/>
             </m:rPr>
             <w:rPr>
-              <w:i/>
+              <w:iCs/>
               <w:color w:val="000000" w:themeColor="text1"/>
             </w:rPr>
-            <m:t>Persamaan</m:t>
-          </m:r>
-          <w:proofErr w:type="spellEnd"/>
-          <m:r>
-            <m:rPr>
-              <m:nor/>
-            </m:rPr>
-            <w:rPr>
-              <w:i/>
-              <w:color w:val="000000" w:themeColor="text1"/>
-            </w:rPr>
-            <m:t> 3.11</m:t>
+            <m:t>3.7</m:t>
           </m:r>
           <m:r>
             <m:rPr>
@@ -22921,6 +25047,7 @@
         </w:rPr>
       </w:pPr>
       <w:r>
+        <w:lastRenderedPageBreak/>
         <w:t>IDCG@K</w:t>
       </w:r>
       <w:r>
@@ -22980,7 +25107,6 @@
               <w:rFonts w:ascii="Cambria Math" w:hAnsi="Cambria Math"/>
               <w:color w:val="000000" w:themeColor="text1"/>
             </w:rPr>
-            <w:lastRenderedPageBreak/>
             <m:t>IDCG@K=</m:t>
           </m:r>
           <m:nary>
@@ -23177,8 +25303,6 @@
               <m:nor/>
             </m:rPr>
             <w:rPr>
-              <w:i/>
-              <w:iCs/>
               <w:color w:val="000000" w:themeColor="text1"/>
             </w:rPr>
             <m:t>(</m:t>
@@ -23189,8 +25313,6 @@
               <m:nor/>
             </m:rPr>
             <w:rPr>
-              <w:i/>
-              <w:iCs/>
               <w:color w:val="000000" w:themeColor="text1"/>
             </w:rPr>
             <m:t>Persamaan</m:t>
@@ -23201,19 +25323,24 @@
               <m:nor/>
             </m:rPr>
             <w:rPr>
-              <w:i/>
-              <w:iCs/>
               <w:color w:val="000000" w:themeColor="text1"/>
             </w:rPr>
-            <m:t> 3.12</m:t>
+            <m:t> </m:t>
           </m:r>
           <m:r>
             <m:rPr>
               <m:nor/>
             </m:rPr>
             <w:rPr>
-              <w:i/>
-              <w:iCs/>
+              <w:color w:val="000000" w:themeColor="text1"/>
+            </w:rPr>
+            <m:t>3.8</m:t>
+          </m:r>
+          <m:r>
+            <m:rPr>
+              <m:nor/>
+            </m:rPr>
+            <w:rPr>
               <w:color w:val="000000" w:themeColor="text1"/>
             </w:rPr>
             <m:t>)</m:t>
@@ -23370,7 +25497,16 @@
             <w:rPr>
               <w:color w:val="000000" w:themeColor="text1"/>
             </w:rPr>
-            <m:t> 3.13</m:t>
+            <m:t> 3.</m:t>
+          </m:r>
+          <m:r>
+            <m:rPr>
+              <m:nor/>
+            </m:rPr>
+            <w:rPr>
+              <w:color w:val="000000" w:themeColor="text1"/>
+            </w:rPr>
+            <m:t>9</m:t>
           </m:r>
           <m:r>
             <m:rPr>
@@ -24039,7 +26175,6 @@
           </m:sSub>
           <m:r>
             <w:rPr>
-              <w:i/>
               <w:color w:val="000000" w:themeColor="text1"/>
             </w:rPr>
             <w:br/>
@@ -24352,19 +26487,7 @@
         <w:rPr>
           <w:color w:val="000000" w:themeColor="text1"/>
         </w:rPr>
-        <w:t>.</w:t>
-      </w:r>
-      <w:r>
-        <w:rPr>
-          <w:color w:val="000000" w:themeColor="text1"/>
-        </w:rPr>
-        <w:t xml:space="preserve"> </w:t>
-      </w:r>
-      <w:r>
-        <w:rPr>
-          <w:color w:val="000000" w:themeColor="text1"/>
-        </w:rPr>
-        <w:t xml:space="preserve">Karena </w:t>
+        <w:t xml:space="preserve">. Karena </w:t>
       </w:r>
       <w:proofErr w:type="spellStart"/>
       <w:r>
@@ -24490,19 +26613,7 @@
         <w:rPr>
           <w:color w:val="000000" w:themeColor="text1"/>
         </w:rPr>
-        <w:t xml:space="preserve"> t-test [</w:t>
-      </w:r>
-      <w:r>
-        <w:rPr>
-          <w:color w:val="000000" w:themeColor="text1"/>
-        </w:rPr>
-        <w:t>13</w:t>
-      </w:r>
-      <w:r>
-        <w:rPr>
-          <w:color w:val="000000" w:themeColor="text1"/>
-        </w:rPr>
-        <w:t xml:space="preserve">]. </w:t>
+        <w:t xml:space="preserve"> t-test [13]. </w:t>
       </w:r>
       <w:proofErr w:type="spellStart"/>
       <w:r>
@@ -24531,49 +26642,7 @@
         <w:rPr>
           <w:color w:val="000000" w:themeColor="text1"/>
         </w:rPr>
-        <w:t xml:space="preserve"> </w:t>
-      </w:r>
-      <w:proofErr w:type="spellStart"/>
-      <w:r>
-        <w:rPr>
-          <w:color w:val="000000" w:themeColor="text1"/>
-        </w:rPr>
-        <w:t>dihitung</w:t>
-      </w:r>
-      <w:proofErr w:type="spellEnd"/>
-      <w:r>
-        <w:rPr>
-          <w:color w:val="000000" w:themeColor="text1"/>
-        </w:rPr>
-        <w:t xml:space="preserve"> </w:t>
-      </w:r>
-      <w:proofErr w:type="spellStart"/>
-      <w:r>
-        <w:rPr>
-          <w:color w:val="000000" w:themeColor="text1"/>
-        </w:rPr>
-        <w:t>dengan</w:t>
-      </w:r>
-      <w:proofErr w:type="spellEnd"/>
-      <w:r>
-        <w:rPr>
-          <w:color w:val="000000" w:themeColor="text1"/>
-        </w:rPr>
-        <w:t xml:space="preserve"> </w:t>
-      </w:r>
-      <w:proofErr w:type="spellStart"/>
-      <w:r>
-        <w:rPr>
-          <w:color w:val="000000" w:themeColor="text1"/>
-        </w:rPr>
-        <w:t>persamaan</w:t>
-      </w:r>
-      <w:proofErr w:type="spellEnd"/>
-      <w:r>
-        <w:rPr>
-          <w:color w:val="000000" w:themeColor="text1"/>
-        </w:rPr>
-        <w:t>:</w:t>
+        <w:t xml:space="preserve"> dihitung dengan persamaan:</w:t>
       </w:r>
     </w:p>
     <w:p>
@@ -24702,9 +26771,8 @@
             <w:rPr>
               <w:color w:val="000000" w:themeColor="text1"/>
             </w:rPr>
-            <m:t>(</m:t>
+            <m:t>(Persamaan 3.1</m:t>
           </m:r>
-          <w:proofErr w:type="spellStart"/>
           <m:r>
             <m:rPr>
               <m:nor/>
@@ -24712,17 +26780,7 @@
             <w:rPr>
               <w:color w:val="000000" w:themeColor="text1"/>
             </w:rPr>
-            <m:t>Persamaan</m:t>
-          </m:r>
-          <w:proofErr w:type="spellEnd"/>
-          <m:r>
-            <m:rPr>
-              <m:nor/>
-            </m:rPr>
-            <w:rPr>
-              <w:color w:val="000000" w:themeColor="text1"/>
-            </w:rPr>
-            <m:t> 3.14</m:t>
+            <m:t>0</m:t>
           </m:r>
           <m:r>
             <m:rPr>
@@ -25005,7 +27063,6 @@
                     </m:sSub>
                   </m:e>
                   <m:e>
-                    <w:proofErr w:type="spellStart"/>
                     <m:r>
                       <m:rPr>
                         <m:nor/>
@@ -25013,17 +27070,7 @@
                       <w:rPr>
                         <w:color w:val="000000" w:themeColor="text1"/>
                       </w:rPr>
-                      <m:t>apabila</m:t>
-                    </m:r>
-                    <w:proofErr w:type="spellEnd"/>
-                    <m:r>
-                      <m:rPr>
-                        <m:nor/>
-                      </m:rPr>
-                      <w:rPr>
-                        <w:color w:val="000000" w:themeColor="text1"/>
-                      </w:rPr>
-                      <m:t> </m:t>
+                      <m:t>apabila </m:t>
                     </m:r>
                     <m:r>
                       <w:rPr>
@@ -25091,7 +27138,6 @@
                     </m:sSub>
                   </m:e>
                   <m:e>
-                    <w:proofErr w:type="spellStart"/>
                     <m:r>
                       <m:rPr>
                         <m:nor/>
@@ -25099,17 +27145,7 @@
                       <w:rPr>
                         <w:color w:val="000000" w:themeColor="text1"/>
                       </w:rPr>
-                      <m:t>apabila</m:t>
-                    </m:r>
-                    <w:proofErr w:type="spellEnd"/>
-                    <m:r>
-                      <m:rPr>
-                        <m:nor/>
-                      </m:rPr>
-                      <w:rPr>
-                        <w:color w:val="000000" w:themeColor="text1"/>
-                      </w:rPr>
-                      <m:t> </m:t>
+                      <m:t>apabila </m:t>
                     </m:r>
                     <m:r>
                       <w:rPr>
